--- a/copilot-guide/Copilot-Playbooks.docx
+++ b/copilot-guide/Copilot-Playbooks.docx
@@ -157,7 +157,30 @@
         <w:t xml:space="preserve">Unknown is the default:</w:t>
       </w:r>
       <w:r>
-        <w:t xml:space="preserve"> silence in a contract is never permission. Never say a use of data is allowed unless the register shows Granted or Conditional and Legal confirmed is Yes.</w:t>
+        <w:t xml:space="preserve"> silence in a contract is never permission. Never say a use of data is allowed unless the register shows Granted or Conditional and Legal confirmed is Yes. You may still price an unconfirmed right as a strategy: label it Provisional and say it is not cleared to quote.</w:t>
+      </w:r>
+    </w:p>
+    <w:p>
+      <w:pPr>
+        <w:pStyle w:val="ListParagraph"/>
+        <w:numPr>
+          <w:ilvl w:val="0"/>
+          <w:numId w:val="3"/>
+        </w:numPr>
+        <w:spacing w:after="60"/>
+      </w:pPr>
+      <w:r>
+        <w:t xml:space="preserve"/>
+      </w:r>
+      <w:r>
+        <w:rPr>
+          <w:b/>
+          <w:bCs/>
+        </w:rPr>
+        <w:t xml:space="preserve">Rights apply only to data:</w:t>
+      </w:r>
+      <w:r>
+        <w:t xml:space="preserve"> software, services and API access with no third-party content do not need the rights register.</w:t>
       </w:r>
     </w:p>
     <w:p>
@@ -573,7 +596,7 @@
                 <w:sz w:val="20"/>
                 <w:szCs w:val="20"/>
               </w:rPr>
-              <w:t xml:space="preserve">Eligible to sell</w:t>
+              <w:t xml:space="preserve">Rights basis</w:t>
             </w:r>
           </w:p>
         </w:tc>
@@ -601,7 +624,7 @@
                 <w:sz w:val="20"/>
                 <w:szCs w:val="20"/>
               </w:rPr>
-              <w:t xml:space="preserve">Granted or Conditional, and legal_confirmed = Yes. Everything else is not for sale.</w:t>
+              <w:t xml:space="preserve">Confirmed: Granted or Conditional, and legal_confirmed = Yes. Provisional: anything else, including Unknown and not yet in the register. Contradicted: the evidence says Prohibited but Legal has not confirmed. Blocked: Legal confirmed Prohibited. Confirmed is cleared to quote. Provisional and Contradicted may be priced as a strategy but are not cleared to quote. Blocked is not priced.</w:t>
             </w:r>
           </w:p>
         </w:tc>
@@ -955,7 +978,7 @@
         <w:t xml:space="preserve">Purpose:</w:t>
       </w:r>
       <w:r>
-        <w:t xml:space="preserve"> work out what to charge for a data product, with a floor, a value cap and a recommended price, before building a price book.</w:t>
+        <w:t xml:space="preserve"> work out what to charge for a product or data licence, with a floor, a value cap and a recommended price, before building a price book.</w:t>
       </w:r>
     </w:p>
     <w:p>
@@ -973,7 +996,7 @@
         <w:t xml:space="preserve">Attach:</w:t>
       </w:r>
       <w:r>
-        <w:t xml:space="preserve"> cost inputs, customer segments with value estimates and their source, market comparables with a comparability score from 0 to 1, willingness-to-pay points if any, and the list of eligible use rights from the register.</w:t>
+        <w:t xml:space="preserve"> cost inputs, customer segments with value estimates and their source, market comparables with a comparability score from 0 to 1, willingness-to-pay points if any, and, for data products, which use rights are confirmed by Legal (the rest are Provisional).</w:t>
       </w:r>
     </w:p>
     <w:p>
@@ -1208,7 +1231,7 @@
         <w:t xml:space="preserve">Extra use rights:</w:t>
       </w:r>
       <w:r>
-        <w:t xml:space="preserve"> price of a right = base price + capture share × extra value per unit + extra cost per unit ÷ (1 − royalty share − margin floor). Price only rights that are eligible; list the rest as blocked.</w:t>
+        <w:t xml:space="preserve"> price of a right = base price + capture share × extra value per unit + extra cost per unit ÷ (1 − royalty share − margin floor). Price confirmed rights. Price unconfirmed rights too, labeled Provisional. Do not price a right Legal has confirmed as Prohibited.</w:t>
       </w:r>
     </w:p>
     <w:p>
@@ -1285,7 +1308,7 @@
         <w:t xml:space="preserve">Output order:</w:t>
       </w:r>
       <w:r>
-        <w:t xml:space="preserve"> headline price and confidence, corridor table, segments, use-right ladder with blocked rights, sensitivity table, flags and next evidence, pilot plan with a decision rule, inputs and assumptions.</w:t>
+        <w:t xml:space="preserve"> headline price and confidence, corridor table, segments, use-right ladder with the rights basis of each step, sensitivity table, flags and next evidence, pilot plan with a decision rule, inputs and assumptions.</w:t>
       </w:r>
     </w:p>
     <w:p>
@@ -1332,7 +1355,7 @@
         <w:spacing w:after="60"/>
       </w:pPr>
       <w:r>
-        <w:t xml:space="preserve">No right is priced unless the register lists it as eligible.</w:t>
+        <w:t xml:space="preserve">Every right not confirmed by Legal is labeled Provisional. Nothing is priced for a right Legal has confirmed as Prohibited.</w:t>
       </w:r>
     </w:p>
     <w:p>
@@ -1378,7 +1401,7 @@
           <w:sz w:val="19"/>
           <w:szCs w:val="19"/>
         </w:rPr>
-        <w:t xml:space="preserve">Follow Playbook 2: Price setting. Product: [name]. Inputs: [file]. Eligible use rights from the register: [list or file]. Build one table with: cost floor, value-based price and cap per segment, market reference, WTP median (only with 5 or more points), blended realized price, and list price at [15] percent discount. Write each formula in words and show the inputs next to each result. If the floor is above the cap, say there is no viable price and list options. Price extra use rights only if they are eligible. End with confidence (high, medium, low), the weakest input, and the evidence to collect next.</w:t>
+        <w:t xml:space="preserve">Follow Playbook 2: Price setting. Product: [name]. Inputs: [file]. Rights confirmed by Legal: [list, or "none yet"]. Build one table with: cost floor, value-based price and cap per segment, market reference, WTP median (only with 5 or more points), blended realized price, and list price at [15] percent discount. Write each formula in words and show the inputs next to each result. If the floor is above the cap, say there is no viable price and list options. Price extra use rights too: label any not confirmed by Legal as Provisional, and do not price a right Legal has confirmed as Prohibited. End with confidence (high, medium, low), the weakest input, and the evidence to collect next.</w:t>
       </w:r>
     </w:p>
     <w:p>
@@ -1404,7 +1427,7 @@
         <w:t xml:space="preserve">Purpose:</w:t>
       </w:r>
       <w:r>
-        <w:t xml:space="preserve"> turn prices into a controlled price book where every line is tied to a dataset and an eligible use right.</w:t>
+        <w:t xml:space="preserve"> turn prices into a controlled price book for any product. Data lines are tied to a dataset and a use right and carry a rights basis.</w:t>
       </w:r>
     </w:p>
     <w:p>
@@ -1422,7 +1445,7 @@
         <w:t xml:space="preserve">Attach:</w:t>
       </w:r>
       <w:r>
-        <w:t xml:space="preserve"> the corridor results from Playbook 2, the register export of eligible rights, existing prices and past deals.</w:t>
+        <w:t xml:space="preserve"> the corridor results from Playbook 2, the register export if there is one, existing prices and past deals.</w:t>
       </w:r>
     </w:p>
     <w:p>
@@ -1443,7 +1466,7 @@
         <w:spacing w:after="60"/>
       </w:pPr>
       <w:r>
-        <w:t xml:space="preserve">Scope: list priceable rights (Granted or Conditional, Legal confirmed) and blocked rights, with the question blocking each.</w:t>
+        <w:t xml:space="preserve">Scope: for data lines, label each right Confirmed, Provisional, Contradicted or Blocked, with the open question behind each Provisional one. Price Confirmed and Provisional lines. Do not price Blocked lines.</w:t>
       </w:r>
     </w:p>
     <w:p>
@@ -1508,7 +1531,7 @@
         <w:spacing w:after="60"/>
       </w:pPr>
       <w:r>
-        <w:t xml:space="preserve">Write the table with columns: line_id, dataset_id, use_right, delivery, unit, tier_min, tier_max, list_price, floor_price, currency, term_months, tier_model, status, version. Leave tier_max blank for the last tier. Status is Draft or Proposed; only the Pricing Council sets Approved.</w:t>
+        <w:t xml:space="preserve">Write the table with columns: line_id, product_id, product_type, dataset_id (data lines only), use_right (data lines only), delivery, unit, tier_min, tier_max, list_price, floor_price, currency, term_months, tier_model, status, version. Leave tier_max blank for the last tier. Status is Existing, Draft or Proposed; only the Pricing Council sets Approved.</w:t>
       </w:r>
     </w:p>
     <w:p>
@@ -1639,7 +1662,7 @@
                 <w:sz w:val="20"/>
                 <w:szCs w:val="20"/>
               </w:rPr>
-              <w:t xml:space="preserve">Register linkage</w:t>
+              <w:t xml:space="preserve">Rights basis</w:t>
             </w:r>
           </w:p>
         </w:tc>
@@ -1667,7 +1690,7 @@
                 <w:sz w:val="20"/>
                 <w:szCs w:val="20"/>
               </w:rPr>
-              <w:t xml:space="preserve">Every line has a dataset_id and use_right that exist in the register as Granted or Conditional with Legal confirmed.</w:t>
+              <w:t xml:space="preserve">Every data line has a rights basis. For a strategy review, Provisional lines pass with a flag. Before the price book goes out for quoting, every data line must be Confirmed. No line is Blocked.</w:t>
             </w:r>
           </w:p>
         </w:tc>
@@ -1998,7 +2021,7 @@
         <w:t xml:space="preserve">Output order:</w:t>
       </w:r>
       <w:r>
-        <w:t xml:space="preserve"> headline, price book table, rationale per line, ladder logic, blocked list with owners, check results, Council decision list, inputs and assumptions.</w:t>
+        <w:t xml:space="preserve"> headline, price book table, rationale per line, ladder logic, rights basis by line with owners for open questions, check results, Council decision list, inputs and assumptions.</w:t>
       </w:r>
     </w:p>
     <w:p>
@@ -2031,7 +2054,7 @@
           <w:sz w:val="19"/>
           <w:szCs w:val="19"/>
         </w:rPr>
-        <w:t xml:space="preserve">Follow Playbook 3: Price book. Priceable rights: [register export, only Granted or Conditional with Legal confirmed]. Corridor results: [file]. Produce the price book table with columns line_id, dataset_id, use_right, delivery, unit, tier_min, tier_max, list_price, floor_price, currency, term_months, tier_model, status (Draft), version. Then run every manual check in the playbook and report pass or fail for each line with the numbers. List blocked rights with the question that blocks each.</w:t>
+        <w:t xml:space="preserve">Follow Playbook 3: Price book. Rights register export: [file, or "none yet"]. Corridor results: [file]. Produce the price book table with columns line_id, product_id, product_type, dataset_id (data lines only), use_right (data lines only), delivery, unit, tier_min, tier_max, list_price, floor_price, currency, term_months, tier_model, status (Draft), version. Then run every manual check in the playbook and report pass or fail for each line with the numbers. Label the rights basis of each data line (Confirmed, Provisional, Contradicted, Blocked) and list the open question behind each Provisional one.</w:t>
       </w:r>
     </w:p>
     <w:p>
@@ -2057,7 +2080,7 @@
         <w:t xml:space="preserve">Purpose:</w:t>
       </w:r>
       <w:r>
-        <w:t xml:space="preserve"> decide what is being licensed, whether the desk is allowed to license it, and what to charge. The price is proposed; Legal confirms the rights before any quote.</w:t>
+        <w:t xml:space="preserve"> decide what is being licensed, whether the rights are confirmed, and what to charge. The price is proposed and may be provisional; Legal confirms the rights before any quote goes to the customer.</w:t>
       </w:r>
     </w:p>
     <w:p>
@@ -2122,7 +2145,7 @@
         <w:spacing w:after="60"/>
       </w:pPr>
       <w:r>
-        <w:t xml:space="preserve">Check each right against the register: allowed, allowed with conditions, not allowed, unknown. Include the register reference.</w:t>
+        <w:t xml:space="preserve">Check each right against the register: Confirmed, Provisional (unknown or unconfirmed), Contradicted or Blocked. Include the register reference.</w:t>
       </w:r>
     </w:p>
     <w:p>
@@ -2148,7 +2171,7 @@
         <w:spacing w:after="60"/>
       </w:pPr>
       <w:r>
-        <w:t xml:space="preserve">Only then price from the price book: base subscription, volume tier, use-right uplift, term discount, approved exception band. Show the waterfall. If no rule fits, give a range labeled as a proposal.</w:t>
+        <w:t xml:space="preserve">Then price from the price book: base subscription, volume tier, use-right uplift, term discount, approved exception band. Show the waterfall. Label the price Provisional if any right is not Confirmed. If no rule fits, give a range labeled as a proposal.</w:t>
       </w:r>
     </w:p>
     <w:p>
@@ -2192,7 +2215,7 @@
         <w:t xml:space="preserve">Output order:</w:t>
       </w:r>
       <w:r>
-        <w:t xml:space="preserve"> recommendation (quote, quote with conditions, escalate, decline) and tier, request table, use-right classification, rights check, price and waterfall or the reason none is given, conditions to request from Legal, escalation note, inputs and assumptions.</w:t>
+        <w:t xml:space="preserve"> recommendation (quote, quote with conditions, provisional price while Legal confirms, decline), whether it is cleared to quote, and tier, request table, use-right classification, rights check, price and waterfall with the rights basis of each line, conditions to request from Legal, escalation note, inputs and assumptions.</w:t>
       </w:r>
     </w:p>
     <w:p>
@@ -2213,7 +2236,20 @@
         <w:spacing w:after="60"/>
       </w:pPr>
       <w:r>
-        <w:t xml:space="preserve">If the register is silent, the answer is "rights unknown, escalate", not a price.</w:t>
+        <w:t xml:space="preserve">If the register is silent, the answer is a Provisional price and "rights unknown, escalate", never "allowed".</w:t>
+      </w:r>
+    </w:p>
+    <w:p>
+      <w:pPr>
+        <w:pStyle w:val="ListParagraph"/>
+        <w:numPr>
+          <w:ilvl w:val="0"/>
+          <w:numId w:val="3"/>
+        </w:numPr>
+        <w:spacing w:after="60"/>
+      </w:pPr>
+      <w:r>
+        <w:t xml:space="preserve">The recommendation says whether the price is cleared to quote.</w:t>
       </w:r>
     </w:p>
     <w:p>
@@ -2259,7 +2295,7 @@
           <w:sz w:val="19"/>
           <w:szCs w:val="19"/>
         </w:rPr>
-        <w:t xml:space="preserve">Follow Playbook 4: Data licence pricing. Request: [file or pasted text]. Register export: [file]. Price book: [file]. Restate the request, classify each intended use as a use right quoting the customer's words, check each against the register (allowed, allowed with conditions, not allowed, unknown), and only then price from the price book with the waterfall. If any right is unknown, do not price it: write the Legal escalation note instead. Recommend the approval tier and name the rule.</w:t>
+        <w:t xml:space="preserve">Follow Playbook 4: Data licence pricing. Request: [file or pasted text]. Register export: [file]. Price book: [file]. Restate the request, classify each intended use as a use right quoting the customer's words, check each against the register (allowed, allowed with conditions, not allowed, unknown), and only then price from the price book with the waterfall. If any right is unknown, price it as Provisional, say it is not cleared to quote, and write the Legal escalation note. Recommend the approval tier and name the rule.</w:t>
       </w:r>
     </w:p>
     <w:p>
@@ -3715,7 +3751,7 @@
         <w:t xml:space="preserve">Output:</w:t>
       </w:r>
       <w:r>
-        <w:t xml:space="preserve"> a table with one row per use right: the result of each step, the final status, and the reason. Anything not confirmed is Unknown. Most to least restrictive: Prohibited, Unknown, Conditional, Granted. Eligible means Granted or Conditional.</w:t>
+        <w:t xml:space="preserve"> a table with one row per use right: the result of each step, the final status, and the reason. Anything not confirmed is Unknown. Most to least restrictive: Prohibited, Unknown, Conditional, Granted. Confirmed means Granted or Conditional with Legal confirmed.</w:t>
       </w:r>
     </w:p>
     <w:p>
@@ -3803,6 +3839,260 @@
         <w:pStyle w:val="Heading1"/>
       </w:pPr>
       <w:r>
+        <w:t xml:space="preserve">Playbook 11: Import an existing price book</w:t>
+      </w:r>
+    </w:p>
+    <w:p>
+      <w:pPr>
+        <w:spacing w:after="120"/>
+      </w:pPr>
+      <w:r>
+        <w:t xml:space="preserve"/>
+      </w:r>
+      <w:r>
+        <w:rPr>
+          <w:b/>
+          <w:bCs/>
+        </w:rPr>
+        <w:t xml:space="preserve">Purpose:</w:t>
+      </w:r>
+      <w:r>
+        <w:t xml:space="preserve"> start from the price book the business already uses. Bring it into the standard format, check it, and rank the data products by what their open rights questions put at risk. Do not wait for the register or for Legal.</w:t>
+      </w:r>
+    </w:p>
+    <w:p>
+      <w:pPr>
+        <w:spacing w:after="120"/>
+      </w:pPr>
+      <w:r>
+        <w:t xml:space="preserve"/>
+      </w:r>
+      <w:r>
+        <w:rPr>
+          <w:b/>
+          <w:bCs/>
+        </w:rPr>
+        <w:t xml:space="preserve">Attach:</w:t>
+      </w:r>
+      <w:r>
+        <w:t xml:space="preserve"> the price book as Excel or CSV (one sheet), and revenue and customer counts per product if you have them. For a big price book, ask someone to run the import script instead (see the repo), and use this playbook to review the result.</w:t>
+      </w:r>
+    </w:p>
+    <w:p>
+      <w:pPr>
+        <w:pStyle w:val="Heading2"/>
+      </w:pPr>
+      <w:r>
+        <w:t xml:space="preserve">Steps</w:t>
+      </w:r>
+    </w:p>
+    <w:p>
+      <w:pPr>
+        <w:pStyle w:val="ListParagraph"/>
+        <w:numPr>
+          <w:ilvl w:val="0"/>
+          <w:numId w:val="15"/>
+        </w:numPr>
+        <w:spacing w:after="60"/>
+      </w:pPr>
+      <w:r>
+        <w:t xml:space="preserve">Map the columns: product, category, unit, volume band, list price, floor price, term, revenue, customers. Show the mapping and ask for corrections.</w:t>
+      </w:r>
+    </w:p>
+    <w:p>
+      <w:pPr>
+        <w:pStyle w:val="ListParagraph"/>
+        <w:numPr>
+          <w:ilvl w:val="0"/>
+          <w:numId w:val="15"/>
+        </w:numPr>
+        <w:spacing w:after="60"/>
+      </w:pPr>
+      <w:r>
+        <w:t xml:space="preserve">Set product_type for each product: data_license, api_access, software, service or other. Give the words that led to each, and mark any guess as low confidence.</w:t>
+      </w:r>
+    </w:p>
+    <w:p>
+      <w:pPr>
+        <w:pStyle w:val="ListParagraph"/>
+        <w:numPr>
+          <w:ilvl w:val="0"/>
+          <w:numId w:val="15"/>
+        </w:numPr>
+        <w:spacing w:after="60"/>
+      </w:pPr>
+      <w:r>
+        <w:t xml:space="preserve">Write one row per tier with the standard columns (see Playbook 3). Prices written as "$1,200" become numbers. Bands such as "0 - 1M" and "1M - 10M" become tier_min and tier_max, with the higher tier starting one unit above the boundary. Status is Existing.</w:t>
+      </w:r>
+    </w:p>
+    <w:p>
+      <w:pPr>
+        <w:pStyle w:val="ListParagraph"/>
+        <w:numPr>
+          <w:ilvl w:val="0"/>
+          <w:numId w:val="15"/>
+        </w:numPr>
+        <w:spacing w:after="60"/>
+      </w:pPr>
+      <w:r>
+        <w:t xml:space="preserve">Never invent a price, a floor, a term or a use right. Leave it blank and list it under Missing. Say which tier model you assumed (all_units unless told otherwise).</w:t>
+      </w:r>
+    </w:p>
+    <w:p>
+      <w:pPr>
+        <w:pStyle w:val="ListParagraph"/>
+        <w:numPr>
+          <w:ilvl w:val="0"/>
+          <w:numId w:val="15"/>
+        </w:numPr>
+        <w:spacing w:after="60"/>
+      </w:pPr>
+      <w:r>
+        <w:t xml:space="preserve">Mark rights relevance: data_license = Required. api_access = Possible (do responses carry supplier or third-party content? ask). Software and services = None.</w:t>
+      </w:r>
+    </w:p>
+    <w:p>
+      <w:pPr>
+        <w:pStyle w:val="ListParagraph"/>
+        <w:numPr>
+          <w:ilvl w:val="0"/>
+          <w:numId w:val="15"/>
+        </w:numPr>
+        <w:spacing w:after="60"/>
+      </w:pPr>
+      <w:r>
+        <w:t xml:space="preserve">Run the manual checks from Playbook 3 (floor and list, tier overlaps and gaps, unit price and volume, volume cliffs). Report them as findings about the existing price book.</w:t>
+      </w:r>
+    </w:p>
+    <w:p>
+      <w:pPr>
+        <w:pStyle w:val="ListParagraph"/>
+        <w:numPr>
+          <w:ilvl w:val="0"/>
+          <w:numId w:val="15"/>
+        </w:numPr>
+        <w:spacing w:after="60"/>
+      </w:pPr>
+      <w:r>
+        <w:t xml:space="preserve">List the data products and the possible-data API products, with annual revenue, customers and the use rights the price book states. Rank by annual revenue, putting resale, redistribution, derivative and AI rights ahead of internal use when revenue is similar. This is the proposed order for rights intake.</w:t>
+      </w:r>
+    </w:p>
+    <w:p>
+      <w:pPr>
+        <w:spacing w:after="120"/>
+      </w:pPr>
+      <w:r>
+        <w:t xml:space="preserve"/>
+      </w:r>
+      <w:r>
+        <w:rPr>
+          <w:b/>
+          <w:bCs/>
+        </w:rPr>
+        <w:t xml:space="preserve">Output order:</w:t>
+      </w:r>
+      <w:r>
+        <w:t xml:space="preserve"> headline (lines imported, products by type, revenue on lines that need a rights check), the mapping, the standard table, product types with low-confidence guesses, check results, intake priority table, decisions needed, inputs and assumptions, missing.</w:t>
+      </w:r>
+    </w:p>
+    <w:p>
+      <w:pPr>
+        <w:pStyle w:val="Heading2"/>
+      </w:pPr>
+      <w:r>
+        <w:t xml:space="preserve">Check before you use it</w:t>
+      </w:r>
+    </w:p>
+    <w:p>
+      <w:pPr>
+        <w:pStyle w:val="ListParagraph"/>
+        <w:numPr>
+          <w:ilvl w:val="0"/>
+          <w:numId w:val="3"/>
+        </w:numPr>
+        <w:spacing w:after="60"/>
+      </w:pPr>
+      <w:r>
+        <w:t xml:space="preserve">Row counts and total revenue match the source file.</w:t>
+      </w:r>
+    </w:p>
+    <w:p>
+      <w:pPr>
+        <w:pStyle w:val="ListParagraph"/>
+        <w:numPr>
+          <w:ilvl w:val="0"/>
+          <w:numId w:val="3"/>
+        </w:numPr>
+        <w:spacing w:after="60"/>
+      </w:pPr>
+      <w:r>
+        <w:t xml:space="preserve">Nothing was invented: every blank in the source is still blank, and listed.</w:t>
+      </w:r>
+    </w:p>
+    <w:p>
+      <w:pPr>
+        <w:pStyle w:val="ListParagraph"/>
+        <w:numPr>
+          <w:ilvl w:val="0"/>
+          <w:numId w:val="3"/>
+        </w:numPr>
+        <w:spacing w:after="60"/>
+      </w:pPr>
+      <w:r>
+        <w:t xml:space="preserve">Product types are confirmed by someone who knows the products.</w:t>
+      </w:r>
+    </w:p>
+    <w:p>
+      <w:pPr>
+        <w:pStyle w:val="ListParagraph"/>
+        <w:numPr>
+          <w:ilvl w:val="0"/>
+          <w:numId w:val="3"/>
+        </w:numPr>
+        <w:spacing w:after="60"/>
+      </w:pPr>
+      <w:r>
+        <w:t xml:space="preserve">Nothing is marked Approved and no Legal column is filled in.</w:t>
+      </w:r>
+    </w:p>
+    <w:p>
+      <w:pPr>
+        <w:spacing w:after="40" w:before="60"/>
+      </w:pPr>
+      <w:r>
+        <w:rPr>
+          <w:b/>
+          <w:bCs/>
+          <w:color w:val="1F4E79"/>
+          <w:sz w:val="20"/>
+          <w:szCs w:val="20"/>
+        </w:rPr>
+        <w:t xml:space="preserve">Prompt to copy</w:t>
+      </w:r>
+    </w:p>
+    <w:p>
+      <w:pPr>
+        <w:pBdr>
+          <w:left w:val="single" w:color="1F4E79" w:sz="18" w:space="8"/>
+        </w:pBdr>
+        <w:shd w:fill="F2F2F2" w:color="auto" w:val="clear"/>
+        <w:spacing w:after="160"/>
+        <w:ind w:left="200"/>
+      </w:pPr>
+      <w:r>
+        <w:rPr>
+          <w:rFonts w:ascii="Consolas" w:cs="Consolas" w:eastAsia="Consolas" w:hAnsi="Consolas"/>
+          <w:sz w:val="19"/>
+          <w:szCs w:val="19"/>
+        </w:rPr>
+        <w:t xml:space="preserve">Follow Playbook 11: Import an existing price book. File: [price book file]. Sheet: [name or "first"]. Do not wait for the register or Legal. Map the columns (product, unit, volume band, list price, floor price, term, revenue, customers). Set product_type for each line (data_license, api_access, software, service, other) and give the words behind it. Output the Playbook 3 columns with status Existing, and use_right only if clearly stated. Never invent a price, floor or term: leave it blank and list it. Run the checks, then rank data products by annual revenue as the rights intake order.</w:t>
+      </w:r>
+    </w:p>
+    <w:p>
+      <w:pPr>
+        <w:pStyle w:val="Heading1"/>
+      </w:pPr>
+      <w:r>
         <w:t xml:space="preserve">Calculations Copilot should not do alone</w:t>
       </w:r>
     </w:p>
@@ -3830,6 +4120,19 @@
       </w:pPr>
       <w:r>
         <w:t xml:space="preserve">Effective rights and coverage across many parties (use the resolver).</w:t>
+      </w:r>
+    </w:p>
+    <w:p>
+      <w:pPr>
+        <w:pStyle w:val="ListParagraph"/>
+        <w:numPr>
+          <w:ilvl w:val="0"/>
+          <w:numId w:val="3"/>
+        </w:numPr>
+        <w:spacing w:after="60"/>
+      </w:pPr>
+      <w:r>
+        <w:t xml:space="preserve">Importing a large price book, or checking one for tier cliffs across hundreds of lines (use the import and checker scripts).</w:t>
       </w:r>
     </w:p>
     <w:p>
@@ -4207,6 +4510,18 @@
     </w:lvl>
   </w:abstractNum>
   <w:abstractNum w:abstractNumId="14" w15:restartNumberingAfterBreak="0">
+    <w:multiLevelType w:val="hybridMultilevel"/>
+    <w:lvl w:ilvl="0" w15:tentative="1">
+      <w:start w:val="1"/>
+      <w:numFmt w:val="decimal"/>
+      <w:lvlText w:val="%1."/>
+      <w:lvlJc w:val="left"/>
+      <w:pPr>
+        <w:ind w:left="540" w:hanging="360"/>
+      </w:pPr>
+    </w:lvl>
+  </w:abstractNum>
+  <w:abstractNum w:abstractNumId="15" w15:restartNumberingAfterBreak="0">
     <w:multiLevelType w:val="hybridMultilevel"/>
     <w:lvl w:ilvl="0" w15:tentative="1">
       <w:start w:val="1"/>
@@ -4298,6 +4613,12 @@
   </w:num>
   <w:num w:numId="14">
     <w:abstractNumId w:val="14"/>
+    <w:lvlOverride w:ilvl="0">
+      <w:startOverride w:val="1"/>
+    </w:lvlOverride>
+  </w:num>
+  <w:num w:numId="15">
+    <w:abstractNumId w:val="15"/>
     <w:lvlOverride w:ilvl="0">
       <w:startOverride w:val="1"/>
     </w:lvlOverride>

--- a/copilot-guide/Copilot-Playbooks.docx
+++ b/copilot-guide/Copilot-Playbooks.docx
@@ -157,7 +157,7 @@
         <w:t xml:space="preserve">Unknown is the default:</w:t>
       </w:r>
       <w:r>
-        <w:t xml:space="preserve"> silence in a contract is never permission. Never say a use of data is allowed unless the register shows Granted or Conditional and Legal confirmed is Yes. You may still price an unconfirmed right as a strategy: label it Provisional and say it is not cleared to quote.</w:t>
+        <w:t xml:space="preserve"> silence in a contract is never permission. Never say we may grant a right to a customer unless the register shows the held rights it needs as Granted or Conditional and Legal confirmed is Yes. You may still price an unconfirmed right as a strategy: label it Provisional and say it is not cleared to quote.</w:t>
       </w:r>
     </w:p>
     <w:p>
@@ -413,7 +413,7 @@
                 <w:sz w:val="20"/>
                 <w:szCs w:val="20"/>
               </w:rPr>
-              <w:t xml:space="preserve">Use rights (nine)</w:t>
+              <w:t xml:space="preserve">The nine rights</w:t>
             </w:r>
           </w:p>
         </w:tc>
@@ -442,6 +442,67 @@
                 <w:szCs w:val="20"/>
               </w:rPr>
               <w:t xml:space="preserve">internal_use, internal_analytics_shared_outputs, display_to_third_parties, redistribution_resale, derivative_data_product, ai_training, ai_fine_tuning, ai_retrieval_grounding, ai_evaluation. Each AI use is its own right.</w:t>
+            </w:r>
+          </w:p>
+        </w:tc>
+      </w:tr>
+      <w:tr>
+        <w:trPr>
+          <w:cantSplit/>
+        </w:trPr>
+        <w:tc>
+          <w:tcPr>
+            <w:tcW w:type="dxa" w:w="2600"/>
+            <w:tcBorders>
+              <w:top w:val="single" w:color="BFBFBF" w:sz="4"/>
+              <w:left w:val="single" w:color="BFBFBF" w:sz="4"/>
+              <w:bottom w:val="single" w:color="BFBFBF" w:sz="4"/>
+              <w:right w:val="single" w:color="BFBFBF" w:sz="4"/>
+            </w:tcBorders>
+            <w:tcMar>
+              <w:top w:type="dxa" w:w="60"/>
+              <w:left w:type="dxa" w:w="100"/>
+              <w:bottom w:type="dxa" w:w="60"/>
+              <w:right w:type="dxa" w:w="100"/>
+            </w:tcMar>
+          </w:tcPr>
+          <w:p>
+            <w:r>
+              <w:rPr>
+                <w:b w:val="false"/>
+                <w:bCs w:val="false"/>
+                <w:sz w:val="20"/>
+                <w:szCs w:val="20"/>
+              </w:rPr>
+              <w:t xml:space="preserve">Held and conferred rights</w:t>
+            </w:r>
+          </w:p>
+        </w:tc>
+        <w:tc>
+          <w:tcPr>
+            <w:tcW w:type="dxa" w:w="6760"/>
+            <w:tcBorders>
+              <w:top w:val="single" w:color="BFBFBF" w:sz="4"/>
+              <w:left w:val="single" w:color="BFBFBF" w:sz="4"/>
+              <w:bottom w:val="single" w:color="BFBFBF" w:sz="4"/>
+              <w:right w:val="single" w:color="BFBFBF" w:sz="4"/>
+            </w:tcBorders>
+            <w:tcMar>
+              <w:top w:type="dxa" w:w="60"/>
+              <w:left w:type="dxa" w:w="100"/>
+              <w:bottom w:type="dxa" w:w="60"/>
+              <w:right w:type="dxa" w:w="100"/>
+            </w:tcMar>
+          </w:tcPr>
+          <w:p>
+            <w:r>
+              <w:rPr>
+                <w:b w:val="false"/>
+                <w:bCs w:val="false"/>
+                <w:sz w:val="20"/>
+                <w:szCs w:val="20"/>
+              </w:rPr>
+              <w:t xml:space="preserve">The same nine rights are used in two places. The register lists the rights WE HOLD on a dataset: what we may do with it, given our suppliers, contributing customers and the derivative products we may create. The price book lists the rights we GRANT the customer on a product (conferred_right): what they may do with it. We can grant only what we hold. Never read a register row as the customer's right, or a price book right as something we hold.</w:t>
             </w:r>
           </w:p>
         </w:tc>
@@ -624,7 +685,7 @@
                 <w:sz w:val="20"/>
                 <w:szCs w:val="20"/>
               </w:rPr>
-              <w:t xml:space="preserve">Confirmed: Granted or Conditional, and legal_confirmed = Yes. Provisional: anything else, including Unknown and not yet in the register. Contradicted: the evidence says Prohibited but Legal has not confirmed. Blocked: Legal confirmed Prohibited. Confirmed is cleared to quote. Provisional and Contradicted may be priced as a strategy but are not cleared to quote. Blocked is not priced.</w:t>
+              <w:t xml:space="preserve">Of a price book line, based on the held rights it needs (take the worst). Confirmed: every needed held right is Granted or Conditional, and legal_confirmed = Yes. Provisional: anything else, including Unknown and not yet in the register. Contradicted: a needed held right is Prohibited in the evidence but Legal has not confirmed. Blocked: Legal confirmed a needed held right as Prohibited. Confirmed is cleared to quote. Provisional and Contradicted may be priced as a strategy but are not cleared to quote. Blocked is not priced.</w:t>
             </w:r>
           </w:p>
         </w:tc>
@@ -776,7 +837,7 @@
         <w:spacing w:after="60"/>
       </w:pPr>
       <w:r>
-        <w:t xml:space="preserve">For each of the nine use rights propose Granted, Conditional, Prohibited or Unknown. Granted needs a clear provision. Conditional records the conditions. Silence or ambiguity is Unknown.</w:t>
+        <w:t xml:space="preserve">For each of the nine rights WE HOLD propose Granted, Conditional, Prohibited or Unknown. The question is what we may do with this data, including supplying outputs to customers and building derivative products, not what a customer will be allowed to do. Granted needs a clear provision. Conditional records the conditions. Silence or ambiguity is Unknown.</w:t>
       </w:r>
     </w:p>
     <w:p>
@@ -859,7 +920,7 @@
         <w:t xml:space="preserve">Output order:</w:t>
       </w:r>
       <w:r>
-        <w:t xml:space="preserve"> summary counts by status, use-right table, evidence table, exceptions, open questions, and the decision requested from Legal.</w:t>
+        <w:t xml:space="preserve"> summary counts by status, held-rights table, evidence table, exceptions, open questions, and the decision requested from Legal.</w:t>
       </w:r>
     </w:p>
     <w:p>
@@ -952,7 +1013,7 @@
           <w:sz w:val="19"/>
           <w:szCs w:val="19"/>
         </w:rPr>
-        <w:t xml:space="preserve">Follow Playbook 1: Register intake. Agreement: [file name]. Party: [name], type [agency or supplier]. Dataset: [name and description]. For each of the nine use rights give the status (Granted, Conditional, Prohibited, Unknown), a short quote of 20 words or fewer, the clause or page, and any conditions. If the agreement is silent or ambiguous, write Unknown. Add term, expiry, termination, audit, deletion, personal data, and change or withdrawal rights. Record any terms on aggregation, anonymization, combining or derived products. List open questions for Legal. Leave legal_confirmed blank. Output in this order: summary counts, use-right table, evidence table, open questions.</w:t>
+        <w:t xml:space="preserve">Follow Playbook 1: Register intake. Agreement: [file name]. Party: [name], type [agency or supplier]. Dataset: [name and description]. For each of the nine rights WE HOLD on this dataset (what we may do with it, including supplying outputs to customers and building derivative products) give the status (Granted, Conditional, Prohibited, Unknown), a short quote of 20 words or fewer, the clause or page, and any conditions. If the agreement is silent or ambiguous, write Unknown. Add term, expiry, termination, audit, deletion, personal data, and change or withdrawal rights. Record any terms on aggregation, anonymization, combining or derived products. List open questions for Legal. Leave legal_confirmed blank. Output in this order: summary counts, held-rights table, evidence table, open questions.</w:t>
       </w:r>
     </w:p>
     <w:p>
@@ -996,7 +1057,7 @@
         <w:t xml:space="preserve">Attach:</w:t>
       </w:r>
       <w:r>
-        <w:t xml:space="preserve"> cost inputs, customer segments with value estimates and their source, market comparables with a comparability score from 0 to 1, willingness-to-pay points if any, and, for data products, which use rights are confirmed by Legal (the rest are Provisional).</w:t>
+        <w:t xml:space="preserve"> cost inputs, customer segments with value estimates and their source, market comparables with a comparability score from 0 to 1, willingness-to-pay points if any, and, for data products, which rights the customer will be granted and whether all the held rights they need are confirmed by Legal (the rest are Provisional).</w:t>
       </w:r>
     </w:p>
     <w:p>
@@ -1027,7 +1088,7 @@
         <w:t xml:space="preserve">Value metric:</w:t>
       </w:r>
       <w:r>
-        <w:t xml:space="preserve"> pick the unit the price scales with. Test each candidate: does it rise with customer value, can it be metered and verified, is the bill predictable, is it hard to game, does it line up with cost and use rights. Choose one.</w:t>
+        <w:t xml:space="preserve"> pick the unit the price scales with. Test each candidate: does it rise with customer value, can it be metered and verified, is the bill predictable, is it hard to game, does it line up with cost and with the rights we hold. Choose one.</w:t>
       </w:r>
     </w:p>
     <w:p>
@@ -1228,10 +1289,10 @@
           <w:b/>
           <w:bCs/>
         </w:rPr>
-        <w:t xml:space="preserve">Extra use rights:</w:t>
-      </w:r>
-      <w:r>
-        <w:t xml:space="preserve"> price of a right = base price + capture share × extra value per unit + extra cost per unit ÷ (1 − royalty share − margin floor). Price confirmed rights. Price unconfirmed rights too, labeled Provisional. Do not price a right Legal has confirmed as Prohibited.</w:t>
+        <w:t xml:space="preserve">Extra rights granted to the customer:</w:t>
+      </w:r>
+      <w:r>
+        <w:t xml:space="preserve"> price of a right = base price + capture share × extra value per unit + extra cost per unit ÷ (1 − royalty share − margin floor). Price rights whose held rights are confirmed. Price the others too, labeled Provisional. Do not price a right when Legal has confirmed we do not hold what it needs.</w:t>
       </w:r>
     </w:p>
     <w:p>
@@ -1308,7 +1369,7 @@
         <w:t xml:space="preserve">Output order:</w:t>
       </w:r>
       <w:r>
-        <w:t xml:space="preserve"> headline price and confidence, corridor table, segments, use-right ladder with the rights basis of each step, sensitivity table, flags and next evidence, pilot plan with a decision rule, inputs and assumptions.</w:t>
+        <w:t xml:space="preserve"> headline price and confidence, corridor table, segments, conferred-right ladder with the rights basis of each step, sensitivity table, flags and next evidence, pilot plan with a decision rule, inputs and assumptions.</w:t>
       </w:r>
     </w:p>
     <w:p>
@@ -1355,7 +1416,7 @@
         <w:spacing w:after="60"/>
       </w:pPr>
       <w:r>
-        <w:t xml:space="preserve">Every right not confirmed by Legal is labeled Provisional. Nothing is priced for a right Legal has confirmed as Prohibited.</w:t>
+        <w:t xml:space="preserve">Every right whose held rights are not all confirmed by Legal is labeled Provisional. Nothing is priced for a right when Legal has confirmed we do not hold what it needs.</w:t>
       </w:r>
     </w:p>
     <w:p>
@@ -1401,7 +1462,7 @@
           <w:sz w:val="19"/>
           <w:szCs w:val="19"/>
         </w:rPr>
-        <w:t xml:space="preserve">Follow Playbook 2: Price setting. Product: [name]. Inputs: [file]. Rights confirmed by Legal: [list, or "none yet"]. Build one table with: cost floor, value-based price and cap per segment, market reference, WTP median (only with 5 or more points), blended realized price, and list price at [15] percent discount. Write each formula in words and show the inputs next to each result. If the floor is above the cap, say there is no viable price and list options. Price extra use rights too: label any not confirmed by Legal as Provisional, and do not price a right Legal has confirmed as Prohibited. End with confidence (high, medium, low), the weakest input, and the evidence to collect next.</w:t>
+        <w:t xml:space="preserve">Follow Playbook 2: Price setting. Product: [name]. Inputs: [file]. Rights to grant the customer whose held rights Legal has confirmed: [list, or "none yet"]. Build one table with: cost floor, value-based price and cap per segment, market reference, WTP median (only with 5 or more points), blended realized price, and list price at [15] percent discount. Write each formula in words and show the inputs next to each result. If the floor is above the cap, say there is no viable price and list options. Price the extra rights granted to the customer too: label any whose held rights are not all confirmed by Legal as Provisional, and do not price a right when Legal has confirmed we do not hold what it needs. End with confidence (high, medium, low), the weakest input, and the evidence to collect next.</w:t>
       </w:r>
     </w:p>
     <w:p>
@@ -1427,7 +1488,7 @@
         <w:t xml:space="preserve">Purpose:</w:t>
       </w:r>
       <w:r>
-        <w:t xml:space="preserve"> turn prices into a controlled price book for any product. Data lines are tied to a dataset and a use right and carry a rights basis.</w:t>
+        <w:t xml:space="preserve"> turn prices into a controlled price book for any product. Data lines are tied to a dataset and to the right they grant the customer, and carry a rights basis worked out from the rights we hold.</w:t>
       </w:r>
     </w:p>
     <w:p>
@@ -1466,7 +1527,7 @@
         <w:spacing w:after="60"/>
       </w:pPr>
       <w:r>
-        <w:t xml:space="preserve">Scope: for data lines, label each right Confirmed, Provisional, Contradicted or Blocked, with the open question behind each Provisional one. Price Confirmed and Provisional lines. Do not price Blocked lines.</w:t>
+        <w:t xml:space="preserve">Scope: for each data line name the dataset it is built from (for a derivative product, the Derived entry in the register), the right it grants the customer (conferred_right), and its form: derived (an aggregate, benchmark or insight built from the dataset; the default) or passthrough (the customer receives the data itself).</w:t>
       </w:r>
     </w:p>
     <w:p>
@@ -1479,6 +1540,19 @@
         <w:spacing w:after="60"/>
       </w:pPr>
       <w:r>
+        <w:t xml:space="preserve">Rights check: look up in the table below which held rights the dataset must carry for that conferred right, find each in the register, and take the worst result as the line's rights basis (Confirmed, Provisional, Contradicted or Blocked). Write the open question behind each Provisional line as: dataset, held right needed. Price Confirmed and Provisional lines. Do not price Blocked lines.</w:t>
+      </w:r>
+    </w:p>
+    <w:p>
+      <w:pPr>
+        <w:pStyle w:val="ListParagraph"/>
+        <w:numPr>
+          <w:ilvl w:val="0"/>
+          <w:numId w:val="6"/>
+        </w:numPr>
+        <w:spacing w:after="60"/>
+      </w:pPr>
+      <w:r>
         <w:t xml:space="preserve">Choose the licensing unit, the delivery dimension only if cost or value differs, and the metering source.</w:t>
       </w:r>
     </w:p>
@@ -1505,7 +1579,7 @@
         <w:spacing w:after="60"/>
       </w:pPr>
       <w:r>
-        <w:t xml:space="preserve">Set the use-right ladder from the value each right adds. Do not apply standard multipliers.</w:t>
+        <w:t xml:space="preserve">Set the conferred-right ladder from the value each right adds for the customer. Do not apply standard multipliers.</w:t>
       </w:r>
     </w:p>
     <w:p>
@@ -1531,7 +1605,7 @@
         <w:spacing w:after="60"/>
       </w:pPr>
       <w:r>
-        <w:t xml:space="preserve">Write the table with columns: line_id, product_id, product_type, dataset_id (data lines only), use_right (data lines only), delivery, unit, tier_min, tier_max, list_price, floor_price, currency, term_months, tier_model, status, version. Leave tier_max blank for the last tier. Status is Existing, Draft or Proposed; only the Pricing Council sets Approved.</w:t>
+        <w:t xml:space="preserve">Write the table with columns: line_id, product_id, product_type, dataset_id (data lines only), conferred_right (data lines only), data_form (data lines only), delivery, unit, tier_min, tier_max, list_price, floor_price, currency, term_months, tier_model, status, version. Leave tier_max blank for the last tier. Status is Existing, Draft or Proposed; only the Pricing Council sets Approved.</w:t>
       </w:r>
     </w:p>
     <w:p>
@@ -1545,6 +1619,679 @@
       </w:pPr>
       <w:r>
         <w:t xml:space="preserve">Run the manual checks below.</w:t>
+      </w:r>
+    </w:p>
+    <w:p>
+      <w:pPr>
+        <w:pStyle w:val="Heading2"/>
+      </w:pPr>
+      <w:r>
+        <w:t xml:space="preserve">Held rights each granted right needs</w:t>
+      </w:r>
+    </w:p>
+    <w:p>
+      <w:pPr>
+        <w:spacing w:after="120"/>
+      </w:pPr>
+      <w:r>
+        <w:t xml:space="preserve">Default table for Legal and the Pricing Council to confirm or change. Every listed held right is needed on the dataset. A derived product built directly on a source dataset (not on a Derived register entry) also needs derivative_data_product held on that dataset.</w:t>
+      </w:r>
+    </w:p>
+    <w:tbl>
+      <w:tblPr>
+        <w:tblW w:type="dxa" w:w="9360"/>
+        <w:tblBorders>
+          <w:top w:val="single" w:color="auto" w:sz="4"/>
+          <w:left w:val="single" w:color="auto" w:sz="4"/>
+          <w:bottom w:val="single" w:color="auto" w:sz="4"/>
+          <w:right w:val="single" w:color="auto" w:sz="4"/>
+          <w:insideH w:val="single" w:color="auto" w:sz="4"/>
+          <w:insideV w:val="single" w:color="auto" w:sz="4"/>
+        </w:tblBorders>
+      </w:tblPr>
+      <w:tblGrid>
+        <w:gridCol w:w="3300"/>
+        <w:gridCol w:w="3030"/>
+        <w:gridCol w:w="3030"/>
+      </w:tblGrid>
+      <w:tr>
+        <w:trPr>
+          <w:tblHeader/>
+        </w:trPr>
+        <w:tc>
+          <w:tcPr>
+            <w:tcW w:type="dxa" w:w="3300"/>
+            <w:tcBorders>
+              <w:top w:val="single" w:color="BFBFBF" w:sz="4"/>
+              <w:left w:val="single" w:color="BFBFBF" w:sz="4"/>
+              <w:bottom w:val="single" w:color="BFBFBF" w:sz="4"/>
+              <w:right w:val="single" w:color="BFBFBF" w:sz="4"/>
+            </w:tcBorders>
+            <w:shd w:fill="E8EEF5" w:color="auto" w:val="clear"/>
+            <w:tcMar>
+              <w:top w:type="dxa" w:w="60"/>
+              <w:left w:type="dxa" w:w="100"/>
+              <w:bottom w:type="dxa" w:w="60"/>
+              <w:right w:type="dxa" w:w="100"/>
+            </w:tcMar>
+          </w:tcPr>
+          <w:p>
+            <w:r>
+              <w:rPr>
+                <w:b/>
+                <w:bCs/>
+                <w:sz w:val="20"/>
+                <w:szCs w:val="20"/>
+              </w:rPr>
+              <w:t xml:space="preserve">Right granted to the customer</w:t>
+            </w:r>
+          </w:p>
+        </w:tc>
+        <w:tc>
+          <w:tcPr>
+            <w:tcW w:type="dxa" w:w="3030"/>
+            <w:tcBorders>
+              <w:top w:val="single" w:color="BFBFBF" w:sz="4"/>
+              <w:left w:val="single" w:color="BFBFBF" w:sz="4"/>
+              <w:bottom w:val="single" w:color="BFBFBF" w:sz="4"/>
+              <w:right w:val="single" w:color="BFBFBF" w:sz="4"/>
+            </w:tcBorders>
+            <w:shd w:fill="E8EEF5" w:color="auto" w:val="clear"/>
+            <w:tcMar>
+              <w:top w:type="dxa" w:w="60"/>
+              <w:left w:type="dxa" w:w="100"/>
+              <w:bottom w:type="dxa" w:w="60"/>
+              <w:right w:type="dxa" w:w="100"/>
+            </w:tcMar>
+          </w:tcPr>
+          <w:p>
+            <w:r>
+              <w:rPr>
+                <w:b/>
+                <w:bCs/>
+                <w:sz w:val="20"/>
+                <w:szCs w:val="20"/>
+              </w:rPr>
+              <w:t xml:space="preserve">Derived product needs held</w:t>
+            </w:r>
+          </w:p>
+        </w:tc>
+        <w:tc>
+          <w:tcPr>
+            <w:tcW w:type="dxa" w:w="3030"/>
+            <w:tcBorders>
+              <w:top w:val="single" w:color="BFBFBF" w:sz="4"/>
+              <w:left w:val="single" w:color="BFBFBF" w:sz="4"/>
+              <w:bottom w:val="single" w:color="BFBFBF" w:sz="4"/>
+              <w:right w:val="single" w:color="BFBFBF" w:sz="4"/>
+            </w:tcBorders>
+            <w:shd w:fill="E8EEF5" w:color="auto" w:val="clear"/>
+            <w:tcMar>
+              <w:top w:type="dxa" w:w="60"/>
+              <w:left w:type="dxa" w:w="100"/>
+              <w:bottom w:type="dxa" w:w="60"/>
+              <w:right w:type="dxa" w:w="100"/>
+            </w:tcMar>
+          </w:tcPr>
+          <w:p>
+            <w:r>
+              <w:rPr>
+                <w:b/>
+                <w:bCs/>
+                <w:sz w:val="20"/>
+                <w:szCs w:val="20"/>
+              </w:rPr>
+              <w:t xml:space="preserve">Passthrough data needs held</w:t>
+            </w:r>
+          </w:p>
+        </w:tc>
+      </w:tr>
+      <w:tr>
+        <w:trPr>
+          <w:cantSplit/>
+        </w:trPr>
+        <w:tc>
+          <w:tcPr>
+            <w:tcW w:type="dxa" w:w="3300"/>
+            <w:tcBorders>
+              <w:top w:val="single" w:color="BFBFBF" w:sz="4"/>
+              <w:left w:val="single" w:color="BFBFBF" w:sz="4"/>
+              <w:bottom w:val="single" w:color="BFBFBF" w:sz="4"/>
+              <w:right w:val="single" w:color="BFBFBF" w:sz="4"/>
+            </w:tcBorders>
+            <w:tcMar>
+              <w:top w:type="dxa" w:w="60"/>
+              <w:left w:type="dxa" w:w="100"/>
+              <w:bottom w:type="dxa" w:w="60"/>
+              <w:right w:type="dxa" w:w="100"/>
+            </w:tcMar>
+          </w:tcPr>
+          <w:p>
+            <w:r>
+              <w:rPr>
+                <w:b w:val="false"/>
+                <w:bCs w:val="false"/>
+                <w:sz w:val="20"/>
+                <w:szCs w:val="20"/>
+              </w:rPr>
+              <w:t xml:space="preserve">internal_use</w:t>
+            </w:r>
+          </w:p>
+        </w:tc>
+        <w:tc>
+          <w:tcPr>
+            <w:tcW w:type="dxa" w:w="3030"/>
+            <w:tcBorders>
+              <w:top w:val="single" w:color="BFBFBF" w:sz="4"/>
+              <w:left w:val="single" w:color="BFBFBF" w:sz="4"/>
+              <w:bottom w:val="single" w:color="BFBFBF" w:sz="4"/>
+              <w:right w:val="single" w:color="BFBFBF" w:sz="4"/>
+            </w:tcBorders>
+            <w:tcMar>
+              <w:top w:type="dxa" w:w="60"/>
+              <w:left w:type="dxa" w:w="100"/>
+              <w:bottom w:type="dxa" w:w="60"/>
+              <w:right w:type="dxa" w:w="100"/>
+            </w:tcMar>
+          </w:tcPr>
+          <w:p>
+            <w:r>
+              <w:rPr>
+                <w:b w:val="false"/>
+                <w:bCs w:val="false"/>
+                <w:sz w:val="20"/>
+                <w:szCs w:val="20"/>
+              </w:rPr>
+              <w:t xml:space="preserve">internal_analytics_shared_outputs</w:t>
+            </w:r>
+          </w:p>
+        </w:tc>
+        <w:tc>
+          <w:tcPr>
+            <w:tcW w:type="dxa" w:w="3030"/>
+            <w:tcBorders>
+              <w:top w:val="single" w:color="BFBFBF" w:sz="4"/>
+              <w:left w:val="single" w:color="BFBFBF" w:sz="4"/>
+              <w:bottom w:val="single" w:color="BFBFBF" w:sz="4"/>
+              <w:right w:val="single" w:color="BFBFBF" w:sz="4"/>
+            </w:tcBorders>
+            <w:tcMar>
+              <w:top w:type="dxa" w:w="60"/>
+              <w:left w:type="dxa" w:w="100"/>
+              <w:bottom w:type="dxa" w:w="60"/>
+              <w:right w:type="dxa" w:w="100"/>
+            </w:tcMar>
+          </w:tcPr>
+          <w:p>
+            <w:r>
+              <w:rPr>
+                <w:b w:val="false"/>
+                <w:bCs w:val="false"/>
+                <w:sz w:val="20"/>
+                <w:szCs w:val="20"/>
+              </w:rPr>
+              <w:t xml:space="preserve">redistribution_resale</w:t>
+            </w:r>
+          </w:p>
+        </w:tc>
+      </w:tr>
+      <w:tr>
+        <w:trPr>
+          <w:cantSplit/>
+        </w:trPr>
+        <w:tc>
+          <w:tcPr>
+            <w:tcW w:type="dxa" w:w="3300"/>
+            <w:tcBorders>
+              <w:top w:val="single" w:color="BFBFBF" w:sz="4"/>
+              <w:left w:val="single" w:color="BFBFBF" w:sz="4"/>
+              <w:bottom w:val="single" w:color="BFBFBF" w:sz="4"/>
+              <w:right w:val="single" w:color="BFBFBF" w:sz="4"/>
+            </w:tcBorders>
+            <w:tcMar>
+              <w:top w:type="dxa" w:w="60"/>
+              <w:left w:type="dxa" w:w="100"/>
+              <w:bottom w:type="dxa" w:w="60"/>
+              <w:right w:type="dxa" w:w="100"/>
+            </w:tcMar>
+          </w:tcPr>
+          <w:p>
+            <w:r>
+              <w:rPr>
+                <w:b w:val="false"/>
+                <w:bCs w:val="false"/>
+                <w:sz w:val="20"/>
+                <w:szCs w:val="20"/>
+              </w:rPr>
+              <w:t xml:space="preserve">internal_analytics_shared_outputs</w:t>
+            </w:r>
+          </w:p>
+        </w:tc>
+        <w:tc>
+          <w:tcPr>
+            <w:tcW w:type="dxa" w:w="3030"/>
+            <w:tcBorders>
+              <w:top w:val="single" w:color="BFBFBF" w:sz="4"/>
+              <w:left w:val="single" w:color="BFBFBF" w:sz="4"/>
+              <w:bottom w:val="single" w:color="BFBFBF" w:sz="4"/>
+              <w:right w:val="single" w:color="BFBFBF" w:sz="4"/>
+            </w:tcBorders>
+            <w:tcMar>
+              <w:top w:type="dxa" w:w="60"/>
+              <w:left w:type="dxa" w:w="100"/>
+              <w:bottom w:type="dxa" w:w="60"/>
+              <w:right w:type="dxa" w:w="100"/>
+            </w:tcMar>
+          </w:tcPr>
+          <w:p>
+            <w:r>
+              <w:rPr>
+                <w:b w:val="false"/>
+                <w:bCs w:val="false"/>
+                <w:sz w:val="20"/>
+                <w:szCs w:val="20"/>
+              </w:rPr>
+              <w:t xml:space="preserve">internal_analytics_shared_outputs</w:t>
+            </w:r>
+          </w:p>
+        </w:tc>
+        <w:tc>
+          <w:tcPr>
+            <w:tcW w:type="dxa" w:w="3030"/>
+            <w:tcBorders>
+              <w:top w:val="single" w:color="BFBFBF" w:sz="4"/>
+              <w:left w:val="single" w:color="BFBFBF" w:sz="4"/>
+              <w:bottom w:val="single" w:color="BFBFBF" w:sz="4"/>
+              <w:right w:val="single" w:color="BFBFBF" w:sz="4"/>
+            </w:tcBorders>
+            <w:tcMar>
+              <w:top w:type="dxa" w:w="60"/>
+              <w:left w:type="dxa" w:w="100"/>
+              <w:bottom w:type="dxa" w:w="60"/>
+              <w:right w:type="dxa" w:w="100"/>
+            </w:tcMar>
+          </w:tcPr>
+          <w:p>
+            <w:r>
+              <w:rPr>
+                <w:b w:val="false"/>
+                <w:bCs w:val="false"/>
+                <w:sz w:val="20"/>
+                <w:szCs w:val="20"/>
+              </w:rPr>
+              <w:t xml:space="preserve">redistribution_resale</w:t>
+            </w:r>
+          </w:p>
+        </w:tc>
+      </w:tr>
+      <w:tr>
+        <w:trPr>
+          <w:cantSplit/>
+        </w:trPr>
+        <w:tc>
+          <w:tcPr>
+            <w:tcW w:type="dxa" w:w="3300"/>
+            <w:tcBorders>
+              <w:top w:val="single" w:color="BFBFBF" w:sz="4"/>
+              <w:left w:val="single" w:color="BFBFBF" w:sz="4"/>
+              <w:bottom w:val="single" w:color="BFBFBF" w:sz="4"/>
+              <w:right w:val="single" w:color="BFBFBF" w:sz="4"/>
+            </w:tcBorders>
+            <w:tcMar>
+              <w:top w:type="dxa" w:w="60"/>
+              <w:left w:type="dxa" w:w="100"/>
+              <w:bottom w:type="dxa" w:w="60"/>
+              <w:right w:type="dxa" w:w="100"/>
+            </w:tcMar>
+          </w:tcPr>
+          <w:p>
+            <w:r>
+              <w:rPr>
+                <w:b w:val="false"/>
+                <w:bCs w:val="false"/>
+                <w:sz w:val="20"/>
+                <w:szCs w:val="20"/>
+              </w:rPr>
+              <w:t xml:space="preserve">display_to_third_parties</w:t>
+            </w:r>
+          </w:p>
+        </w:tc>
+        <w:tc>
+          <w:tcPr>
+            <w:tcW w:type="dxa" w:w="3030"/>
+            <w:tcBorders>
+              <w:top w:val="single" w:color="BFBFBF" w:sz="4"/>
+              <w:left w:val="single" w:color="BFBFBF" w:sz="4"/>
+              <w:bottom w:val="single" w:color="BFBFBF" w:sz="4"/>
+              <w:right w:val="single" w:color="BFBFBF" w:sz="4"/>
+            </w:tcBorders>
+            <w:tcMar>
+              <w:top w:type="dxa" w:w="60"/>
+              <w:left w:type="dxa" w:w="100"/>
+              <w:bottom w:type="dxa" w:w="60"/>
+              <w:right w:type="dxa" w:w="100"/>
+            </w:tcMar>
+          </w:tcPr>
+          <w:p>
+            <w:r>
+              <w:rPr>
+                <w:b w:val="false"/>
+                <w:bCs w:val="false"/>
+                <w:sz w:val="20"/>
+                <w:szCs w:val="20"/>
+              </w:rPr>
+              <w:t xml:space="preserve">internal_analytics_shared_outputs and display_to_third_parties</w:t>
+            </w:r>
+          </w:p>
+        </w:tc>
+        <w:tc>
+          <w:tcPr>
+            <w:tcW w:type="dxa" w:w="3030"/>
+            <w:tcBorders>
+              <w:top w:val="single" w:color="BFBFBF" w:sz="4"/>
+              <w:left w:val="single" w:color="BFBFBF" w:sz="4"/>
+              <w:bottom w:val="single" w:color="BFBFBF" w:sz="4"/>
+              <w:right w:val="single" w:color="BFBFBF" w:sz="4"/>
+            </w:tcBorders>
+            <w:tcMar>
+              <w:top w:type="dxa" w:w="60"/>
+              <w:left w:type="dxa" w:w="100"/>
+              <w:bottom w:type="dxa" w:w="60"/>
+              <w:right w:type="dxa" w:w="100"/>
+            </w:tcMar>
+          </w:tcPr>
+          <w:p>
+            <w:r>
+              <w:rPr>
+                <w:b w:val="false"/>
+                <w:bCs w:val="false"/>
+                <w:sz w:val="20"/>
+                <w:szCs w:val="20"/>
+              </w:rPr>
+              <w:t xml:space="preserve">redistribution_resale and display_to_third_parties</w:t>
+            </w:r>
+          </w:p>
+        </w:tc>
+      </w:tr>
+      <w:tr>
+        <w:trPr>
+          <w:cantSplit/>
+        </w:trPr>
+        <w:tc>
+          <w:tcPr>
+            <w:tcW w:type="dxa" w:w="3300"/>
+            <w:tcBorders>
+              <w:top w:val="single" w:color="BFBFBF" w:sz="4"/>
+              <w:left w:val="single" w:color="BFBFBF" w:sz="4"/>
+              <w:bottom w:val="single" w:color="BFBFBF" w:sz="4"/>
+              <w:right w:val="single" w:color="BFBFBF" w:sz="4"/>
+            </w:tcBorders>
+            <w:tcMar>
+              <w:top w:type="dxa" w:w="60"/>
+              <w:left w:type="dxa" w:w="100"/>
+              <w:bottom w:type="dxa" w:w="60"/>
+              <w:right w:type="dxa" w:w="100"/>
+            </w:tcMar>
+          </w:tcPr>
+          <w:p>
+            <w:r>
+              <w:rPr>
+                <w:b w:val="false"/>
+                <w:bCs w:val="false"/>
+                <w:sz w:val="20"/>
+                <w:szCs w:val="20"/>
+              </w:rPr>
+              <w:t xml:space="preserve">redistribution_resale</w:t>
+            </w:r>
+          </w:p>
+        </w:tc>
+        <w:tc>
+          <w:tcPr>
+            <w:tcW w:type="dxa" w:w="3030"/>
+            <w:tcBorders>
+              <w:top w:val="single" w:color="BFBFBF" w:sz="4"/>
+              <w:left w:val="single" w:color="BFBFBF" w:sz="4"/>
+              <w:bottom w:val="single" w:color="BFBFBF" w:sz="4"/>
+              <w:right w:val="single" w:color="BFBFBF" w:sz="4"/>
+            </w:tcBorders>
+            <w:tcMar>
+              <w:top w:type="dxa" w:w="60"/>
+              <w:left w:type="dxa" w:w="100"/>
+              <w:bottom w:type="dxa" w:w="60"/>
+              <w:right w:type="dxa" w:w="100"/>
+            </w:tcMar>
+          </w:tcPr>
+          <w:p>
+            <w:r>
+              <w:rPr>
+                <w:b w:val="false"/>
+                <w:bCs w:val="false"/>
+                <w:sz w:val="20"/>
+                <w:szCs w:val="20"/>
+              </w:rPr>
+              <w:t xml:space="preserve">internal_analytics_shared_outputs and redistribution_resale</w:t>
+            </w:r>
+          </w:p>
+        </w:tc>
+        <w:tc>
+          <w:tcPr>
+            <w:tcW w:type="dxa" w:w="3030"/>
+            <w:tcBorders>
+              <w:top w:val="single" w:color="BFBFBF" w:sz="4"/>
+              <w:left w:val="single" w:color="BFBFBF" w:sz="4"/>
+              <w:bottom w:val="single" w:color="BFBFBF" w:sz="4"/>
+              <w:right w:val="single" w:color="BFBFBF" w:sz="4"/>
+            </w:tcBorders>
+            <w:tcMar>
+              <w:top w:type="dxa" w:w="60"/>
+              <w:left w:type="dxa" w:w="100"/>
+              <w:bottom w:type="dxa" w:w="60"/>
+              <w:right w:type="dxa" w:w="100"/>
+            </w:tcMar>
+          </w:tcPr>
+          <w:p>
+            <w:r>
+              <w:rPr>
+                <w:b w:val="false"/>
+                <w:bCs w:val="false"/>
+                <w:sz w:val="20"/>
+                <w:szCs w:val="20"/>
+              </w:rPr>
+              <w:t xml:space="preserve">redistribution_resale</w:t>
+            </w:r>
+          </w:p>
+        </w:tc>
+      </w:tr>
+      <w:tr>
+        <w:trPr>
+          <w:cantSplit/>
+        </w:trPr>
+        <w:tc>
+          <w:tcPr>
+            <w:tcW w:type="dxa" w:w="3300"/>
+            <w:tcBorders>
+              <w:top w:val="single" w:color="BFBFBF" w:sz="4"/>
+              <w:left w:val="single" w:color="BFBFBF" w:sz="4"/>
+              <w:bottom w:val="single" w:color="BFBFBF" w:sz="4"/>
+              <w:right w:val="single" w:color="BFBFBF" w:sz="4"/>
+            </w:tcBorders>
+            <w:tcMar>
+              <w:top w:type="dxa" w:w="60"/>
+              <w:left w:type="dxa" w:w="100"/>
+              <w:bottom w:type="dxa" w:w="60"/>
+              <w:right w:type="dxa" w:w="100"/>
+            </w:tcMar>
+          </w:tcPr>
+          <w:p>
+            <w:r>
+              <w:rPr>
+                <w:b w:val="false"/>
+                <w:bCs w:val="false"/>
+                <w:sz w:val="20"/>
+                <w:szCs w:val="20"/>
+              </w:rPr>
+              <w:t xml:space="preserve">derivative_data_product</w:t>
+            </w:r>
+          </w:p>
+        </w:tc>
+        <w:tc>
+          <w:tcPr>
+            <w:tcW w:type="dxa" w:w="3030"/>
+            <w:tcBorders>
+              <w:top w:val="single" w:color="BFBFBF" w:sz="4"/>
+              <w:left w:val="single" w:color="BFBFBF" w:sz="4"/>
+              <w:bottom w:val="single" w:color="BFBFBF" w:sz="4"/>
+              <w:right w:val="single" w:color="BFBFBF" w:sz="4"/>
+            </w:tcBorders>
+            <w:tcMar>
+              <w:top w:type="dxa" w:w="60"/>
+              <w:left w:type="dxa" w:w="100"/>
+              <w:bottom w:type="dxa" w:w="60"/>
+              <w:right w:type="dxa" w:w="100"/>
+            </w:tcMar>
+          </w:tcPr>
+          <w:p>
+            <w:r>
+              <w:rPr>
+                <w:b w:val="false"/>
+                <w:bCs w:val="false"/>
+                <w:sz w:val="20"/>
+                <w:szCs w:val="20"/>
+              </w:rPr>
+              <w:t xml:space="preserve">internal_analytics_shared_outputs and derivative_data_product</w:t>
+            </w:r>
+          </w:p>
+        </w:tc>
+        <w:tc>
+          <w:tcPr>
+            <w:tcW w:type="dxa" w:w="3030"/>
+            <w:tcBorders>
+              <w:top w:val="single" w:color="BFBFBF" w:sz="4"/>
+              <w:left w:val="single" w:color="BFBFBF" w:sz="4"/>
+              <w:bottom w:val="single" w:color="BFBFBF" w:sz="4"/>
+              <w:right w:val="single" w:color="BFBFBF" w:sz="4"/>
+            </w:tcBorders>
+            <w:tcMar>
+              <w:top w:type="dxa" w:w="60"/>
+              <w:left w:type="dxa" w:w="100"/>
+              <w:bottom w:type="dxa" w:w="60"/>
+              <w:right w:type="dxa" w:w="100"/>
+            </w:tcMar>
+          </w:tcPr>
+          <w:p>
+            <w:r>
+              <w:rPr>
+                <w:b w:val="false"/>
+                <w:bCs w:val="false"/>
+                <w:sz w:val="20"/>
+                <w:szCs w:val="20"/>
+              </w:rPr>
+              <w:t xml:space="preserve">redistribution_resale and derivative_data_product</w:t>
+            </w:r>
+          </w:p>
+        </w:tc>
+      </w:tr>
+      <w:tr>
+        <w:trPr>
+          <w:cantSplit/>
+        </w:trPr>
+        <w:tc>
+          <w:tcPr>
+            <w:tcW w:type="dxa" w:w="3300"/>
+            <w:tcBorders>
+              <w:top w:val="single" w:color="BFBFBF" w:sz="4"/>
+              <w:left w:val="single" w:color="BFBFBF" w:sz="4"/>
+              <w:bottom w:val="single" w:color="BFBFBF" w:sz="4"/>
+              <w:right w:val="single" w:color="BFBFBF" w:sz="4"/>
+            </w:tcBorders>
+            <w:tcMar>
+              <w:top w:type="dxa" w:w="60"/>
+              <w:left w:type="dxa" w:w="100"/>
+              <w:bottom w:type="dxa" w:w="60"/>
+              <w:right w:type="dxa" w:w="100"/>
+            </w:tcMar>
+          </w:tcPr>
+          <w:p>
+            <w:r>
+              <w:rPr>
+                <w:b w:val="false"/>
+                <w:bCs w:val="false"/>
+                <w:sz w:val="20"/>
+                <w:szCs w:val="20"/>
+              </w:rPr>
+              <w:t xml:space="preserve">Each AI right (ai_training, ai_fine_tuning, ai_retrieval_grounding, ai_evaluation)</w:t>
+            </w:r>
+          </w:p>
+        </w:tc>
+        <w:tc>
+          <w:tcPr>
+            <w:tcW w:type="dxa" w:w="3030"/>
+            <w:tcBorders>
+              <w:top w:val="single" w:color="BFBFBF" w:sz="4"/>
+              <w:left w:val="single" w:color="BFBFBF" w:sz="4"/>
+              <w:bottom w:val="single" w:color="BFBFBF" w:sz="4"/>
+              <w:right w:val="single" w:color="BFBFBF" w:sz="4"/>
+            </w:tcBorders>
+            <w:tcMar>
+              <w:top w:type="dxa" w:w="60"/>
+              <w:left w:type="dxa" w:w="100"/>
+              <w:bottom w:type="dxa" w:w="60"/>
+              <w:right w:type="dxa" w:w="100"/>
+            </w:tcMar>
+          </w:tcPr>
+          <w:p>
+            <w:r>
+              <w:rPr>
+                <w:b w:val="false"/>
+                <w:bCs w:val="false"/>
+                <w:sz w:val="20"/>
+                <w:szCs w:val="20"/>
+              </w:rPr>
+              <w:t xml:space="preserve">internal_analytics_shared_outputs and the same AI right</w:t>
+            </w:r>
+          </w:p>
+        </w:tc>
+        <w:tc>
+          <w:tcPr>
+            <w:tcW w:type="dxa" w:w="3030"/>
+            <w:tcBorders>
+              <w:top w:val="single" w:color="BFBFBF" w:sz="4"/>
+              <w:left w:val="single" w:color="BFBFBF" w:sz="4"/>
+              <w:bottom w:val="single" w:color="BFBFBF" w:sz="4"/>
+              <w:right w:val="single" w:color="BFBFBF" w:sz="4"/>
+            </w:tcBorders>
+            <w:tcMar>
+              <w:top w:type="dxa" w:w="60"/>
+              <w:left w:type="dxa" w:w="100"/>
+              <w:bottom w:type="dxa" w:w="60"/>
+              <w:right w:type="dxa" w:w="100"/>
+            </w:tcMar>
+          </w:tcPr>
+          <w:p>
+            <w:r>
+              <w:rPr>
+                <w:b w:val="false"/>
+                <w:bCs w:val="false"/>
+                <w:sz w:val="20"/>
+                <w:szCs w:val="20"/>
+              </w:rPr>
+              <w:t xml:space="preserve">redistribution_resale and the same AI right</w:t>
+            </w:r>
+          </w:p>
+        </w:tc>
+      </w:tr>
+    </w:tbl>
+    <w:p>
+      <w:pPr>
+        <w:spacing w:after="120"/>
+      </w:pPr>
+    </w:p>
+    <w:p>
+      <w:pPr>
+        <w:spacing w:after="120"/>
+      </w:pPr>
+      <w:r>
+        <w:t xml:space="preserve">Example: a derived product grants display_to_third_parties on dataset DS-DER-002. The register must show internal_analytics_shared_outputs (we may supply the outputs) and display_to_third_parties (we may let them be shown) for DS-DER-002. If the first is Conditional and the second Unknown, and Legal has confirmed neither, the line is Provisional and the open question is "DS-DER-002: display_to_third_parties".</w:t>
       </w:r>
     </w:p>
     <w:p>
@@ -1690,7 +2437,68 @@
                 <w:sz w:val="20"/>
                 <w:szCs w:val="20"/>
               </w:rPr>
-              <w:t xml:space="preserve">Every data line has a rights basis. For a strategy review, Provisional lines pass with a flag. Before the price book goes out for quoting, every data line must be Confirmed. No line is Blocked.</w:t>
+              <w:t xml:space="preserve">Every data line has a rights basis, worked out from the held rights it needs. For a strategy review, Provisional lines pass with a flag. Before the price book goes out for quoting, every data line must be Confirmed. No line is Blocked.</w:t>
+            </w:r>
+          </w:p>
+        </w:tc>
+      </w:tr>
+      <w:tr>
+        <w:trPr>
+          <w:cantSplit/>
+        </w:trPr>
+        <w:tc>
+          <w:tcPr>
+            <w:tcW w:type="dxa" w:w="2800"/>
+            <w:tcBorders>
+              <w:top w:val="single" w:color="BFBFBF" w:sz="4"/>
+              <w:left w:val="single" w:color="BFBFBF" w:sz="4"/>
+              <w:bottom w:val="single" w:color="BFBFBF" w:sz="4"/>
+              <w:right w:val="single" w:color="BFBFBF" w:sz="4"/>
+            </w:tcBorders>
+            <w:tcMar>
+              <w:top w:type="dxa" w:w="60"/>
+              <w:left w:type="dxa" w:w="100"/>
+              <w:bottom w:type="dxa" w:w="60"/>
+              <w:right w:type="dxa" w:w="100"/>
+            </w:tcMar>
+          </w:tcPr>
+          <w:p>
+            <w:r>
+              <w:rPr>
+                <w:b w:val="false"/>
+                <w:bCs w:val="false"/>
+                <w:sz w:val="20"/>
+                <w:szCs w:val="20"/>
+              </w:rPr>
+              <w:t xml:space="preserve">Right and form stated</w:t>
+            </w:r>
+          </w:p>
+        </w:tc>
+        <w:tc>
+          <w:tcPr>
+            <w:tcW w:type="dxa" w:w="6560"/>
+            <w:tcBorders>
+              <w:top w:val="single" w:color="BFBFBF" w:sz="4"/>
+              <w:left w:val="single" w:color="BFBFBF" w:sz="4"/>
+              <w:bottom w:val="single" w:color="BFBFBF" w:sz="4"/>
+              <w:right w:val="single" w:color="BFBFBF" w:sz="4"/>
+            </w:tcBorders>
+            <w:tcMar>
+              <w:top w:type="dxa" w:w="60"/>
+              <w:left w:type="dxa" w:w="100"/>
+              <w:bottom w:type="dxa" w:w="60"/>
+              <w:right w:type="dxa" w:w="100"/>
+            </w:tcMar>
+          </w:tcPr>
+          <w:p>
+            <w:r>
+              <w:rPr>
+                <w:b w:val="false"/>
+                <w:bCs w:val="false"/>
+                <w:sz w:val="20"/>
+                <w:szCs w:val="20"/>
+              </w:rPr>
+              <w:t xml:space="preserve">Every data line names its dataset, its conferred_right and its data_form. A line missing any of them is Provisional.</w:t>
             </w:r>
           </w:p>
         </w:tc>
@@ -1995,7 +2803,7 @@
                 <w:sz w:val="20"/>
                 <w:szCs w:val="20"/>
               </w:rPr>
-              <w:t xml:space="preserve">No broader right is priced below internal_use for the same dataset.</w:t>
+              <w:t xml:space="preserve">No broader conferred right is priced below internal_use for the same dataset.</w:t>
             </w:r>
           </w:p>
         </w:tc>
@@ -2021,7 +2829,7 @@
         <w:t xml:space="preserve">Output order:</w:t>
       </w:r>
       <w:r>
-        <w:t xml:space="preserve"> headline, price book table, rationale per line, ladder logic, rights basis by line with owners for open questions, check results, Council decision list, inputs and assumptions.</w:t>
+        <w:t xml:space="preserve"> headline, price book table, rationale per line, ladder logic, rights basis by line with the held rights needed and owners for open questions, check results, Council decision list, inputs and assumptions.</w:t>
       </w:r>
     </w:p>
     <w:p>
@@ -2054,7 +2862,7 @@
           <w:sz w:val="19"/>
           <w:szCs w:val="19"/>
         </w:rPr>
-        <w:t xml:space="preserve">Follow Playbook 3: Price book. Rights register export: [file, or "none yet"]. Corridor results: [file]. Produce the price book table with columns line_id, product_id, product_type, dataset_id (data lines only), use_right (data lines only), delivery, unit, tier_min, tier_max, list_price, floor_price, currency, term_months, tier_model, status (Draft), version. Then run every manual check in the playbook and report pass or fail for each line with the numbers. Label the rights basis of each data line (Confirmed, Provisional, Contradicted, Blocked) and list the open question behind each Provisional one.</w:t>
+        <w:t xml:space="preserve">Follow Playbook 3: Price book. Rights register export: [file, or "none yet"]. Corridor results: [file]. Produce the price book table with columns line_id, product_id, product_type, dataset_id (data lines only), conferred_right (the right granted to the customer; data lines only), data_form (derived or passthrough; data lines only), delivery, unit, tier_min, tier_max, list_price, floor_price, currency, term_months, tier_model, status (Draft), version. Then run every manual check in the playbook and report pass or fail for each line with the numbers. Label the rights basis of each data line (Confirmed, Provisional, Contradicted, Blocked) by looking up the held rights its conferred right needs in the Playbook 3 table and reading them from the register; take the worst. List the open question behind each Provisional one as: dataset, held right needed.</w:t>
       </w:r>
     </w:p>
     <w:p>
@@ -2080,7 +2888,7 @@
         <w:t xml:space="preserve">Purpose:</w:t>
       </w:r>
       <w:r>
-        <w:t xml:space="preserve"> decide what is being licensed, whether the rights are confirmed, and what to charge. The price is proposed and may be provisional; Legal confirms the rights before any quote goes to the customer.</w:t>
+        <w:t xml:space="preserve"> decide what is being licensed, whether we hold the rights to grant it and they are confirmed, and what to charge. The price is proposed and may be provisional; Legal confirms the rights before any quote goes to the customer.</w:t>
       </w:r>
     </w:p>
     <w:p>
@@ -2132,7 +2940,7 @@
         <w:spacing w:after="60"/>
       </w:pPr>
       <w:r>
-        <w:t xml:space="preserve">Classify each intended use as a use right, quoting the customer's words. Mark ambiguous cases. Show, resell, combine, and any training, retrieval or agent use are separate questions.</w:t>
+        <w:t xml:space="preserve">Classify each right the customer wants as one of the nine, quoting the customer's words. Mark ambiguous cases. Show, resell, combine, and any training, retrieval or agent use are separate questions.</w:t>
       </w:r>
     </w:p>
     <w:p>
@@ -2145,7 +2953,7 @@
         <w:spacing w:after="60"/>
       </w:pPr>
       <w:r>
-        <w:t xml:space="preserve">Check each right against the register: Confirmed, Provisional (unknown or unconfirmed), Contradicted or Blocked. Include the register reference.</w:t>
+        <w:t xml:space="preserve">For each right to grant, use the Playbook 3 table to list the held rights the dataset must carry. Check each in the register: Confirmed, Provisional (unknown or unconfirmed), Contradicted or Blocked. The request takes the worst. Include the register reference.</w:t>
       </w:r>
     </w:p>
     <w:p>
@@ -2171,7 +2979,7 @@
         <w:spacing w:after="60"/>
       </w:pPr>
       <w:r>
-        <w:t xml:space="preserve">Then price from the price book: base subscription, volume tier, use-right uplift, term discount, approved exception band. Show the waterfall. Label the price Provisional if any right is not Confirmed. If no rule fits, give a range labeled as a proposal.</w:t>
+        <w:t xml:space="preserve">Then price from the price book: base subscription, volume tier, uplift for each right granted, term discount, approved exception band. Show the waterfall. Label the price Provisional if any held right it needs is not Confirmed. If no rule fits, give a range labeled as a proposal.</w:t>
       </w:r>
     </w:p>
     <w:p>
@@ -2215,7 +3023,7 @@
         <w:t xml:space="preserve">Output order:</w:t>
       </w:r>
       <w:r>
-        <w:t xml:space="preserve"> recommendation (quote, quote with conditions, provisional price while Legal confirms, decline), whether it is cleared to quote, and tier, request table, use-right classification, rights check, price and waterfall with the rights basis of each line, conditions to request from Legal, escalation note, inputs and assumptions.</w:t>
+        <w:t xml:space="preserve"> recommendation (quote, quote with conditions, provisional price while Legal confirms, decline), whether it is cleared to quote, and tier, request table, classification of the rights to grant, rights check (right to grant, held rights needed, basis), price and waterfall with the rights basis of each line, conditions to request from Legal, escalation note, inputs and assumptions.</w:t>
       </w:r>
     </w:p>
     <w:p>
@@ -2295,7 +3103,7 @@
           <w:sz w:val="19"/>
           <w:szCs w:val="19"/>
         </w:rPr>
-        <w:t xml:space="preserve">Follow Playbook 4: Data licence pricing. Request: [file or pasted text]. Register export: [file]. Price book: [file]. Restate the request, classify each intended use as a use right quoting the customer's words, check each against the register (allowed, allowed with conditions, not allowed, unknown), and only then price from the price book with the waterfall. If any right is unknown, price it as Provisional, say it is not cleared to quote, and write the Legal escalation note. Recommend the approval tier and name the rule.</w:t>
+        <w:t xml:space="preserve">Follow Playbook 4: Data licence pricing. Request: [file or pasted text]. Register export: [file]. Price book: [file]. Restate the request, classify each right the customer wants as one of the nine, quoting the customer's words, list the held rights each one needs (Playbook 3 table), check each in the register (held, held with conditions, not held, unknown), and only then price from the price book with the waterfall. If any needed held right is unknown, price it as Provisional, say it is not cleared to quote, and write the Legal escalation note. Recommend the approval tier and name the rule.</w:t>
       </w:r>
     </w:p>
     <w:p>
@@ -3609,7 +4417,7 @@
         <w:t xml:space="preserve">Purpose:</w:t>
       </w:r>
       <w:r>
-        <w:t xml:space="preserve"> answer "what may we do with this dataset for this agency and this supplier today?" for a single case. For many cases at once use the resolver script in the SharePoint kit.</w:t>
+        <w:t xml:space="preserve"> answer "what may we do with this dataset for this agency and this supplier today?" for a single case. The answer is the rights we hold, which feed the register. For many cases at once use the resolver script in the SharePoint kit.</w:t>
       </w:r>
     </w:p>
     <w:p>
@@ -3857,7 +4665,7 @@
         <w:t xml:space="preserve">Purpose:</w:t>
       </w:r>
       <w:r>
-        <w:t xml:space="preserve"> start from the price book the business already uses. Bring it into the standard format, check it, and rank the data products by what their open rights questions put at risk. Do not wait for the register or for Legal.</w:t>
+        <w:t xml:space="preserve"> start from the price book the business already uses. Bring it into the standard format, check it, and rank the register questions behind the data products by the revenue at risk. Do not wait for the register or for Legal.</w:t>
       </w:r>
     </w:p>
     <w:p>
@@ -3935,7 +4743,7 @@
         <w:spacing w:after="60"/>
       </w:pPr>
       <w:r>
-        <w:t xml:space="preserve">Never invent a price, a floor, a term or a use right. Leave it blank and list it under Missing. Say which tier model you assumed (all_units unless told otherwise).</w:t>
+        <w:t xml:space="preserve">Never invent a price, a floor, a term or a conferred right. Leave it blank and list it under Missing. Say which tier model you assumed (all_units unless told otherwise).</w:t>
       </w:r>
     </w:p>
     <w:p>
@@ -3974,7 +4782,20 @@
         <w:spacing w:after="60"/>
       </w:pPr>
       <w:r>
-        <w:t xml:space="preserve">List the data products and the possible-data API products, with annual revenue, customers and the use rights the price book states. Rank by annual revenue, putting resale, redistribution, derivative and AI rights ahead of internal use when revenue is similar. This is the proposed order for rights intake.</w:t>
+        <w:t xml:space="preserve">For each data product, guess the dataset it is built from (a placeholder such as DS-CAND-name) and ask whether it is a derived product or passthrough data. Use the Playbook 3 table to list the held rights the register will need, from the conferred rights the price book states.</w:t>
+      </w:r>
+    </w:p>
+    <w:p>
+      <w:pPr>
+        <w:pStyle w:val="ListParagraph"/>
+        <w:numPr>
+          <w:ilvl w:val="0"/>
+          <w:numId w:val="15"/>
+        </w:numPr>
+        <w:spacing w:after="60"/>
+      </w:pPr>
+      <w:r>
+        <w:t xml:space="preserve">List the data products and the possible-data API products, with annual revenue, customers, the rights granted to customers that the price book states, and the held rights needed. Rank by annual revenue, putting resale, redistribution, derivative and AI rights ahead of internal use when revenue is similar. This is the proposed order for register intake.</w:t>
       </w:r>
     </w:p>
     <w:p>
@@ -4085,7 +4906,7 @@
           <w:sz w:val="19"/>
           <w:szCs w:val="19"/>
         </w:rPr>
-        <w:t xml:space="preserve">Follow Playbook 11: Import an existing price book. File: [price book file]. Sheet: [name or "first"]. Do not wait for the register or Legal. Map the columns (product, unit, volume band, list price, floor price, term, revenue, customers). Set product_type for each line (data_license, api_access, software, service, other) and give the words behind it. Output the Playbook 3 columns with status Existing, and use_right only if clearly stated. Never invent a price, floor or term: leave it blank and list it. Run the checks, then rank data products by annual revenue as the rights intake order.</w:t>
+        <w:t xml:space="preserve">Follow Playbook 11: Import an existing price book. File: [price book file]. Sheet: [name or "first"]. Do not wait for the register or Legal. Map the columns (product, unit, volume band, list price, floor price, term, revenue, customers). Set product_type for each line (data_license, api_access, software, service, other) and give the words behind it. Output the Playbook 3 columns with status Existing, and conferred_right only if clearly stated (leave data_form blank). Never invent a price, floor or term: leave it blank and list it. Run the checks, then for each data product list the held rights the register will need (Playbook 3 table) and rank them by annual revenue as the intake order.</w:t>
       </w:r>
     </w:p>
     <w:p>
@@ -4106,7 +4927,7 @@
         <w:spacing w:after="60"/>
       </w:pPr>
       <w:r>
-        <w:t xml:space="preserve">The price corridor and use-right ladder for a real decision (use the script or an Excel model, then compare).</w:t>
+        <w:t xml:space="preserve">The price corridor and conferred-right ladder for a real decision (use the script or an Excel model, then compare).</w:t>
       </w:r>
     </w:p>
     <w:p>

--- a/copilot-guide/Copilot-Playbooks.docx
+++ b/copilot-guide/Copilot-Playbooks.docx
@@ -20,7 +20,7 @@
           <w:iCs/>
           <w:color w:val="595959"/>
         </w:rPr>
-        <w:t xml:space="preserve">Add this file to your Pricing Desk notebook. Prices, customers and agreements in examples are invented. Playbooks are drafts for people to review; named people approve and Legal confirms rights.</w:t>
+        <w:t xml:space="preserve">Add this file to your Pricing Desk notebook. Prices, customers and agreements in examples are invented. Playbooks are drafts for people to review; named people approve.</w:t>
       </w:r>
     </w:p>
     <w:p>
@@ -54,7 +54,7 @@
         <w:spacing w:after="60"/>
       </w:pPr>
       <w:r>
-        <w:t xml:space="preserve">In a prompt, name the playbook: "Follow Playbook 5: Deal desk review."</w:t>
+        <w:t xml:space="preserve">In a prompt, name the playbook: "Follow Playbook 4: Deal desk review."</w:t>
       </w:r>
     </w:p>
     <w:p>
@@ -154,10 +154,10 @@
           <w:b/>
           <w:bCs/>
         </w:rPr>
-        <w:t xml:space="preserve">Unknown is the default:</w:t>
-      </w:r>
-      <w:r>
-        <w:t xml:space="preserve"> silence in a contract is never permission. Never say we may grant a right to a customer unless the register shows the held rights it needs as Granted or Conditional and Legal confirmed is Yes. You may still price an unconfirmed right as a strategy: label it Provisional and say it is not cleared to quote.</w:t>
+        <w:t xml:space="preserve">Price the scope:</w:t>
+      </w:r>
+      <w:r>
+        <w:t xml:space="preserve"> every data and API price covers a stated right: what the customer may do with the data or the API responses. A price without a stated right is not a price. Internal use is the base; everything broader is a separate, higher-priced right.</w:t>
       </w:r>
     </w:p>
     <w:p>
@@ -177,10 +177,33 @@
           <w:b/>
           <w:bCs/>
         </w:rPr>
-        <w:t xml:space="preserve">Rights apply only to data:</w:t>
-      </w:r>
-      <w:r>
-        <w:t xml:space="preserve"> software, services and API access with no third-party content do not need the rights register.</w:t>
+        <w:t xml:space="preserve">API access is not a data right:</w:t>
+      </w:r>
+      <w:r>
+        <w:t xml:space="preserve"> an API price buys the use it states, normally serving the customer's own live bookings. Collecting, keeping or reusing responses, rebuilding or reselling data, and feeding AI are data rights and are priced as such.</w:t>
+      </w:r>
+    </w:p>
+    <w:p>
+      <w:pPr>
+        <w:pStyle w:val="ListParagraph"/>
+        <w:numPr>
+          <w:ilvl w:val="0"/>
+          <w:numId w:val="3"/>
+        </w:numPr>
+        <w:spacing w:after="60"/>
+      </w:pPr>
+      <w:r>
+        <w:t xml:space="preserve"/>
+      </w:r>
+      <w:r>
+        <w:rPr>
+          <w:b/>
+          <w:bCs/>
+        </w:rPr>
+        <w:t xml:space="preserve">Rights held are not checked here:</w:t>
+      </w:r>
+      <w:r>
+        <w:t xml:space="preserve"> the product manager does that in the rights pack. Pass them the question; do not answer it.</w:t>
       </w:r>
     </w:p>
     <w:p>
@@ -474,7 +497,7 @@
                 <w:sz w:val="20"/>
                 <w:szCs w:val="20"/>
               </w:rPr>
-              <w:t xml:space="preserve">Held and conferred rights</w:t>
+              <w:t xml:space="preserve">Granted right</w:t>
             </w:r>
           </w:p>
         </w:tc>
@@ -502,7 +525,7 @@
                 <w:sz w:val="20"/>
                 <w:szCs w:val="20"/>
               </w:rPr>
-              <w:t xml:space="preserve">The same nine rights are used in two places. The register lists the rights WE HOLD on a dataset: what we may do with it, given our suppliers, contributing customers and the derivative products we may create. The price book lists the rights we GRANT the customer on a product (conferred_right): what they may do with it. We can grant only what we hold. Never read a register row as the customer's right, or a price book right as something we hold.</w:t>
+              <w:t xml:space="preserve">The right a price covers: what the customer may do with the data or the API responses (the conferred_right column). internal_use is the base and the narrowest. Each broader right is a separate line priced above it.</w:t>
             </w:r>
           </w:p>
         </w:tc>
@@ -535,7 +558,7 @@
                 <w:sz w:val="20"/>
                 <w:szCs w:val="20"/>
               </w:rPr>
-              <w:t xml:space="preserve">Statuses</w:t>
+              <w:t xml:space="preserve">Hand-off to the product manager</w:t>
             </w:r>
           </w:p>
         </w:tc>
@@ -563,129 +586,7 @@
                 <w:sz w:val="20"/>
                 <w:szCs w:val="20"/>
               </w:rPr>
-              <w:t xml:space="preserve">Granted, Conditional (record the conditions), Prohibited, Unknown (the default).</w:t>
-            </w:r>
-          </w:p>
-        </w:tc>
-      </w:tr>
-      <w:tr>
-        <w:trPr>
-          <w:cantSplit/>
-        </w:trPr>
-        <w:tc>
-          <w:tcPr>
-            <w:tcW w:type="dxa" w:w="2600"/>
-            <w:tcBorders>
-              <w:top w:val="single" w:color="BFBFBF" w:sz="4"/>
-              <w:left w:val="single" w:color="BFBFBF" w:sz="4"/>
-              <w:bottom w:val="single" w:color="BFBFBF" w:sz="4"/>
-              <w:right w:val="single" w:color="BFBFBF" w:sz="4"/>
-            </w:tcBorders>
-            <w:tcMar>
-              <w:top w:type="dxa" w:w="60"/>
-              <w:left w:type="dxa" w:w="100"/>
-              <w:bottom w:type="dxa" w:w="60"/>
-              <w:right w:type="dxa" w:w="100"/>
-            </w:tcMar>
-          </w:tcPr>
-          <w:p>
-            <w:r>
-              <w:rPr>
-                <w:b w:val="false"/>
-                <w:bCs w:val="false"/>
-                <w:sz w:val="20"/>
-                <w:szCs w:val="20"/>
-              </w:rPr>
-              <w:t xml:space="preserve">Most to least restrictive</w:t>
-            </w:r>
-          </w:p>
-        </w:tc>
-        <w:tc>
-          <w:tcPr>
-            <w:tcW w:type="dxa" w:w="6760"/>
-            <w:tcBorders>
-              <w:top w:val="single" w:color="BFBFBF" w:sz="4"/>
-              <w:left w:val="single" w:color="BFBFBF" w:sz="4"/>
-              <w:bottom w:val="single" w:color="BFBFBF" w:sz="4"/>
-              <w:right w:val="single" w:color="BFBFBF" w:sz="4"/>
-            </w:tcBorders>
-            <w:tcMar>
-              <w:top w:type="dxa" w:w="60"/>
-              <w:left w:type="dxa" w:w="100"/>
-              <w:bottom w:type="dxa" w:w="60"/>
-              <w:right w:type="dxa" w:w="100"/>
-            </w:tcMar>
-          </w:tcPr>
-          <w:p>
-            <w:r>
-              <w:rPr>
-                <w:b w:val="false"/>
-                <w:bCs w:val="false"/>
-                <w:sz w:val="20"/>
-                <w:szCs w:val="20"/>
-              </w:rPr>
-              <w:t xml:space="preserve">Prohibited, Unknown, Conditional, Granted.</w:t>
-            </w:r>
-          </w:p>
-        </w:tc>
-      </w:tr>
-      <w:tr>
-        <w:trPr>
-          <w:cantSplit/>
-        </w:trPr>
-        <w:tc>
-          <w:tcPr>
-            <w:tcW w:type="dxa" w:w="2600"/>
-            <w:tcBorders>
-              <w:top w:val="single" w:color="BFBFBF" w:sz="4"/>
-              <w:left w:val="single" w:color="BFBFBF" w:sz="4"/>
-              <w:bottom w:val="single" w:color="BFBFBF" w:sz="4"/>
-              <w:right w:val="single" w:color="BFBFBF" w:sz="4"/>
-            </w:tcBorders>
-            <w:tcMar>
-              <w:top w:type="dxa" w:w="60"/>
-              <w:left w:type="dxa" w:w="100"/>
-              <w:bottom w:type="dxa" w:w="60"/>
-              <w:right w:type="dxa" w:w="100"/>
-            </w:tcMar>
-          </w:tcPr>
-          <w:p>
-            <w:r>
-              <w:rPr>
-                <w:b w:val="false"/>
-                <w:bCs w:val="false"/>
-                <w:sz w:val="20"/>
-                <w:szCs w:val="20"/>
-              </w:rPr>
-              <w:t xml:space="preserve">Rights basis</w:t>
-            </w:r>
-          </w:p>
-        </w:tc>
-        <w:tc>
-          <w:tcPr>
-            <w:tcW w:type="dxa" w:w="6760"/>
-            <w:tcBorders>
-              <w:top w:val="single" w:color="BFBFBF" w:sz="4"/>
-              <w:left w:val="single" w:color="BFBFBF" w:sz="4"/>
-              <w:bottom w:val="single" w:color="BFBFBF" w:sz="4"/>
-              <w:right w:val="single" w:color="BFBFBF" w:sz="4"/>
-            </w:tcBorders>
-            <w:tcMar>
-              <w:top w:type="dxa" w:w="60"/>
-              <w:left w:type="dxa" w:w="100"/>
-              <w:bottom w:type="dxa" w:w="60"/>
-              <w:right w:type="dxa" w:w="100"/>
-            </w:tcMar>
-          </w:tcPr>
-          <w:p>
-            <w:r>
-              <w:rPr>
-                <w:b w:val="false"/>
-                <w:bCs w:val="false"/>
-                <w:sz w:val="20"/>
-                <w:szCs w:val="20"/>
-              </w:rPr>
-              <w:t xml:space="preserve">Of a price book line, based on the held rights it needs (take the worst). Confirmed: every needed held right is Granted or Conditional, and legal_confirmed = Yes. Provisional: anything else, including Unknown and not yet in the register. Contradicted: a needed held right is Prohibited in the evidence but Legal has not confirmed. Blocked: Legal confirmed a needed held right as Prohibited. Confirmed is cleared to quote. Provisional and Contradicted may be priced as a strategy but are not cleared to quote. Blocked is not priced.</w:t>
+              <w:t xml:space="preserve">The list of data and API products and the right each one grants. The product manager decides, in the rights pack, whether we hold what each right needs.</w:t>
             </w:r>
           </w:p>
         </w:tc>
@@ -746,7 +647,7 @@
                 <w:sz w:val="20"/>
                 <w:szCs w:val="20"/>
               </w:rPr>
-              <w:t xml:space="preserve">Use only if the desk has no approval matrix, and say so. Tier 0: discount up to 10 percent. Tier 1: beyond the band. Tier 2: above 250,000 USD total contract value, multi-year, or a cross-family bundle. Tier 3: above 1 million USD, below floor, MFN, exclusivity, or data redistribution rights.</w:t>
+              <w:t xml:space="preserve">Use only if the desk has no approval matrix, and say so. Tier 0: discount up to 10 percent. Tier 1: beyond the band. Tier 2: above 250,000 USD total contract value, multi-year, or a cross-family bundle. Tier 3: above 1 million USD, below floor, MFN, exclusivity, data redistribution rights, or API access that keeps or collects data.</w:t>
             </w:r>
           </w:p>
         </w:tc>
@@ -767,7 +668,7 @@
         <w:pStyle w:val="Heading1"/>
       </w:pPr>
       <w:r>
-        <w:t xml:space="preserve">Playbook 1: Register intake from agreements</w:t>
+        <w:t xml:space="preserve">Playbook 1: Price setting</w:t>
       </w:r>
     </w:p>
     <w:p>
@@ -785,7 +686,7 @@
         <w:t xml:space="preserve">Purpose:</w:t>
       </w:r>
       <w:r>
-        <w:t xml:space="preserve"> turn an agreement and a dataset description into proposed register rows with evidence. Copilot proposes; only Legal confirms.</w:t>
+        <w:t xml:space="preserve"> work out what to charge for a product, data licence or API use, with a floor, a value cap and a recommended price, before building a price book.</w:t>
       </w:r>
     </w:p>
     <w:p>
@@ -803,7 +704,7 @@
         <w:t xml:space="preserve">Attach:</w:t>
       </w:r>
       <w:r>
-        <w:t xml:space="preserve"> the agreement as Word or PDF, a data dictionary if there is one, and the party's standard rights profile if you want deviations only.</w:t>
+        <w:t xml:space="preserve"> cost inputs, customer segments with value estimates and their source, market comparables with a comparability score from 0 to 1, willingness-to-pay points if any, and, for data and API products, the right the customer will be granted and any broader rights customers ask for.</w:t>
       </w:r>
     </w:p>
     <w:p>
@@ -811,7 +712,7 @@
         <w:pStyle w:val="Heading2"/>
       </w:pPr>
       <w:r>
-        <w:t xml:space="preserve">Steps</w:t>
+        <w:t xml:space="preserve">Steps and formulas</w:t>
       </w:r>
     </w:p>
     <w:p>
@@ -824,7 +725,17 @@
         <w:spacing w:after="60"/>
       </w:pPr>
       <w:r>
-        <w:t xml:space="preserve">Identify the agreement: parties, type, effective date, expiry, renewal, amendments, and what it supersedes.</w:t>
+        <w:t xml:space="preserve"/>
+      </w:r>
+      <w:r>
+        <w:rPr>
+          <w:b/>
+          <w:bCs/>
+        </w:rPr>
+        <w:t xml:space="preserve">Value metric:</w:t>
+      </w:r>
+      <w:r>
+        <w:t xml:space="preserve"> pick the unit the price scales with. Test each candidate: does it rise with customer value, can it be metered and verified, is the bill predictable, is it hard to game, does it line up with cost and with what the customer may do with it. Choose one.</w:t>
       </w:r>
     </w:p>
     <w:p>
@@ -837,7 +748,17 @@
         <w:spacing w:after="60"/>
       </w:pPr>
       <w:r>
-        <w:t xml:space="preserve">For each of the nine rights WE HOLD propose Granted, Conditional, Prohibited or Unknown. The question is what we may do with this data, including supplying outputs to customers and building derivative products, not what a customer will be allowed to do. Granted needs a clear provision. Conditional records the conditions. Silence or ambiguity is Unknown.</w:t>
+        <w:t xml:space="preserve"/>
+      </w:r>
+      <w:r>
+        <w:rPr>
+          <w:b/>
+          <w:bCs/>
+        </w:rPr>
+        <w:t xml:space="preserve">Cost floor per unit</w:t>
+      </w:r>
+      <w:r>
+        <w:t xml:space="preserve"> = (annual fixed cost ÷ expected units + variable cost per unit + cannibalization per unit) ÷ (1 − royalty share − margin floor).</w:t>
       </w:r>
     </w:p>
     <w:p>
@@ -850,7 +771,17 @@
         <w:spacing w:after="60"/>
       </w:pPr>
       <w:r>
-        <w:t xml:space="preserve">Record evidence, one row per provision: document, clause or page, a one or two sentence summary in your own words, and a short quote of 20 words or fewer.</w:t>
+        <w:t xml:space="preserve"/>
+      </w:r>
+      <w:r>
+        <w:rPr>
+          <w:b/>
+          <w:bCs/>
+        </w:rPr>
+        <w:t xml:space="preserve">Value per unit</w:t>
+      </w:r>
+      <w:r>
+        <w:t xml:space="preserve"> (per segment) = yearly value per customer ÷ units per customer × coverage factor. Coverage factor = current coverage ÷ reference coverage.</w:t>
       </w:r>
     </w:p>
     <w:p>
@@ -863,7 +794,27 @@
         <w:spacing w:after="60"/>
       </w:pPr>
       <w:r>
-        <w:t xml:space="preserve">Capture restrictions: redistribution, display, derivatives, each AI use, geography, term, exclusivity, confidentiality, attribution, audit, deletion, personal data, and withdrawal.</w:t>
+        <w:t xml:space="preserve"/>
+      </w:r>
+      <w:r>
+        <w:rPr>
+          <w:b/>
+          <w:bCs/>
+        </w:rPr>
+        <w:t xml:space="preserve">Value-based price</w:t>
+      </w:r>
+      <w:r>
+        <w:t xml:space="preserve"> = value per unit × capture share (10 to 30 percent is a typical starting point). </w:t>
+      </w:r>
+      <w:r>
+        <w:rPr>
+          <w:b/>
+          <w:bCs/>
+        </w:rPr>
+        <w:t xml:space="preserve">Value cap</w:t>
+      </w:r>
+      <w:r>
+        <w:t xml:space="preserve"> = value per unit × maximum capture share (default 50 percent). Weight segments by expected units.</w:t>
       </w:r>
     </w:p>
     <w:p>
@@ -876,7 +827,17 @@
         <w:spacing w:after="60"/>
       </w:pPr>
       <w:r>
-        <w:t xml:space="preserve">Secondary processing: record any term on aggregation, anonymization, combining with other data, or derived products, with its conditions (minimum cohort size, no identification, delay). If the contract says nothing, write Unknown.</w:t>
+        <w:t xml:space="preserve"/>
+      </w:r>
+      <w:r>
+        <w:rPr>
+          <w:b/>
+          <w:bCs/>
+        </w:rPr>
+        <w:t xml:space="preserve">Market reference</w:t>
+      </w:r>
+      <w:r>
+        <w:t xml:space="preserve"> = comparability-weighted average of comparable unit prices. Show the range. Comparables with low comparability are context only.</w:t>
       </w:r>
     </w:p>
     <w:p>
@@ -889,7 +850,17 @@
         <w:spacing w:after="60"/>
       </w:pPr>
       <w:r>
-        <w:t xml:space="preserve">If a standard profile is supplied, list only the deviations as exceptions, with the clause, and say whether each loosens or tightens the profile.</w:t>
+        <w:t xml:space="preserve"/>
+      </w:r>
+      <w:r>
+        <w:rPr>
+          <w:b/>
+          <w:bCs/>
+        </w:rPr>
+        <w:t xml:space="preserve">WTP median:</w:t>
+      </w:r>
+      <w:r>
+        <w:t xml:space="preserve"> use only with 5 or more points; 15 or more to rely on.</w:t>
       </w:r>
     </w:p>
     <w:p>
@@ -902,7 +873,96 @@
         <w:spacing w:after="60"/>
       </w:pPr>
       <w:r>
-        <w:t xml:space="preserve">List open questions for Legal, grouped, each with a priority.</w:t>
+        <w:t xml:space="preserve"/>
+      </w:r>
+      <w:r>
+        <w:rPr>
+          <w:b/>
+          <w:bCs/>
+        </w:rPr>
+        <w:t xml:space="preserve">Blend:</w:t>
+      </w:r>
+      <w:r>
+        <w:t xml:space="preserve"> 40 percent value-based price, 30 percent market reference, 30 percent WTP median. If an anchor is missing, share its weight across the others. Keep the result between the floor and the cap.</w:t>
+      </w:r>
+    </w:p>
+    <w:p>
+      <w:pPr>
+        <w:pStyle w:val="ListParagraph"/>
+        <w:numPr>
+          <w:ilvl w:val="0"/>
+          <w:numId w:val="4"/>
+        </w:numPr>
+        <w:spacing w:after="60"/>
+      </w:pPr>
+      <w:r>
+        <w:t xml:space="preserve"/>
+      </w:r>
+      <w:r>
+        <w:rPr>
+          <w:b/>
+          <w:bCs/>
+        </w:rPr>
+        <w:t xml:space="preserve">Realized price</w:t>
+      </w:r>
+      <w:r>
+        <w:t xml:space="preserve"> is the blend. </w:t>
+      </w:r>
+      <w:r>
+        <w:rPr>
+          <w:b/>
+          <w:bCs/>
+        </w:rPr>
+        <w:t xml:space="preserve">List price</w:t>
+      </w:r>
+      <w:r>
+        <w:t xml:space="preserve"> = realized ÷ (1 − expected average discount).</w:t>
+      </w:r>
+    </w:p>
+    <w:p>
+      <w:pPr>
+        <w:pStyle w:val="ListParagraph"/>
+        <w:numPr>
+          <w:ilvl w:val="0"/>
+          <w:numId w:val="4"/>
+        </w:numPr>
+        <w:spacing w:after="60"/>
+      </w:pPr>
+      <w:r>
+        <w:t xml:space="preserve"/>
+      </w:r>
+      <w:r>
+        <w:rPr>
+          <w:b/>
+          <w:bCs/>
+        </w:rPr>
+        <w:t xml:space="preserve">Extra rights granted to the customer:</w:t>
+      </w:r>
+      <w:r>
+        <w:t xml:space="preserve"> price of a right = base price + capture share × extra value per unit + extra cost per unit ÷ (1 − royalty share − margin floor). Each AI use is its own right. For API access, keeping responses, bulk extraction and rebuilding data are rights priced from their value, not at the per-call rate.</w:t>
+      </w:r>
+    </w:p>
+    <w:p>
+      <w:pPr>
+        <w:pStyle w:val="ListParagraph"/>
+        <w:numPr>
+          <w:ilvl w:val="0"/>
+          <w:numId w:val="4"/>
+        </w:numPr>
+        <w:spacing w:after="60"/>
+      </w:pPr>
+      <w:r>
+        <w:t xml:space="preserve"/>
+      </w:r>
+      <w:r>
+        <w:rPr>
+          <w:b/>
+          <w:bCs/>
+        </w:rPr>
+        <w:t xml:space="preserve">Sensitivity:</w:t>
+      </w:r>
+      <w:r>
+        <w:t xml:space="preserve"> value capture ±20 percent, costs +20 percent, demand −30 percent, market reference −20 percent, and wider coverage.</w:t>
       </w:r>
     </w:p>
     <w:p>
@@ -917,10 +977,46 @@
           <w:b/>
           <w:bCs/>
         </w:rPr>
+        <w:t xml:space="preserve">Reading the result:</w:t>
+      </w:r>
+      <w:r>
+        <w:t xml:space="preserve"> if the floor is above the cap there is no viable price (options: cut cost or scope, aim at a higher-value segment or right, spread cost across products, re-check the value estimate). If anchors differ by more than 1.5 times, find out why before averaging. If segment value-based prices differ by more than 1.5 times, consider fenced segment prices.</w:t>
+      </w:r>
+    </w:p>
+    <w:p>
+      <w:pPr>
+        <w:spacing w:after="120"/>
+      </w:pPr>
+      <w:r>
+        <w:t xml:space="preserve"/>
+      </w:r>
+      <w:r>
+        <w:rPr>
+          <w:b/>
+          <w:bCs/>
+        </w:rPr>
+        <w:t xml:space="preserve">Confidence:</w:t>
+      </w:r>
+      <w:r>
+        <w:t xml:space="preserve"> High needs three anchors, value figures from pilots or contract data, 15 or more WTP points and two or more good comparables. Value figures that are only estimates, or fewer than 5 WTP points, mean Low or Medium. Present Low as provisional.</w:t>
+      </w:r>
+    </w:p>
+    <w:p>
+      <w:pPr>
+        <w:spacing w:after="120"/>
+      </w:pPr>
+      <w:r>
+        <w:t xml:space="preserve"/>
+      </w:r>
+      <w:r>
+        <w:rPr>
+          <w:b/>
+          <w:bCs/>
+        </w:rPr>
         <w:t xml:space="preserve">Output order:</w:t>
       </w:r>
       <w:r>
-        <w:t xml:space="preserve"> summary counts by status, held-rights table, evidence table, exceptions, open questions, and the decision requested from Legal.</w:t>
+        <w:t xml:space="preserve"> headline price and confidence, corridor table, segments, granted-right ladder with the reasoning for each step, sensitivity table, flags and next evidence, pilot plan with a decision rule, inputs and assumptions.</w:t>
       </w:r>
     </w:p>
     <w:p>
@@ -941,7 +1037,7 @@
         <w:spacing w:after="60"/>
       </w:pPr>
       <w:r>
-        <w:t xml:space="preserve">Every Granted or Conditional row has a quote and a location.</w:t>
+        <w:t xml:space="preserve">Recompute the floor and one segment's value-based price yourself in Excel.</w:t>
       </w:r>
     </w:p>
     <w:p>
@@ -954,7 +1050,7 @@
         <w:spacing w:after="60"/>
       </w:pPr>
       <w:r>
-        <w:t xml:space="preserve">No AI use is inferred from internal use.</w:t>
+        <w:t xml:space="preserve">Every input has a source; invented inputs are labeled as assumptions.</w:t>
       </w:r>
     </w:p>
     <w:p>
@@ -967,7 +1063,7 @@
         <w:spacing w:after="60"/>
       </w:pPr>
       <w:r>
-        <w:t xml:space="preserve">legal_confirmed is blank. Copilot never sets it.</w:t>
+        <w:t xml:space="preserve">Every price says which right it covers.</w:t>
       </w:r>
     </w:p>
     <w:p>
@@ -980,7 +1076,7 @@
         <w:spacing w:after="60"/>
       </w:pPr>
       <w:r>
-        <w:t xml:space="preserve">Open questions exist for every Unknown that a live deal depends on.</w:t>
+        <w:t xml:space="preserve">For the real price decision, run the price corridor script (ask someone with Python, or use Claude) and compare with this draft.</w:t>
       </w:r>
     </w:p>
     <w:p>
@@ -1013,7 +1109,7 @@
           <w:sz w:val="19"/>
           <w:szCs w:val="19"/>
         </w:rPr>
-        <w:t xml:space="preserve">Follow Playbook 1: Register intake. Agreement: [file name]. Party: [name], type [agency or supplier]. Dataset: [name and description]. For each of the nine rights WE HOLD on this dataset (what we may do with it, including supplying outputs to customers and building derivative products) give the status (Granted, Conditional, Prohibited, Unknown), a short quote of 20 words or fewer, the clause or page, and any conditions. If the agreement is silent or ambiguous, write Unknown. Add term, expiry, termination, audit, deletion, personal data, and change or withdrawal rights. Record any terms on aggregation, anonymization, combining or derived products. List open questions for Legal. Leave legal_confirmed blank. Output in this order: summary counts, held-rights table, evidence table, open questions.</w:t>
+        <w:t xml:space="preserve">Follow Playbook 1: Price setting. Product: [name]. Inputs: [file]. Right granted to the customer: [internal_use, or name it]. Other rights customers ask for: [list, or "none yet"]. Build one table with: cost floor, value-based price and cap per segment, market reference, WTP median (only with 5 or more points), blended realized price, and list price at [15] percent discount. Write each formula in words and show the inputs next to each result. If the floor is above the cap, say there is no viable price and list options. Price the extra rights granted to the customer too, each from the value it adds, and treat each AI use as its own right. For API access, price keeping or collecting responses as a data right, not at the per-call rate. End with confidence (high, medium, low), the weakest input, and the evidence to collect next.</w:t>
       </w:r>
     </w:p>
     <w:p>
@@ -1021,7 +1117,7 @@
         <w:pStyle w:val="Heading1"/>
       </w:pPr>
       <w:r>
-        <w:t xml:space="preserve">Playbook 2: Price setting</w:t>
+        <w:t xml:space="preserve">Playbook 2: Price book</w:t>
       </w:r>
     </w:p>
     <w:p>
@@ -1039,7 +1135,7 @@
         <w:t xml:space="preserve">Purpose:</w:t>
       </w:r>
       <w:r>
-        <w:t xml:space="preserve"> work out what to charge for a product or data licence, with a floor, a value cap and a recommended price, before building a price book.</w:t>
+        <w:t xml:space="preserve"> turn prices into a controlled price book for any product. Data and API lines state the right they grant the customer.</w:t>
       </w:r>
     </w:p>
     <w:p>
@@ -1057,7 +1153,7 @@
         <w:t xml:space="preserve">Attach:</w:t>
       </w:r>
       <w:r>
-        <w:t xml:space="preserve"> cost inputs, customer segments with value estimates and their source, market comparables with a comparability score from 0 to 1, willingness-to-pay points if any, and, for data products, which rights the customer will be granted and whether all the held rights they need are confirmed by Legal (the rest are Provisional).</w:t>
+        <w:t xml:space="preserve"> the corridor results from Playbook 1, existing prices and past deals.</w:t>
       </w:r>
     </w:p>
     <w:p>
@@ -1065,7 +1161,7 @@
         <w:pStyle w:val="Heading2"/>
       </w:pPr>
       <w:r>
-        <w:t xml:space="preserve">Steps and formulas</w:t>
+        <w:t xml:space="preserve">Steps</w:t>
       </w:r>
     </w:p>
     <w:p>
@@ -1078,17 +1174,7 @@
         <w:spacing w:after="60"/>
       </w:pPr>
       <w:r>
-        <w:t xml:space="preserve"/>
-      </w:r>
-      <w:r>
-        <w:rPr>
-          <w:b/>
-          <w:bCs/>
-        </w:rPr>
-        <w:t xml:space="preserve">Value metric:</w:t>
-      </w:r>
-      <w:r>
-        <w:t xml:space="preserve"> pick the unit the price scales with. Test each candidate: does it rise with customer value, can it be metered and verified, is the bill predictable, is it hard to game, does it line up with cost and with the rights we hold. Choose one.</w:t>
+        <w:t xml:space="preserve">Scope: list the products. For each data or API line, state the right it grants the customer (conferred_right): what they may do with the data or the responses. If the scope is not known, treat it as internal_use only and say so.</w:t>
       </w:r>
     </w:p>
     <w:p>
@@ -1101,17 +1187,7 @@
         <w:spacing w:after="60"/>
       </w:pPr>
       <w:r>
-        <w:t xml:space="preserve"/>
-      </w:r>
-      <w:r>
-        <w:rPr>
-          <w:b/>
-          <w:bCs/>
-        </w:rPr>
-        <w:t xml:space="preserve">Cost floor per unit</w:t>
-      </w:r>
-      <w:r>
-        <w:t xml:space="preserve"> = (annual fixed cost ÷ expected units + variable cost per unit + cannibalization per unit) ÷ (1 − royalty share − margin floor).</w:t>
+        <w:t xml:space="preserve">API lines: say which use the line sells. Serving the customer's own live transactions is the base. Keeping responses beyond the session, bulk analysis, rebuilding or reselling data, and AI use are broader rights with their own lines and prices (data-licence rates, a minimum commitment, a retention limit).</w:t>
       </w:r>
     </w:p>
     <w:p>
@@ -1124,17 +1200,7 @@
         <w:spacing w:after="60"/>
       </w:pPr>
       <w:r>
-        <w:t xml:space="preserve"/>
-      </w:r>
-      <w:r>
-        <w:rPr>
-          <w:b/>
-          <w:bCs/>
-        </w:rPr>
-        <w:t xml:space="preserve">Value per unit</w:t>
-      </w:r>
-      <w:r>
-        <w:t xml:space="preserve"> (per segment) = yearly value per customer ÷ units per customer × coverage factor. Coverage factor = current coverage ÷ reference coverage.</w:t>
+        <w:t xml:space="preserve">Choose the licensing unit, the delivery dimension only if cost or value differs, and the metering source.</w:t>
       </w:r>
     </w:p>
     <w:p>
@@ -1147,27 +1213,7 @@
         <w:spacing w:after="60"/>
       </w:pPr>
       <w:r>
-        <w:t xml:space="preserve"/>
-      </w:r>
-      <w:r>
-        <w:rPr>
-          <w:b/>
-          <w:bCs/>
-        </w:rPr>
-        <w:t xml:space="preserve">Value-based price</w:t>
-      </w:r>
-      <w:r>
-        <w:t xml:space="preserve"> = value per unit × capture share (10 to 30 percent is a typical starting point). </w:t>
-      </w:r>
-      <w:r>
-        <w:rPr>
-          <w:b/>
-          <w:bCs/>
-        </w:rPr>
-        <w:t xml:space="preserve">Value cap</w:t>
-      </w:r>
-      <w:r>
-        <w:t xml:space="preserve"> = value per unit × maximum capture share (default 50 percent). Weight segments by expected units.</w:t>
+        <w:t xml:space="preserve">Set three anchors: floor, reference (median and range of realized comparable deals), value ceiling. Put the list price between floor and ceiling.</w:t>
       </w:r>
     </w:p>
     <w:p>
@@ -1180,17 +1226,7 @@
         <w:spacing w:after="60"/>
       </w:pPr>
       <w:r>
-        <w:t xml:space="preserve"/>
-      </w:r>
-      <w:r>
-        <w:rPr>
-          <w:b/>
-          <w:bCs/>
-        </w:rPr>
-        <w:t xml:space="preserve">Market reference</w:t>
-      </w:r>
-      <w:r>
-        <w:t xml:space="preserve"> = comparability-weighted average of comparable unit prices. Show the range. Comparables with low comparability are context only.</w:t>
+        <w:t xml:space="preserve">Set the granted-right ladder from the value each right adds for the customer. Do not apply standard multipliers.</w:t>
       </w:r>
     </w:p>
     <w:p>
@@ -1203,17 +1239,7 @@
         <w:spacing w:after="60"/>
       </w:pPr>
       <w:r>
-        <w:t xml:space="preserve"/>
-      </w:r>
-      <w:r>
-        <w:rPr>
-          <w:b/>
-          <w:bCs/>
-        </w:rPr>
-        <w:t xml:space="preserve">WTP median:</w:t>
-      </w:r>
-      <w:r>
-        <w:t xml:space="preserve"> use only with 5 or more points; 15 or more to rely on.</w:t>
+        <w:t xml:space="preserve">Add volume tiers with a tier model (all_units or graduated), a floor price per line, discount bands with the approval tier each depth triggers, term discounts, minimum commitments, overage, audit rights, and the fences that go with the right (retention limit, look-to-book or distinct-query cap, attribution).</w:t>
       </w:r>
     </w:p>
     <w:p>
@@ -1226,17 +1252,7 @@
         <w:spacing w:after="60"/>
       </w:pPr>
       <w:r>
-        <w:t xml:space="preserve"/>
-      </w:r>
-      <w:r>
-        <w:rPr>
-          <w:b/>
-          <w:bCs/>
-        </w:rPr>
-        <w:t xml:space="preserve">Blend:</w:t>
-      </w:r>
-      <w:r>
-        <w:t xml:space="preserve"> 40 percent value-based price, 30 percent market reference, 30 percent WTP median. If an anchor is missing, share its weight across the others. Keep the result between the floor and the cap.</w:t>
+        <w:t xml:space="preserve">Write the table with columns: line_id, product_id, product_type, conferred_right (data and API lines only), delivery, unit, tier_min, tier_max, list_price, floor_price, currency, term_months, tier_model, status, version. Leave tier_max blank for the last tier. Status is Existing, Draft or Proposed; only the Pricing Council sets Approved.</w:t>
       </w:r>
     </w:p>
     <w:p>
@@ -1249,27 +1265,7 @@
         <w:spacing w:after="60"/>
       </w:pPr>
       <w:r>
-        <w:t xml:space="preserve"/>
-      </w:r>
-      <w:r>
-        <w:rPr>
-          <w:b/>
-          <w:bCs/>
-        </w:rPr>
-        <w:t xml:space="preserve">Realized price</w:t>
-      </w:r>
-      <w:r>
-        <w:t xml:space="preserve"> is the blend. </w:t>
-      </w:r>
-      <w:r>
-        <w:rPr>
-          <w:b/>
-          <w:bCs/>
-        </w:rPr>
-        <w:t xml:space="preserve">List price</w:t>
-      </w:r>
-      <w:r>
-        <w:t xml:space="preserve"> = realized ÷ (1 − expected average discount).</w:t>
+        <w:t xml:space="preserve">Run the manual checks below.</w:t>
       </w:r>
     </w:p>
     <w:p>
@@ -1282,1016 +1278,7 @@
         <w:spacing w:after="60"/>
       </w:pPr>
       <w:r>
-        <w:t xml:space="preserve"/>
-      </w:r>
-      <w:r>
-        <w:rPr>
-          <w:b/>
-          <w:bCs/>
-        </w:rPr>
-        <w:t xml:space="preserve">Extra rights granted to the customer:</w:t>
-      </w:r>
-      <w:r>
-        <w:t xml:space="preserve"> price of a right = base price + capture share × extra value per unit + extra cost per unit ÷ (1 − royalty share − margin floor). Price rights whose held rights are confirmed. Price the others too, labeled Provisional. Do not price a right when Legal has confirmed we do not hold what it needs.</w:t>
-      </w:r>
-    </w:p>
-    <w:p>
-      <w:pPr>
-        <w:pStyle w:val="ListParagraph"/>
-        <w:numPr>
-          <w:ilvl w:val="0"/>
-          <w:numId w:val="5"/>
-        </w:numPr>
-        <w:spacing w:after="60"/>
-      </w:pPr>
-      <w:r>
-        <w:t xml:space="preserve"/>
-      </w:r>
-      <w:r>
-        <w:rPr>
-          <w:b/>
-          <w:bCs/>
-        </w:rPr>
-        <w:t xml:space="preserve">Sensitivity:</w:t>
-      </w:r>
-      <w:r>
-        <w:t xml:space="preserve"> value capture ±20 percent, costs +20 percent, demand −30 percent, market reference −20 percent, and coverage if open rights items are resolved.</w:t>
-      </w:r>
-    </w:p>
-    <w:p>
-      <w:pPr>
-        <w:spacing w:after="120"/>
-      </w:pPr>
-      <w:r>
-        <w:t xml:space="preserve"/>
-      </w:r>
-      <w:r>
-        <w:rPr>
-          <w:b/>
-          <w:bCs/>
-        </w:rPr>
-        <w:t xml:space="preserve">Reading the result:</w:t>
-      </w:r>
-      <w:r>
-        <w:t xml:space="preserve"> if the floor is above the cap there is no viable price (options: cut cost or scope, aim at a higher-value segment or right, spread cost across products, re-check the value estimate). If anchors differ by more than 1.5 times, find out why before averaging. If segment value-based prices differ by more than 1.5 times, consider fenced segment prices.</w:t>
-      </w:r>
-    </w:p>
-    <w:p>
-      <w:pPr>
-        <w:spacing w:after="120"/>
-      </w:pPr>
-      <w:r>
-        <w:t xml:space="preserve"/>
-      </w:r>
-      <w:r>
-        <w:rPr>
-          <w:b/>
-          <w:bCs/>
-        </w:rPr>
-        <w:t xml:space="preserve">Confidence:</w:t>
-      </w:r>
-      <w:r>
-        <w:t xml:space="preserve"> High needs three anchors, value figures from pilots or contract data, 15 or more WTP points and two or more good comparables. Value figures that are only estimates, or fewer than 5 WTP points, mean Low or Medium. Present Low as provisional.</w:t>
-      </w:r>
-    </w:p>
-    <w:p>
-      <w:pPr>
-        <w:spacing w:after="120"/>
-      </w:pPr>
-      <w:r>
-        <w:t xml:space="preserve"/>
-      </w:r>
-      <w:r>
-        <w:rPr>
-          <w:b/>
-          <w:bCs/>
-        </w:rPr>
-        <w:t xml:space="preserve">Output order:</w:t>
-      </w:r>
-      <w:r>
-        <w:t xml:space="preserve"> headline price and confidence, corridor table, segments, conferred-right ladder with the rights basis of each step, sensitivity table, flags and next evidence, pilot plan with a decision rule, inputs and assumptions.</w:t>
-      </w:r>
-    </w:p>
-    <w:p>
-      <w:pPr>
-        <w:pStyle w:val="Heading2"/>
-      </w:pPr>
-      <w:r>
-        <w:t xml:space="preserve">Check before you use it</w:t>
-      </w:r>
-    </w:p>
-    <w:p>
-      <w:pPr>
-        <w:pStyle w:val="ListParagraph"/>
-        <w:numPr>
-          <w:ilvl w:val="0"/>
-          <w:numId w:val="3"/>
-        </w:numPr>
-        <w:spacing w:after="60"/>
-      </w:pPr>
-      <w:r>
-        <w:t xml:space="preserve">Recompute the floor and one segment's value-based price yourself in Excel.</w:t>
-      </w:r>
-    </w:p>
-    <w:p>
-      <w:pPr>
-        <w:pStyle w:val="ListParagraph"/>
-        <w:numPr>
-          <w:ilvl w:val="0"/>
-          <w:numId w:val="3"/>
-        </w:numPr>
-        <w:spacing w:after="60"/>
-      </w:pPr>
-      <w:r>
-        <w:t xml:space="preserve">Every input has a source; invented inputs are labeled as assumptions.</w:t>
-      </w:r>
-    </w:p>
-    <w:p>
-      <w:pPr>
-        <w:pStyle w:val="ListParagraph"/>
-        <w:numPr>
-          <w:ilvl w:val="0"/>
-          <w:numId w:val="3"/>
-        </w:numPr>
-        <w:spacing w:after="60"/>
-      </w:pPr>
-      <w:r>
-        <w:t xml:space="preserve">Every right whose held rights are not all confirmed by Legal is labeled Provisional. Nothing is priced for a right when Legal has confirmed we do not hold what it needs.</w:t>
-      </w:r>
-    </w:p>
-    <w:p>
-      <w:pPr>
-        <w:pStyle w:val="ListParagraph"/>
-        <w:numPr>
-          <w:ilvl w:val="0"/>
-          <w:numId w:val="3"/>
-        </w:numPr>
-        <w:spacing w:after="60"/>
-      </w:pPr>
-      <w:r>
-        <w:t xml:space="preserve">For the real price decision, run the price corridor script (ask someone with Python, or use Claude) and compare with this draft.</w:t>
-      </w:r>
-    </w:p>
-    <w:p>
-      <w:pPr>
-        <w:spacing w:after="40" w:before="60"/>
-      </w:pPr>
-      <w:r>
-        <w:rPr>
-          <w:b/>
-          <w:bCs/>
-          <w:color w:val="1F4E79"/>
-          <w:sz w:val="20"/>
-          <w:szCs w:val="20"/>
-        </w:rPr>
-        <w:t xml:space="preserve">Prompt to copy</w:t>
-      </w:r>
-    </w:p>
-    <w:p>
-      <w:pPr>
-        <w:pBdr>
-          <w:left w:val="single" w:color="1F4E79" w:sz="18" w:space="8"/>
-        </w:pBdr>
-        <w:shd w:fill="F2F2F2" w:color="auto" w:val="clear"/>
-        <w:spacing w:after="160"/>
-        <w:ind w:left="200"/>
-      </w:pPr>
-      <w:r>
-        <w:rPr>
-          <w:rFonts w:ascii="Consolas" w:cs="Consolas" w:eastAsia="Consolas" w:hAnsi="Consolas"/>
-          <w:sz w:val="19"/>
-          <w:szCs w:val="19"/>
-        </w:rPr>
-        <w:t xml:space="preserve">Follow Playbook 2: Price setting. Product: [name]. Inputs: [file]. Rights to grant the customer whose held rights Legal has confirmed: [list, or "none yet"]. Build one table with: cost floor, value-based price and cap per segment, market reference, WTP median (only with 5 or more points), blended realized price, and list price at [15] percent discount. Write each formula in words and show the inputs next to each result. If the floor is above the cap, say there is no viable price and list options. Price the extra rights granted to the customer too: label any whose held rights are not all confirmed by Legal as Provisional, and do not price a right when Legal has confirmed we do not hold what it needs. End with confidence (high, medium, low), the weakest input, and the evidence to collect next.</w:t>
-      </w:r>
-    </w:p>
-    <w:p>
-      <w:pPr>
-        <w:pStyle w:val="Heading1"/>
-      </w:pPr>
-      <w:r>
-        <w:t xml:space="preserve">Playbook 3: Price book</w:t>
-      </w:r>
-    </w:p>
-    <w:p>
-      <w:pPr>
-        <w:spacing w:after="120"/>
-      </w:pPr>
-      <w:r>
-        <w:t xml:space="preserve"/>
-      </w:r>
-      <w:r>
-        <w:rPr>
-          <w:b/>
-          <w:bCs/>
-        </w:rPr>
-        <w:t xml:space="preserve">Purpose:</w:t>
-      </w:r>
-      <w:r>
-        <w:t xml:space="preserve"> turn prices into a controlled price book for any product. Data lines are tied to a dataset and to the right they grant the customer, and carry a rights basis worked out from the rights we hold.</w:t>
-      </w:r>
-    </w:p>
-    <w:p>
-      <w:pPr>
-        <w:spacing w:after="120"/>
-      </w:pPr>
-      <w:r>
-        <w:t xml:space="preserve"/>
-      </w:r>
-      <w:r>
-        <w:rPr>
-          <w:b/>
-          <w:bCs/>
-        </w:rPr>
-        <w:t xml:space="preserve">Attach:</w:t>
-      </w:r>
-      <w:r>
-        <w:t xml:space="preserve"> the corridor results from Playbook 2, the register export if there is one, existing prices and past deals.</w:t>
-      </w:r>
-    </w:p>
-    <w:p>
-      <w:pPr>
-        <w:pStyle w:val="Heading2"/>
-      </w:pPr>
-      <w:r>
-        <w:t xml:space="preserve">Steps</w:t>
-      </w:r>
-    </w:p>
-    <w:p>
-      <w:pPr>
-        <w:pStyle w:val="ListParagraph"/>
-        <w:numPr>
-          <w:ilvl w:val="0"/>
-          <w:numId w:val="6"/>
-        </w:numPr>
-        <w:spacing w:after="60"/>
-      </w:pPr>
-      <w:r>
-        <w:t xml:space="preserve">Scope: for each data line name the dataset it is built from (for a derivative product, the Derived entry in the register), the right it grants the customer (conferred_right), and its form: derived (an aggregate, benchmark or insight built from the dataset; the default) or passthrough (the customer receives the data itself).</w:t>
-      </w:r>
-    </w:p>
-    <w:p>
-      <w:pPr>
-        <w:pStyle w:val="ListParagraph"/>
-        <w:numPr>
-          <w:ilvl w:val="0"/>
-          <w:numId w:val="6"/>
-        </w:numPr>
-        <w:spacing w:after="60"/>
-      </w:pPr>
-      <w:r>
-        <w:t xml:space="preserve">Rights check: look up in the table below which held rights the dataset must carry for that conferred right, find each in the register, and take the worst result as the line's rights basis (Confirmed, Provisional, Contradicted or Blocked). Write the open question behind each Provisional line as: dataset, held right needed. Price Confirmed and Provisional lines. Do not price Blocked lines.</w:t>
-      </w:r>
-    </w:p>
-    <w:p>
-      <w:pPr>
-        <w:pStyle w:val="ListParagraph"/>
-        <w:numPr>
-          <w:ilvl w:val="0"/>
-          <w:numId w:val="6"/>
-        </w:numPr>
-        <w:spacing w:after="60"/>
-      </w:pPr>
-      <w:r>
-        <w:t xml:space="preserve">Choose the licensing unit, the delivery dimension only if cost or value differs, and the metering source.</w:t>
-      </w:r>
-    </w:p>
-    <w:p>
-      <w:pPr>
-        <w:pStyle w:val="ListParagraph"/>
-        <w:numPr>
-          <w:ilvl w:val="0"/>
-          <w:numId w:val="6"/>
-        </w:numPr>
-        <w:spacing w:after="60"/>
-      </w:pPr>
-      <w:r>
-        <w:t xml:space="preserve">For each dataset set three anchors: floor, reference (median and range of realized comparable deals), value ceiling. Put the list price between floor and ceiling.</w:t>
-      </w:r>
-    </w:p>
-    <w:p>
-      <w:pPr>
-        <w:pStyle w:val="ListParagraph"/>
-        <w:numPr>
-          <w:ilvl w:val="0"/>
-          <w:numId w:val="6"/>
-        </w:numPr>
-        <w:spacing w:after="60"/>
-      </w:pPr>
-      <w:r>
-        <w:t xml:space="preserve">Set the conferred-right ladder from the value each right adds for the customer. Do not apply standard multipliers.</w:t>
-      </w:r>
-    </w:p>
-    <w:p>
-      <w:pPr>
-        <w:pStyle w:val="ListParagraph"/>
-        <w:numPr>
-          <w:ilvl w:val="0"/>
-          <w:numId w:val="6"/>
-        </w:numPr>
-        <w:spacing w:after="60"/>
-      </w:pPr>
-      <w:r>
-        <w:t xml:space="preserve">Add volume tiers with a tier model (all_units or graduated), a floor price per line, discount bands with the approval tier each depth triggers, term discounts, minimum commitments, overage, audit rights, and the conditions that travel with Conditional rights.</w:t>
-      </w:r>
-    </w:p>
-    <w:p>
-      <w:pPr>
-        <w:pStyle w:val="ListParagraph"/>
-        <w:numPr>
-          <w:ilvl w:val="0"/>
-          <w:numId w:val="6"/>
-        </w:numPr>
-        <w:spacing w:after="60"/>
-      </w:pPr>
-      <w:r>
-        <w:t xml:space="preserve">Write the table with columns: line_id, product_id, product_type, dataset_id (data lines only), conferred_right (data lines only), data_form (data lines only), delivery, unit, tier_min, tier_max, list_price, floor_price, currency, term_months, tier_model, status, version. Leave tier_max blank for the last tier. Status is Existing, Draft or Proposed; only the Pricing Council sets Approved.</w:t>
-      </w:r>
-    </w:p>
-    <w:p>
-      <w:pPr>
-        <w:pStyle w:val="ListParagraph"/>
-        <w:numPr>
-          <w:ilvl w:val="0"/>
-          <w:numId w:val="6"/>
-        </w:numPr>
-        <w:spacing w:after="60"/>
-      </w:pPr>
-      <w:r>
-        <w:t xml:space="preserve">Run the manual checks below.</w:t>
-      </w:r>
-    </w:p>
-    <w:p>
-      <w:pPr>
-        <w:pStyle w:val="Heading2"/>
-      </w:pPr>
-      <w:r>
-        <w:t xml:space="preserve">Held rights each granted right needs</w:t>
-      </w:r>
-    </w:p>
-    <w:p>
-      <w:pPr>
-        <w:spacing w:after="120"/>
-      </w:pPr>
-      <w:r>
-        <w:t xml:space="preserve">Default table for Legal and the Pricing Council to confirm or change. Every listed held right is needed on the dataset. A derived product built directly on a source dataset (not on a Derived register entry) also needs derivative_data_product held on that dataset.</w:t>
-      </w:r>
-    </w:p>
-    <w:tbl>
-      <w:tblPr>
-        <w:tblW w:type="dxa" w:w="9360"/>
-        <w:tblBorders>
-          <w:top w:val="single" w:color="auto" w:sz="4"/>
-          <w:left w:val="single" w:color="auto" w:sz="4"/>
-          <w:bottom w:val="single" w:color="auto" w:sz="4"/>
-          <w:right w:val="single" w:color="auto" w:sz="4"/>
-          <w:insideH w:val="single" w:color="auto" w:sz="4"/>
-          <w:insideV w:val="single" w:color="auto" w:sz="4"/>
-        </w:tblBorders>
-      </w:tblPr>
-      <w:tblGrid>
-        <w:gridCol w:w="3300"/>
-        <w:gridCol w:w="3030"/>
-        <w:gridCol w:w="3030"/>
-      </w:tblGrid>
-      <w:tr>
-        <w:trPr>
-          <w:tblHeader/>
-        </w:trPr>
-        <w:tc>
-          <w:tcPr>
-            <w:tcW w:type="dxa" w:w="3300"/>
-            <w:tcBorders>
-              <w:top w:val="single" w:color="BFBFBF" w:sz="4"/>
-              <w:left w:val="single" w:color="BFBFBF" w:sz="4"/>
-              <w:bottom w:val="single" w:color="BFBFBF" w:sz="4"/>
-              <w:right w:val="single" w:color="BFBFBF" w:sz="4"/>
-            </w:tcBorders>
-            <w:shd w:fill="E8EEF5" w:color="auto" w:val="clear"/>
-            <w:tcMar>
-              <w:top w:type="dxa" w:w="60"/>
-              <w:left w:type="dxa" w:w="100"/>
-              <w:bottom w:type="dxa" w:w="60"/>
-              <w:right w:type="dxa" w:w="100"/>
-            </w:tcMar>
-          </w:tcPr>
-          <w:p>
-            <w:r>
-              <w:rPr>
-                <w:b/>
-                <w:bCs/>
-                <w:sz w:val="20"/>
-                <w:szCs w:val="20"/>
-              </w:rPr>
-              <w:t xml:space="preserve">Right granted to the customer</w:t>
-            </w:r>
-          </w:p>
-        </w:tc>
-        <w:tc>
-          <w:tcPr>
-            <w:tcW w:type="dxa" w:w="3030"/>
-            <w:tcBorders>
-              <w:top w:val="single" w:color="BFBFBF" w:sz="4"/>
-              <w:left w:val="single" w:color="BFBFBF" w:sz="4"/>
-              <w:bottom w:val="single" w:color="BFBFBF" w:sz="4"/>
-              <w:right w:val="single" w:color="BFBFBF" w:sz="4"/>
-            </w:tcBorders>
-            <w:shd w:fill="E8EEF5" w:color="auto" w:val="clear"/>
-            <w:tcMar>
-              <w:top w:type="dxa" w:w="60"/>
-              <w:left w:type="dxa" w:w="100"/>
-              <w:bottom w:type="dxa" w:w="60"/>
-              <w:right w:type="dxa" w:w="100"/>
-            </w:tcMar>
-          </w:tcPr>
-          <w:p>
-            <w:r>
-              <w:rPr>
-                <w:b/>
-                <w:bCs/>
-                <w:sz w:val="20"/>
-                <w:szCs w:val="20"/>
-              </w:rPr>
-              <w:t xml:space="preserve">Derived product needs held</w:t>
-            </w:r>
-          </w:p>
-        </w:tc>
-        <w:tc>
-          <w:tcPr>
-            <w:tcW w:type="dxa" w:w="3030"/>
-            <w:tcBorders>
-              <w:top w:val="single" w:color="BFBFBF" w:sz="4"/>
-              <w:left w:val="single" w:color="BFBFBF" w:sz="4"/>
-              <w:bottom w:val="single" w:color="BFBFBF" w:sz="4"/>
-              <w:right w:val="single" w:color="BFBFBF" w:sz="4"/>
-            </w:tcBorders>
-            <w:shd w:fill="E8EEF5" w:color="auto" w:val="clear"/>
-            <w:tcMar>
-              <w:top w:type="dxa" w:w="60"/>
-              <w:left w:type="dxa" w:w="100"/>
-              <w:bottom w:type="dxa" w:w="60"/>
-              <w:right w:type="dxa" w:w="100"/>
-            </w:tcMar>
-          </w:tcPr>
-          <w:p>
-            <w:r>
-              <w:rPr>
-                <w:b/>
-                <w:bCs/>
-                <w:sz w:val="20"/>
-                <w:szCs w:val="20"/>
-              </w:rPr>
-              <w:t xml:space="preserve">Passthrough data needs held</w:t>
-            </w:r>
-          </w:p>
-        </w:tc>
-      </w:tr>
-      <w:tr>
-        <w:trPr>
-          <w:cantSplit/>
-        </w:trPr>
-        <w:tc>
-          <w:tcPr>
-            <w:tcW w:type="dxa" w:w="3300"/>
-            <w:tcBorders>
-              <w:top w:val="single" w:color="BFBFBF" w:sz="4"/>
-              <w:left w:val="single" w:color="BFBFBF" w:sz="4"/>
-              <w:bottom w:val="single" w:color="BFBFBF" w:sz="4"/>
-              <w:right w:val="single" w:color="BFBFBF" w:sz="4"/>
-            </w:tcBorders>
-            <w:tcMar>
-              <w:top w:type="dxa" w:w="60"/>
-              <w:left w:type="dxa" w:w="100"/>
-              <w:bottom w:type="dxa" w:w="60"/>
-              <w:right w:type="dxa" w:w="100"/>
-            </w:tcMar>
-          </w:tcPr>
-          <w:p>
-            <w:r>
-              <w:rPr>
-                <w:b w:val="false"/>
-                <w:bCs w:val="false"/>
-                <w:sz w:val="20"/>
-                <w:szCs w:val="20"/>
-              </w:rPr>
-              <w:t xml:space="preserve">internal_use</w:t>
-            </w:r>
-          </w:p>
-        </w:tc>
-        <w:tc>
-          <w:tcPr>
-            <w:tcW w:type="dxa" w:w="3030"/>
-            <w:tcBorders>
-              <w:top w:val="single" w:color="BFBFBF" w:sz="4"/>
-              <w:left w:val="single" w:color="BFBFBF" w:sz="4"/>
-              <w:bottom w:val="single" w:color="BFBFBF" w:sz="4"/>
-              <w:right w:val="single" w:color="BFBFBF" w:sz="4"/>
-            </w:tcBorders>
-            <w:tcMar>
-              <w:top w:type="dxa" w:w="60"/>
-              <w:left w:type="dxa" w:w="100"/>
-              <w:bottom w:type="dxa" w:w="60"/>
-              <w:right w:type="dxa" w:w="100"/>
-            </w:tcMar>
-          </w:tcPr>
-          <w:p>
-            <w:r>
-              <w:rPr>
-                <w:b w:val="false"/>
-                <w:bCs w:val="false"/>
-                <w:sz w:val="20"/>
-                <w:szCs w:val="20"/>
-              </w:rPr>
-              <w:t xml:space="preserve">internal_analytics_shared_outputs</w:t>
-            </w:r>
-          </w:p>
-        </w:tc>
-        <w:tc>
-          <w:tcPr>
-            <w:tcW w:type="dxa" w:w="3030"/>
-            <w:tcBorders>
-              <w:top w:val="single" w:color="BFBFBF" w:sz="4"/>
-              <w:left w:val="single" w:color="BFBFBF" w:sz="4"/>
-              <w:bottom w:val="single" w:color="BFBFBF" w:sz="4"/>
-              <w:right w:val="single" w:color="BFBFBF" w:sz="4"/>
-            </w:tcBorders>
-            <w:tcMar>
-              <w:top w:type="dxa" w:w="60"/>
-              <w:left w:type="dxa" w:w="100"/>
-              <w:bottom w:type="dxa" w:w="60"/>
-              <w:right w:type="dxa" w:w="100"/>
-            </w:tcMar>
-          </w:tcPr>
-          <w:p>
-            <w:r>
-              <w:rPr>
-                <w:b w:val="false"/>
-                <w:bCs w:val="false"/>
-                <w:sz w:val="20"/>
-                <w:szCs w:val="20"/>
-              </w:rPr>
-              <w:t xml:space="preserve">redistribution_resale</w:t>
-            </w:r>
-          </w:p>
-        </w:tc>
-      </w:tr>
-      <w:tr>
-        <w:trPr>
-          <w:cantSplit/>
-        </w:trPr>
-        <w:tc>
-          <w:tcPr>
-            <w:tcW w:type="dxa" w:w="3300"/>
-            <w:tcBorders>
-              <w:top w:val="single" w:color="BFBFBF" w:sz="4"/>
-              <w:left w:val="single" w:color="BFBFBF" w:sz="4"/>
-              <w:bottom w:val="single" w:color="BFBFBF" w:sz="4"/>
-              <w:right w:val="single" w:color="BFBFBF" w:sz="4"/>
-            </w:tcBorders>
-            <w:tcMar>
-              <w:top w:type="dxa" w:w="60"/>
-              <w:left w:type="dxa" w:w="100"/>
-              <w:bottom w:type="dxa" w:w="60"/>
-              <w:right w:type="dxa" w:w="100"/>
-            </w:tcMar>
-          </w:tcPr>
-          <w:p>
-            <w:r>
-              <w:rPr>
-                <w:b w:val="false"/>
-                <w:bCs w:val="false"/>
-                <w:sz w:val="20"/>
-                <w:szCs w:val="20"/>
-              </w:rPr>
-              <w:t xml:space="preserve">internal_analytics_shared_outputs</w:t>
-            </w:r>
-          </w:p>
-        </w:tc>
-        <w:tc>
-          <w:tcPr>
-            <w:tcW w:type="dxa" w:w="3030"/>
-            <w:tcBorders>
-              <w:top w:val="single" w:color="BFBFBF" w:sz="4"/>
-              <w:left w:val="single" w:color="BFBFBF" w:sz="4"/>
-              <w:bottom w:val="single" w:color="BFBFBF" w:sz="4"/>
-              <w:right w:val="single" w:color="BFBFBF" w:sz="4"/>
-            </w:tcBorders>
-            <w:tcMar>
-              <w:top w:type="dxa" w:w="60"/>
-              <w:left w:type="dxa" w:w="100"/>
-              <w:bottom w:type="dxa" w:w="60"/>
-              <w:right w:type="dxa" w:w="100"/>
-            </w:tcMar>
-          </w:tcPr>
-          <w:p>
-            <w:r>
-              <w:rPr>
-                <w:b w:val="false"/>
-                <w:bCs w:val="false"/>
-                <w:sz w:val="20"/>
-                <w:szCs w:val="20"/>
-              </w:rPr>
-              <w:t xml:space="preserve">internal_analytics_shared_outputs</w:t>
-            </w:r>
-          </w:p>
-        </w:tc>
-        <w:tc>
-          <w:tcPr>
-            <w:tcW w:type="dxa" w:w="3030"/>
-            <w:tcBorders>
-              <w:top w:val="single" w:color="BFBFBF" w:sz="4"/>
-              <w:left w:val="single" w:color="BFBFBF" w:sz="4"/>
-              <w:bottom w:val="single" w:color="BFBFBF" w:sz="4"/>
-              <w:right w:val="single" w:color="BFBFBF" w:sz="4"/>
-            </w:tcBorders>
-            <w:tcMar>
-              <w:top w:type="dxa" w:w="60"/>
-              <w:left w:type="dxa" w:w="100"/>
-              <w:bottom w:type="dxa" w:w="60"/>
-              <w:right w:type="dxa" w:w="100"/>
-            </w:tcMar>
-          </w:tcPr>
-          <w:p>
-            <w:r>
-              <w:rPr>
-                <w:b w:val="false"/>
-                <w:bCs w:val="false"/>
-                <w:sz w:val="20"/>
-                <w:szCs w:val="20"/>
-              </w:rPr>
-              <w:t xml:space="preserve">redistribution_resale</w:t>
-            </w:r>
-          </w:p>
-        </w:tc>
-      </w:tr>
-      <w:tr>
-        <w:trPr>
-          <w:cantSplit/>
-        </w:trPr>
-        <w:tc>
-          <w:tcPr>
-            <w:tcW w:type="dxa" w:w="3300"/>
-            <w:tcBorders>
-              <w:top w:val="single" w:color="BFBFBF" w:sz="4"/>
-              <w:left w:val="single" w:color="BFBFBF" w:sz="4"/>
-              <w:bottom w:val="single" w:color="BFBFBF" w:sz="4"/>
-              <w:right w:val="single" w:color="BFBFBF" w:sz="4"/>
-            </w:tcBorders>
-            <w:tcMar>
-              <w:top w:type="dxa" w:w="60"/>
-              <w:left w:type="dxa" w:w="100"/>
-              <w:bottom w:type="dxa" w:w="60"/>
-              <w:right w:type="dxa" w:w="100"/>
-            </w:tcMar>
-          </w:tcPr>
-          <w:p>
-            <w:r>
-              <w:rPr>
-                <w:b w:val="false"/>
-                <w:bCs w:val="false"/>
-                <w:sz w:val="20"/>
-                <w:szCs w:val="20"/>
-              </w:rPr>
-              <w:t xml:space="preserve">display_to_third_parties</w:t>
-            </w:r>
-          </w:p>
-        </w:tc>
-        <w:tc>
-          <w:tcPr>
-            <w:tcW w:type="dxa" w:w="3030"/>
-            <w:tcBorders>
-              <w:top w:val="single" w:color="BFBFBF" w:sz="4"/>
-              <w:left w:val="single" w:color="BFBFBF" w:sz="4"/>
-              <w:bottom w:val="single" w:color="BFBFBF" w:sz="4"/>
-              <w:right w:val="single" w:color="BFBFBF" w:sz="4"/>
-            </w:tcBorders>
-            <w:tcMar>
-              <w:top w:type="dxa" w:w="60"/>
-              <w:left w:type="dxa" w:w="100"/>
-              <w:bottom w:type="dxa" w:w="60"/>
-              <w:right w:type="dxa" w:w="100"/>
-            </w:tcMar>
-          </w:tcPr>
-          <w:p>
-            <w:r>
-              <w:rPr>
-                <w:b w:val="false"/>
-                <w:bCs w:val="false"/>
-                <w:sz w:val="20"/>
-                <w:szCs w:val="20"/>
-              </w:rPr>
-              <w:t xml:space="preserve">internal_analytics_shared_outputs and display_to_third_parties</w:t>
-            </w:r>
-          </w:p>
-        </w:tc>
-        <w:tc>
-          <w:tcPr>
-            <w:tcW w:type="dxa" w:w="3030"/>
-            <w:tcBorders>
-              <w:top w:val="single" w:color="BFBFBF" w:sz="4"/>
-              <w:left w:val="single" w:color="BFBFBF" w:sz="4"/>
-              <w:bottom w:val="single" w:color="BFBFBF" w:sz="4"/>
-              <w:right w:val="single" w:color="BFBFBF" w:sz="4"/>
-            </w:tcBorders>
-            <w:tcMar>
-              <w:top w:type="dxa" w:w="60"/>
-              <w:left w:type="dxa" w:w="100"/>
-              <w:bottom w:type="dxa" w:w="60"/>
-              <w:right w:type="dxa" w:w="100"/>
-            </w:tcMar>
-          </w:tcPr>
-          <w:p>
-            <w:r>
-              <w:rPr>
-                <w:b w:val="false"/>
-                <w:bCs w:val="false"/>
-                <w:sz w:val="20"/>
-                <w:szCs w:val="20"/>
-              </w:rPr>
-              <w:t xml:space="preserve">redistribution_resale and display_to_third_parties</w:t>
-            </w:r>
-          </w:p>
-        </w:tc>
-      </w:tr>
-      <w:tr>
-        <w:trPr>
-          <w:cantSplit/>
-        </w:trPr>
-        <w:tc>
-          <w:tcPr>
-            <w:tcW w:type="dxa" w:w="3300"/>
-            <w:tcBorders>
-              <w:top w:val="single" w:color="BFBFBF" w:sz="4"/>
-              <w:left w:val="single" w:color="BFBFBF" w:sz="4"/>
-              <w:bottom w:val="single" w:color="BFBFBF" w:sz="4"/>
-              <w:right w:val="single" w:color="BFBFBF" w:sz="4"/>
-            </w:tcBorders>
-            <w:tcMar>
-              <w:top w:type="dxa" w:w="60"/>
-              <w:left w:type="dxa" w:w="100"/>
-              <w:bottom w:type="dxa" w:w="60"/>
-              <w:right w:type="dxa" w:w="100"/>
-            </w:tcMar>
-          </w:tcPr>
-          <w:p>
-            <w:r>
-              <w:rPr>
-                <w:b w:val="false"/>
-                <w:bCs w:val="false"/>
-                <w:sz w:val="20"/>
-                <w:szCs w:val="20"/>
-              </w:rPr>
-              <w:t xml:space="preserve">redistribution_resale</w:t>
-            </w:r>
-          </w:p>
-        </w:tc>
-        <w:tc>
-          <w:tcPr>
-            <w:tcW w:type="dxa" w:w="3030"/>
-            <w:tcBorders>
-              <w:top w:val="single" w:color="BFBFBF" w:sz="4"/>
-              <w:left w:val="single" w:color="BFBFBF" w:sz="4"/>
-              <w:bottom w:val="single" w:color="BFBFBF" w:sz="4"/>
-              <w:right w:val="single" w:color="BFBFBF" w:sz="4"/>
-            </w:tcBorders>
-            <w:tcMar>
-              <w:top w:type="dxa" w:w="60"/>
-              <w:left w:type="dxa" w:w="100"/>
-              <w:bottom w:type="dxa" w:w="60"/>
-              <w:right w:type="dxa" w:w="100"/>
-            </w:tcMar>
-          </w:tcPr>
-          <w:p>
-            <w:r>
-              <w:rPr>
-                <w:b w:val="false"/>
-                <w:bCs w:val="false"/>
-                <w:sz w:val="20"/>
-                <w:szCs w:val="20"/>
-              </w:rPr>
-              <w:t xml:space="preserve">internal_analytics_shared_outputs and redistribution_resale</w:t>
-            </w:r>
-          </w:p>
-        </w:tc>
-        <w:tc>
-          <w:tcPr>
-            <w:tcW w:type="dxa" w:w="3030"/>
-            <w:tcBorders>
-              <w:top w:val="single" w:color="BFBFBF" w:sz="4"/>
-              <w:left w:val="single" w:color="BFBFBF" w:sz="4"/>
-              <w:bottom w:val="single" w:color="BFBFBF" w:sz="4"/>
-              <w:right w:val="single" w:color="BFBFBF" w:sz="4"/>
-            </w:tcBorders>
-            <w:tcMar>
-              <w:top w:type="dxa" w:w="60"/>
-              <w:left w:type="dxa" w:w="100"/>
-              <w:bottom w:type="dxa" w:w="60"/>
-              <w:right w:type="dxa" w:w="100"/>
-            </w:tcMar>
-          </w:tcPr>
-          <w:p>
-            <w:r>
-              <w:rPr>
-                <w:b w:val="false"/>
-                <w:bCs w:val="false"/>
-                <w:sz w:val="20"/>
-                <w:szCs w:val="20"/>
-              </w:rPr>
-              <w:t xml:space="preserve">redistribution_resale</w:t>
-            </w:r>
-          </w:p>
-        </w:tc>
-      </w:tr>
-      <w:tr>
-        <w:trPr>
-          <w:cantSplit/>
-        </w:trPr>
-        <w:tc>
-          <w:tcPr>
-            <w:tcW w:type="dxa" w:w="3300"/>
-            <w:tcBorders>
-              <w:top w:val="single" w:color="BFBFBF" w:sz="4"/>
-              <w:left w:val="single" w:color="BFBFBF" w:sz="4"/>
-              <w:bottom w:val="single" w:color="BFBFBF" w:sz="4"/>
-              <w:right w:val="single" w:color="BFBFBF" w:sz="4"/>
-            </w:tcBorders>
-            <w:tcMar>
-              <w:top w:type="dxa" w:w="60"/>
-              <w:left w:type="dxa" w:w="100"/>
-              <w:bottom w:type="dxa" w:w="60"/>
-              <w:right w:type="dxa" w:w="100"/>
-            </w:tcMar>
-          </w:tcPr>
-          <w:p>
-            <w:r>
-              <w:rPr>
-                <w:b w:val="false"/>
-                <w:bCs w:val="false"/>
-                <w:sz w:val="20"/>
-                <w:szCs w:val="20"/>
-              </w:rPr>
-              <w:t xml:space="preserve">derivative_data_product</w:t>
-            </w:r>
-          </w:p>
-        </w:tc>
-        <w:tc>
-          <w:tcPr>
-            <w:tcW w:type="dxa" w:w="3030"/>
-            <w:tcBorders>
-              <w:top w:val="single" w:color="BFBFBF" w:sz="4"/>
-              <w:left w:val="single" w:color="BFBFBF" w:sz="4"/>
-              <w:bottom w:val="single" w:color="BFBFBF" w:sz="4"/>
-              <w:right w:val="single" w:color="BFBFBF" w:sz="4"/>
-            </w:tcBorders>
-            <w:tcMar>
-              <w:top w:type="dxa" w:w="60"/>
-              <w:left w:type="dxa" w:w="100"/>
-              <w:bottom w:type="dxa" w:w="60"/>
-              <w:right w:type="dxa" w:w="100"/>
-            </w:tcMar>
-          </w:tcPr>
-          <w:p>
-            <w:r>
-              <w:rPr>
-                <w:b w:val="false"/>
-                <w:bCs w:val="false"/>
-                <w:sz w:val="20"/>
-                <w:szCs w:val="20"/>
-              </w:rPr>
-              <w:t xml:space="preserve">internal_analytics_shared_outputs and derivative_data_product</w:t>
-            </w:r>
-          </w:p>
-        </w:tc>
-        <w:tc>
-          <w:tcPr>
-            <w:tcW w:type="dxa" w:w="3030"/>
-            <w:tcBorders>
-              <w:top w:val="single" w:color="BFBFBF" w:sz="4"/>
-              <w:left w:val="single" w:color="BFBFBF" w:sz="4"/>
-              <w:bottom w:val="single" w:color="BFBFBF" w:sz="4"/>
-              <w:right w:val="single" w:color="BFBFBF" w:sz="4"/>
-            </w:tcBorders>
-            <w:tcMar>
-              <w:top w:type="dxa" w:w="60"/>
-              <w:left w:type="dxa" w:w="100"/>
-              <w:bottom w:type="dxa" w:w="60"/>
-              <w:right w:type="dxa" w:w="100"/>
-            </w:tcMar>
-          </w:tcPr>
-          <w:p>
-            <w:r>
-              <w:rPr>
-                <w:b w:val="false"/>
-                <w:bCs w:val="false"/>
-                <w:sz w:val="20"/>
-                <w:szCs w:val="20"/>
-              </w:rPr>
-              <w:t xml:space="preserve">redistribution_resale and derivative_data_product</w:t>
-            </w:r>
-          </w:p>
-        </w:tc>
-      </w:tr>
-      <w:tr>
-        <w:trPr>
-          <w:cantSplit/>
-        </w:trPr>
-        <w:tc>
-          <w:tcPr>
-            <w:tcW w:type="dxa" w:w="3300"/>
-            <w:tcBorders>
-              <w:top w:val="single" w:color="BFBFBF" w:sz="4"/>
-              <w:left w:val="single" w:color="BFBFBF" w:sz="4"/>
-              <w:bottom w:val="single" w:color="BFBFBF" w:sz="4"/>
-              <w:right w:val="single" w:color="BFBFBF" w:sz="4"/>
-            </w:tcBorders>
-            <w:tcMar>
-              <w:top w:type="dxa" w:w="60"/>
-              <w:left w:type="dxa" w:w="100"/>
-              <w:bottom w:type="dxa" w:w="60"/>
-              <w:right w:type="dxa" w:w="100"/>
-            </w:tcMar>
-          </w:tcPr>
-          <w:p>
-            <w:r>
-              <w:rPr>
-                <w:b w:val="false"/>
-                <w:bCs w:val="false"/>
-                <w:sz w:val="20"/>
-                <w:szCs w:val="20"/>
-              </w:rPr>
-              <w:t xml:space="preserve">Each AI right (ai_training, ai_fine_tuning, ai_retrieval_grounding, ai_evaluation)</w:t>
-            </w:r>
-          </w:p>
-        </w:tc>
-        <w:tc>
-          <w:tcPr>
-            <w:tcW w:type="dxa" w:w="3030"/>
-            <w:tcBorders>
-              <w:top w:val="single" w:color="BFBFBF" w:sz="4"/>
-              <w:left w:val="single" w:color="BFBFBF" w:sz="4"/>
-              <w:bottom w:val="single" w:color="BFBFBF" w:sz="4"/>
-              <w:right w:val="single" w:color="BFBFBF" w:sz="4"/>
-            </w:tcBorders>
-            <w:tcMar>
-              <w:top w:type="dxa" w:w="60"/>
-              <w:left w:type="dxa" w:w="100"/>
-              <w:bottom w:type="dxa" w:w="60"/>
-              <w:right w:type="dxa" w:w="100"/>
-            </w:tcMar>
-          </w:tcPr>
-          <w:p>
-            <w:r>
-              <w:rPr>
-                <w:b w:val="false"/>
-                <w:bCs w:val="false"/>
-                <w:sz w:val="20"/>
-                <w:szCs w:val="20"/>
-              </w:rPr>
-              <w:t xml:space="preserve">internal_analytics_shared_outputs and the same AI right</w:t>
-            </w:r>
-          </w:p>
-        </w:tc>
-        <w:tc>
-          <w:tcPr>
-            <w:tcW w:type="dxa" w:w="3030"/>
-            <w:tcBorders>
-              <w:top w:val="single" w:color="BFBFBF" w:sz="4"/>
-              <w:left w:val="single" w:color="BFBFBF" w:sz="4"/>
-              <w:bottom w:val="single" w:color="BFBFBF" w:sz="4"/>
-              <w:right w:val="single" w:color="BFBFBF" w:sz="4"/>
-            </w:tcBorders>
-            <w:tcMar>
-              <w:top w:type="dxa" w:w="60"/>
-              <w:left w:type="dxa" w:w="100"/>
-              <w:bottom w:type="dxa" w:w="60"/>
-              <w:right w:type="dxa" w:w="100"/>
-            </w:tcMar>
-          </w:tcPr>
-          <w:p>
-            <w:r>
-              <w:rPr>
-                <w:b w:val="false"/>
-                <w:bCs w:val="false"/>
-                <w:sz w:val="20"/>
-                <w:szCs w:val="20"/>
-              </w:rPr>
-              <w:t xml:space="preserve">redistribution_resale and the same AI right</w:t>
-            </w:r>
-          </w:p>
-        </w:tc>
-      </w:tr>
-    </w:tbl>
-    <w:p>
-      <w:pPr>
-        <w:spacing w:after="120"/>
-      </w:pPr>
-    </w:p>
-    <w:p>
-      <w:pPr>
-        <w:spacing w:after="120"/>
-      </w:pPr>
-      <w:r>
-        <w:t xml:space="preserve">Example: a derived product grants display_to_third_parties on dataset DS-DER-002. The register must show internal_analytics_shared_outputs (we may supply the outputs) and display_to_third_parties (we may let them be shown) for DS-DER-002. If the first is Conditional and the second Unknown, and Legal has confirmed neither, the line is Provisional and the open question is "DS-DER-002: display_to_third_parties".</w:t>
+        <w:t xml:space="preserve">List the data and API products with the right each grants. Give the list to the product manager to clear.</w:t>
       </w:r>
     </w:p>
     <w:p>
@@ -2409,7 +1396,7 @@
                 <w:sz w:val="20"/>
                 <w:szCs w:val="20"/>
               </w:rPr>
-              <w:t xml:space="preserve">Rights basis</w:t>
+              <w:t xml:space="preserve">Scope stated</w:t>
             </w:r>
           </w:p>
         </w:tc>
@@ -2437,68 +1424,7 @@
                 <w:sz w:val="20"/>
                 <w:szCs w:val="20"/>
               </w:rPr>
-              <w:t xml:space="preserve">Every data line has a rights basis, worked out from the held rights it needs. For a strategy review, Provisional lines pass with a flag. Before the price book goes out for quoting, every data line must be Confirmed. No line is Blocked.</w:t>
-            </w:r>
-          </w:p>
-        </w:tc>
-      </w:tr>
-      <w:tr>
-        <w:trPr>
-          <w:cantSplit/>
-        </w:trPr>
-        <w:tc>
-          <w:tcPr>
-            <w:tcW w:type="dxa" w:w="2800"/>
-            <w:tcBorders>
-              <w:top w:val="single" w:color="BFBFBF" w:sz="4"/>
-              <w:left w:val="single" w:color="BFBFBF" w:sz="4"/>
-              <w:bottom w:val="single" w:color="BFBFBF" w:sz="4"/>
-              <w:right w:val="single" w:color="BFBFBF" w:sz="4"/>
-            </w:tcBorders>
-            <w:tcMar>
-              <w:top w:type="dxa" w:w="60"/>
-              <w:left w:type="dxa" w:w="100"/>
-              <w:bottom w:type="dxa" w:w="60"/>
-              <w:right w:type="dxa" w:w="100"/>
-            </w:tcMar>
-          </w:tcPr>
-          <w:p>
-            <w:r>
-              <w:rPr>
-                <w:b w:val="false"/>
-                <w:bCs w:val="false"/>
-                <w:sz w:val="20"/>
-                <w:szCs w:val="20"/>
-              </w:rPr>
-              <w:t xml:space="preserve">Right and form stated</w:t>
-            </w:r>
-          </w:p>
-        </w:tc>
-        <w:tc>
-          <w:tcPr>
-            <w:tcW w:type="dxa" w:w="6560"/>
-            <w:tcBorders>
-              <w:top w:val="single" w:color="BFBFBF" w:sz="4"/>
-              <w:left w:val="single" w:color="BFBFBF" w:sz="4"/>
-              <w:bottom w:val="single" w:color="BFBFBF" w:sz="4"/>
-              <w:right w:val="single" w:color="BFBFBF" w:sz="4"/>
-            </w:tcBorders>
-            <w:tcMar>
-              <w:top w:type="dxa" w:w="60"/>
-              <w:left w:type="dxa" w:w="100"/>
-              <w:bottom w:type="dxa" w:w="60"/>
-              <w:right w:type="dxa" w:w="100"/>
-            </w:tcMar>
-          </w:tcPr>
-          <w:p>
-            <w:r>
-              <w:rPr>
-                <w:b w:val="false"/>
-                <w:bCs w:val="false"/>
-                <w:sz w:val="20"/>
-                <w:szCs w:val="20"/>
-              </w:rPr>
-              <w:t xml:space="preserve">Every data line names its dataset, its conferred_right and its data_form. A line missing any of them is Provisional.</w:t>
+              <w:t xml:space="preserve">Every data and API line states its conferred_right. For a strategy review a missing one is a flag. Before the price book goes out for quoting it is a failure.</w:t>
             </w:r>
           </w:p>
         </w:tc>
@@ -2559,7 +1485,7 @@
                 <w:sz w:val="20"/>
                 <w:szCs w:val="20"/>
               </w:rPr>
-              <w:t xml:space="preserve">floor_price is at or below list_price on every line.</w:t>
+              <w:t xml:space="preserve">floor_price is at or below list_price on every line. Before the price book goes out for quoting, every line has a floor.</w:t>
             </w:r>
           </w:p>
         </w:tc>
@@ -2803,7 +1729,7 @@
                 <w:sz w:val="20"/>
                 <w:szCs w:val="20"/>
               </w:rPr>
-              <w:t xml:space="preserve">No broader conferred right is priced below internal_use for the same dataset.</w:t>
+              <w:t xml:space="preserve">No broader right is priced below internal_use for the same product, delivery, unit and tier.</w:t>
             </w:r>
           </w:p>
         </w:tc>
@@ -2829,7 +1755,7 @@
         <w:t xml:space="preserve">Output order:</w:t>
       </w:r>
       <w:r>
-        <w:t xml:space="preserve"> headline, price book table, rationale per line, ladder logic, rights basis by line with the held rights needed and owners for open questions, check results, Council decision list, inputs and assumptions.</w:t>
+        <w:t xml:space="preserve"> headline, price book table, rationale per line, ladder logic, check results, Council decision list including the products for the product manager to clear, inputs and assumptions.</w:t>
       </w:r>
     </w:p>
     <w:p>
@@ -2862,7 +1788,7 @@
           <w:sz w:val="19"/>
           <w:szCs w:val="19"/>
         </w:rPr>
-        <w:t xml:space="preserve">Follow Playbook 3: Price book. Rights register export: [file, or "none yet"]. Corridor results: [file]. Produce the price book table with columns line_id, product_id, product_type, dataset_id (data lines only), conferred_right (the right granted to the customer; data lines only), data_form (derived or passthrough; data lines only), delivery, unit, tier_min, tier_max, list_price, floor_price, currency, term_months, tier_model, status (Draft), version. Then run every manual check in the playbook and report pass or fail for each line with the numbers. Label the rights basis of each data line (Confirmed, Provisional, Contradicted, Blocked) by looking up the held rights its conferred right needs in the Playbook 3 table and reading them from the register; take the worst. List the open question behind each Provisional one as: dataset, held right needed.</w:t>
+        <w:t xml:space="preserve">Follow Playbook 2: Price book. Corridor results: [file]. Produce the price book table with columns line_id, product_id, product_type, conferred_right (the right granted to the customer; data and API lines only), delivery, unit, tier_min, tier_max, list_price, floor_price, currency, term_months, tier_model, status (Draft), version. For each API line say which use it sells (own live bookings, short retention, bulk analysis, rebuilding or reselling, AI). Then run every manual check in the playbook and report pass or fail for each line with the numbers. List the data and API products with the right each grants, as the hand-off for the product manager.</w:t>
       </w:r>
     </w:p>
     <w:p>
@@ -2870,7 +1796,7 @@
         <w:pStyle w:val="Heading1"/>
       </w:pPr>
       <w:r>
-        <w:t xml:space="preserve">Playbook 4: Data licence pricing request</w:t>
+        <w:t xml:space="preserve">Playbook 3: Data licence or data-access request</w:t>
       </w:r>
     </w:p>
     <w:p>
@@ -2888,7 +1814,7 @@
         <w:t xml:space="preserve">Purpose:</w:t>
       </w:r>
       <w:r>
-        <w:t xml:space="preserve"> decide what is being licensed, whether we hold the rights to grant it and they are confirmed, and what to charge. The price is proposed and may be provisional; Legal confirms the rights before any quote goes to the customer.</w:t>
+        <w:t xml:space="preserve"> decide what the customer wants to do with the data, and what to charge for that. This covers a data licence request and an API request that would collect data. The price is proposed; the product manager decides whether we may grant the right.</w:t>
       </w:r>
     </w:p>
     <w:p>
@@ -2906,7 +1832,7 @@
         <w:t xml:space="preserve">Attach:</w:t>
       </w:r>
       <w:r>
-        <w:t xml:space="preserve"> the request, the register export, the price book, and customer context.</w:t>
+        <w:t xml:space="preserve"> the request, the price book, and customer context.</w:t>
       </w:r>
     </w:p>
     <w:p>
@@ -2922,90 +1848,90 @@
         <w:pStyle w:val="ListParagraph"/>
         <w:numPr>
           <w:ilvl w:val="0"/>
-          <w:numId w:val="7"/>
-        </w:numPr>
-        <w:spacing w:after="60"/>
-      </w:pPr>
-      <w:r>
-        <w:t xml:space="preserve">Restate the request in a table: dataset, fields, coverage, frequency, term, delivery, intended use.</w:t>
-      </w:r>
-    </w:p>
-    <w:p>
-      <w:pPr>
-        <w:pStyle w:val="ListParagraph"/>
-        <w:numPr>
-          <w:ilvl w:val="0"/>
-          <w:numId w:val="7"/>
-        </w:numPr>
-        <w:spacing w:after="60"/>
-      </w:pPr>
-      <w:r>
-        <w:t xml:space="preserve">Classify each right the customer wants as one of the nine, quoting the customer's words. Mark ambiguous cases. Show, resell, combine, and any training, retrieval or agent use are separate questions.</w:t>
-      </w:r>
-    </w:p>
-    <w:p>
-      <w:pPr>
-        <w:pStyle w:val="ListParagraph"/>
-        <w:numPr>
-          <w:ilvl w:val="0"/>
-          <w:numId w:val="7"/>
-        </w:numPr>
-        <w:spacing w:after="60"/>
-      </w:pPr>
-      <w:r>
-        <w:t xml:space="preserve">For each right to grant, use the Playbook 3 table to list the held rights the dataset must carry. Check each in the register: Confirmed, Provisional (unknown or unconfirmed), Contradicted or Blocked. The request takes the worst. Include the register reference.</w:t>
-      </w:r>
-    </w:p>
-    <w:p>
-      <w:pPr>
-        <w:pStyle w:val="ListParagraph"/>
-        <w:numPr>
-          <w:ilvl w:val="0"/>
-          <w:numId w:val="7"/>
-        </w:numPr>
-        <w:spacing w:after="60"/>
-      </w:pPr>
-      <w:r>
-        <w:t xml:space="preserve">Check personal data and supplier-confidential fields that need removal or aggregation.</w:t>
-      </w:r>
-    </w:p>
-    <w:p>
-      <w:pPr>
-        <w:pStyle w:val="ListParagraph"/>
-        <w:numPr>
-          <w:ilvl w:val="0"/>
-          <w:numId w:val="7"/>
-        </w:numPr>
-        <w:spacing w:after="60"/>
-      </w:pPr>
-      <w:r>
-        <w:t xml:space="preserve">Then price from the price book: base subscription, volume tier, uplift for each right granted, term discount, approved exception band. Show the waterfall. Label the price Provisional if any held right it needs is not Confirmed. If no rule fits, give a range labeled as a proposal.</w:t>
-      </w:r>
-    </w:p>
-    <w:p>
-      <w:pPr>
-        <w:pStyle w:val="ListParagraph"/>
-        <w:numPr>
-          <w:ilvl w:val="0"/>
-          <w:numId w:val="7"/>
-        </w:numPr>
-        <w:spacing w:after="60"/>
-      </w:pPr>
-      <w:r>
-        <w:t xml:space="preserve">Route: standard, Tier 1 or 2 for non-standard terms, Tier 3 for redistribution, AI use, exclusivity or a rights conflict.</w:t>
-      </w:r>
-    </w:p>
-    <w:p>
-      <w:pPr>
-        <w:pStyle w:val="ListParagraph"/>
-        <w:numPr>
-          <w:ilvl w:val="0"/>
-          <w:numId w:val="7"/>
-        </w:numPr>
-        <w:spacing w:after="60"/>
-      </w:pPr>
-      <w:r>
-        <w:t xml:space="preserve">Draft the Legal escalation note: dataset, proposed use, register entry, the question, the deadline.</w:t>
+          <w:numId w:val="6"/>
+        </w:numPr>
+        <w:spacing w:after="60"/>
+      </w:pPr>
+      <w:r>
+        <w:t xml:space="preserve">Restate the request in a table: dataset or API, fields, coverage, frequency, term, delivery, intended use.</w:t>
+      </w:r>
+    </w:p>
+    <w:p>
+      <w:pPr>
+        <w:pStyle w:val="ListParagraph"/>
+        <w:numPr>
+          <w:ilvl w:val="0"/>
+          <w:numId w:val="6"/>
+        </w:numPr>
+        <w:spacing w:after="60"/>
+      </w:pPr>
+      <w:r>
+        <w:t xml:space="preserve">Classify each right the customer wants as one of the nine, quoting the customer's words. Mark ambiguous cases. Show, resell, combine, keep, and any training, retrieval or agent use are separate questions.</w:t>
+      </w:r>
+    </w:p>
+    <w:p>
+      <w:pPr>
+        <w:pStyle w:val="ListParagraph"/>
+        <w:numPr>
+          <w:ilvl w:val="0"/>
+          <w:numId w:val="6"/>
+        </w:numPr>
+        <w:spacing w:after="60"/>
+      </w:pPr>
+      <w:r>
+        <w:t xml:space="preserve">For an API request, apply the harvest test. Ask what they will do with the responses and how long they will keep them. Serving their own live bookings is the base API use. Collecting, keeping or analysing responses in bulk, rebuilding or reselling the data, or feeding AI is a data right. If the customer will not say, do not price it as internal use.</w:t>
+      </w:r>
+    </w:p>
+    <w:p>
+      <w:pPr>
+        <w:pStyle w:val="ListParagraph"/>
+        <w:numPr>
+          <w:ilvl w:val="0"/>
+          <w:numId w:val="6"/>
+        </w:numPr>
+        <w:spacing w:after="60"/>
+      </w:pPr>
+      <w:r>
+        <w:t xml:space="preserve">Check personal data and supplier-confidential fields that need removal or aggregation. These are questions for the product manager and Legal.</w:t>
+      </w:r>
+    </w:p>
+    <w:p>
+      <w:pPr>
+        <w:pStyle w:val="ListParagraph"/>
+        <w:numPr>
+          <w:ilvl w:val="0"/>
+          <w:numId w:val="6"/>
+        </w:numPr>
+        <w:spacing w:after="60"/>
+      </w:pPr>
+      <w:r>
+        <w:t xml:space="preserve">Price from the price book: base subscription, volume tier, uplift for each right granted, term discount, approved exception band. Show the waterfall. A data right asked for through an API is priced at the data-licence rate with a minimum commitment, a retention term and audit rights, not at the per-call rate. If no rule fits, give a range labeled as a proposal.</w:t>
+      </w:r>
+    </w:p>
+    <w:p>
+      <w:pPr>
+        <w:pStyle w:val="ListParagraph"/>
+        <w:numPr>
+          <w:ilvl w:val="0"/>
+          <w:numId w:val="6"/>
+        </w:numPr>
+        <w:spacing w:after="60"/>
+      </w:pPr>
+      <w:r>
+        <w:t xml:space="preserve">Route: standard, Tier 1 or 2 for non-standard terms, Tier 3 for redistribution, AI use, keeping or rebuilding data, or exclusivity.</w:t>
+      </w:r>
+    </w:p>
+    <w:p>
+      <w:pPr>
+        <w:pStyle w:val="ListParagraph"/>
+        <w:numPr>
+          <w:ilvl w:val="0"/>
+          <w:numId w:val="6"/>
+        </w:numPr>
+        <w:spacing w:after="60"/>
+      </w:pPr>
+      <w:r>
+        <w:t xml:space="preserve">Write the question for the product manager: the dataset, the right asked for, the deal and the deadline.</w:t>
       </w:r>
     </w:p>
     <w:p>
@@ -3023,7 +1949,7 @@
         <w:t xml:space="preserve">Output order:</w:t>
       </w:r>
       <w:r>
-        <w:t xml:space="preserve"> recommendation (quote, quote with conditions, provisional price while Legal confirms, decline), whether it is cleared to quote, and tier, request table, classification of the rights to grant, rights check (right to grant, held rights needed, basis), price and waterfall with the rights basis of each line, conditions to request from Legal, escalation note, inputs and assumptions.</w:t>
+        <w:t xml:space="preserve"> recommendation (standard quote, quote with conditions, or decline), the tier, and whether the product manager has cleared the right; request table; classification of the rights to grant with quotes; price and waterfall by line; conditions to request (retention, attribution, audit, fences); the question for the product manager; inputs and assumptions.</w:t>
       </w:r>
     </w:p>
     <w:p>
@@ -3044,7 +1970,7 @@
         <w:spacing w:after="60"/>
       </w:pPr>
       <w:r>
-        <w:t xml:space="preserve">If the register is silent, the answer is a Provisional price and "rights unknown, escalate", never "allowed".</w:t>
+        <w:t xml:space="preserve">The recommendation says whether the product manager has cleared the right to grant.</w:t>
       </w:r>
     </w:p>
     <w:p>
@@ -3057,7 +1983,7 @@
         <w:spacing w:after="60"/>
       </w:pPr>
       <w:r>
-        <w:t xml:space="preserve">The recommendation says whether the price is cleared to quote.</w:t>
+        <w:t xml:space="preserve">An API request to collect data is not priced at the booking rate.</w:t>
       </w:r>
     </w:p>
     <w:p>
@@ -3103,7 +2029,7 @@
           <w:sz w:val="19"/>
           <w:szCs w:val="19"/>
         </w:rPr>
-        <w:t xml:space="preserve">Follow Playbook 4: Data licence pricing. Request: [file or pasted text]. Register export: [file]. Price book: [file]. Restate the request, classify each right the customer wants as one of the nine, quoting the customer's words, list the held rights each one needs (Playbook 3 table), check each in the register (held, held with conditions, not held, unknown), and only then price from the price book with the waterfall. If any needed held right is unknown, price it as Provisional, say it is not cleared to quote, and write the Legal escalation note. Recommend the approval tier and name the rule.</w:t>
+        <w:t xml:space="preserve">Follow Playbook 3: Data licence or data-access request. Request: [file or pasted text]. Price book: [file]. Restate the request, classify each right the customer wants as one of the nine, quoting the customer's words, and for an API request ask what they will do with the responses and how long they will keep them. If the purpose is to collect, keep, rebuild or feed AI, price it as a data right with a minimum commitment, a retention term and audit rights, not at the per-call rate. Price from the price book with the waterfall. Recommend the approval tier and name the rule. Write the question for the product manager about whether we may grant each right.</w:t>
       </w:r>
     </w:p>
     <w:p>
@@ -3111,7 +2037,7 @@
         <w:pStyle w:val="Heading1"/>
       </w:pPr>
       <w:r>
-        <w:t xml:space="preserve">Playbook 5: Deal desk review</w:t>
+        <w:t xml:space="preserve">Playbook 4: Deal desk review</w:t>
       </w:r>
     </w:p>
     <w:p>
@@ -3163,7 +2089,7 @@
         <w:pStyle w:val="ListParagraph"/>
         <w:numPr>
           <w:ilvl w:val="0"/>
-          <w:numId w:val="8"/>
+          <w:numId w:val="7"/>
         </w:numPr>
         <w:spacing w:after="60"/>
       </w:pPr>
@@ -3176,7 +2102,7 @@
         <w:pStyle w:val="ListParagraph"/>
         <w:numPr>
           <w:ilvl w:val="0"/>
-          <w:numId w:val="8"/>
+          <w:numId w:val="7"/>
         </w:numPr>
         <w:spacing w:after="60"/>
       </w:pPr>
@@ -3189,20 +2115,20 @@
         <w:pStyle w:val="ListParagraph"/>
         <w:numPr>
           <w:ilvl w:val="0"/>
-          <w:numId w:val="8"/>
-        </w:numPr>
-        <w:spacing w:after="60"/>
-      </w:pPr>
-      <w:r>
-        <w:t xml:space="preserve">Check guardrails per line: discount versus band, price versus floor, margin versus family floor if cost is given, term and payment terms, non-standard clauses (MFN, exclusivity, price protection, redistribution or AI rights for data).</w:t>
-      </w:r>
-    </w:p>
-    <w:p>
-      <w:pPr>
-        <w:pStyle w:val="ListParagraph"/>
-        <w:numPr>
-          <w:ilvl w:val="0"/>
-          <w:numId w:val="8"/>
+          <w:numId w:val="7"/>
+        </w:numPr>
+        <w:spacing w:after="60"/>
+      </w:pPr>
+      <w:r>
+        <w:t xml:space="preserve">Check guardrails per line: discount versus band, price versus floor, margin versus family floor if cost is given, term and payment terms, non-standard clauses (MFN, exclusivity, price protection, redistribution or AI rights for data, and for API access, a request to keep or collect responses).</w:t>
+      </w:r>
+    </w:p>
+    <w:p>
+      <w:pPr>
+        <w:pStyle w:val="ListParagraph"/>
+        <w:numPr>
+          <w:ilvl w:val="0"/>
+          <w:numId w:val="7"/>
         </w:numPr>
         <w:spacing w:after="60"/>
       </w:pPr>
@@ -3215,7 +2141,7 @@
         <w:pStyle w:val="ListParagraph"/>
         <w:numPr>
           <w:ilvl w:val="0"/>
-          <w:numId w:val="8"/>
+          <w:numId w:val="7"/>
         </w:numPr>
         <w:spacing w:after="60"/>
       </w:pPr>
@@ -3228,20 +2154,20 @@
         <w:pStyle w:val="ListParagraph"/>
         <w:numPr>
           <w:ilvl w:val="0"/>
-          <w:numId w:val="8"/>
-        </w:numPr>
-        <w:spacing w:after="60"/>
-      </w:pPr>
-      <w:r>
-        <w:t xml:space="preserve">List risks and open questions for Finance, Legal and Product.</w:t>
-      </w:r>
-    </w:p>
-    <w:p>
-      <w:pPr>
-        <w:pStyle w:val="ListParagraph"/>
-        <w:numPr>
-          <w:ilvl w:val="0"/>
-          <w:numId w:val="8"/>
+          <w:numId w:val="7"/>
+        </w:numPr>
+        <w:spacing w:after="60"/>
+      </w:pPr>
+      <w:r>
+        <w:t xml:space="preserve">For new or expanded API access, ask what the customer will do with the responses and how long they will keep them. Data and API lines must be priced for the right the quote grants. List risks and open questions for Finance, Legal and Product, including whether the product manager has cleared each data right.</w:t>
+      </w:r>
+    </w:p>
+    <w:p>
+      <w:pPr>
+        <w:pStyle w:val="ListParagraph"/>
+        <w:numPr>
+          <w:ilvl w:val="0"/>
+          <w:numId w:val="7"/>
         </w:numPr>
         <w:spacing w:after="60"/>
       </w:pPr>
@@ -3357,7 +2283,7 @@
           <w:sz w:val="19"/>
           <w:szCs w:val="19"/>
         </w:rPr>
-        <w:t xml:space="preserve">Follow Playbook 5: Deal desk review. Deal request: [file]. Price book: [file]. Approval matrix: [file or "use the placeholder tiers"]. Comparable deals: [file]. Restate the deal, build the waterfall with every layer and formula shown, check guardrails (discount versus band, price versus floor, non-standard terms, data rights), compare with the deals, assign the approval tier by the first rule tripped and name it, list risks and questions for Finance, Legal and Product, give two counteroffers with waterfalls, and write an approval memo under 150 words. Do not contact the customer.</w:t>
+        <w:t xml:space="preserve">Follow Playbook 4: Deal desk review. Deal request: [file]. Price book: [file]. Approval matrix: [file or "use the placeholder tiers"]. Comparable deals: [file]. Restate the deal, build the waterfall with every layer and formula shown, check guardrails (discount versus band, price versus floor, non-standard terms, the right each data or API line grants, and for new API access what the customer will do with the responses), compare with the deals, assign the approval tier by the first rule tripped and name it, list risks and questions for Finance, Legal and Product, give two counteroffers with waterfalls, and write an approval memo under 150 words. Do not contact the customer.</w:t>
       </w:r>
     </w:p>
     <w:p>
@@ -3365,7 +2291,7 @@
         <w:pStyle w:val="Heading1"/>
       </w:pPr>
       <w:r>
-        <w:t xml:space="preserve">Playbook 6: Price realization</w:t>
+        <w:t xml:space="preserve">Playbook 5: Price realization</w:t>
       </w:r>
     </w:p>
     <w:p>
@@ -3417,7 +2343,7 @@
         <w:pStyle w:val="ListParagraph"/>
         <w:numPr>
           <w:ilvl w:val="0"/>
-          <w:numId w:val="9"/>
+          <w:numId w:val="8"/>
         </w:numPr>
         <w:spacing w:after="60"/>
       </w:pPr>
@@ -3430,7 +2356,7 @@
         <w:pStyle w:val="ListParagraph"/>
         <w:numPr>
           <w:ilvl w:val="0"/>
-          <w:numId w:val="9"/>
+          <w:numId w:val="8"/>
         </w:numPr>
         <w:spacing w:after="60"/>
       </w:pPr>
@@ -3443,7 +2369,7 @@
         <w:pStyle w:val="ListParagraph"/>
         <w:numPr>
           <w:ilvl w:val="0"/>
-          <w:numId w:val="9"/>
+          <w:numId w:val="8"/>
         </w:numPr>
         <w:spacing w:after="60"/>
       </w:pPr>
@@ -3456,7 +2382,7 @@
         <w:pStyle w:val="ListParagraph"/>
         <w:numPr>
           <w:ilvl w:val="0"/>
-          <w:numId w:val="9"/>
+          <w:numId w:val="8"/>
         </w:numPr>
         <w:spacing w:after="60"/>
       </w:pPr>
@@ -3469,7 +2395,7 @@
         <w:pStyle w:val="ListParagraph"/>
         <w:numPr>
           <w:ilvl w:val="0"/>
-          <w:numId w:val="9"/>
+          <w:numId w:val="8"/>
         </w:numPr>
         <w:spacing w:after="60"/>
       </w:pPr>
@@ -3482,7 +2408,7 @@
         <w:pStyle w:val="ListParagraph"/>
         <w:numPr>
           <w:ilvl w:val="0"/>
-          <w:numId w:val="9"/>
+          <w:numId w:val="8"/>
         </w:numPr>
         <w:spacing w:after="60"/>
       </w:pPr>
@@ -3495,7 +2421,7 @@
         <w:pStyle w:val="ListParagraph"/>
         <w:numPr>
           <w:ilvl w:val="0"/>
-          <w:numId w:val="9"/>
+          <w:numId w:val="8"/>
         </w:numPr>
         <w:spacing w:after="60"/>
       </w:pPr>
@@ -3598,7 +2524,7 @@
           <w:sz w:val="19"/>
           <w:szCs w:val="19"/>
         </w:rPr>
-        <w:t xml:space="preserve">Follow Playbook 6: Price realization. Files: billing lines [file], price book [file], deal log [file]. Period: [month]. First reconcile: row counts, nulls, duplicates, unmatched products, and total versus [finance revenue]. If the gap is over 1 percent, stop and report it. Then build the list-to-realized waterfall, separate approved discount from unexplained discount, rank the top five leakage drivers by annual value and how recoverable they are, and propose recovery actions with an owner role.</w:t>
+        <w:t xml:space="preserve">Follow Playbook 5: Price realization. Files: billing lines [file], price book [file], deal log [file]. Period: [month]. First reconcile: row counts, nulls, duplicates, unmatched products, and total versus [finance revenue]. If the gap is over 1 percent, stop and report it. Then build the list-to-realized waterfall, separate approved discount from unexplained discount, rank the top five leakage drivers by annual value and how recoverable they are, and propose recovery actions with an owner role.</w:t>
       </w:r>
     </w:p>
     <w:p>
@@ -3606,7 +2532,7 @@
         <w:pStyle w:val="Heading1"/>
       </w:pPr>
       <w:r>
-        <w:t xml:space="preserve">Playbook 7: API tier fit</w:t>
+        <w:t xml:space="preserve">Playbook 6: API tier fit</w:t>
       </w:r>
     </w:p>
     <w:p>
@@ -3658,7 +2584,7 @@
         <w:pStyle w:val="ListParagraph"/>
         <w:numPr>
           <w:ilvl w:val="0"/>
-          <w:numId w:val="10"/>
+          <w:numId w:val="9"/>
         </w:numPr>
         <w:spacing w:after="60"/>
       </w:pPr>
@@ -3671,7 +2597,7 @@
         <w:pStyle w:val="ListParagraph"/>
         <w:numPr>
           <w:ilvl w:val="0"/>
-          <w:numId w:val="10"/>
+          <w:numId w:val="9"/>
         </w:numPr>
         <w:spacing w:after="60"/>
       </w:pPr>
@@ -3684,7 +2610,7 @@
         <w:pStyle w:val="ListParagraph"/>
         <w:numPr>
           <w:ilvl w:val="0"/>
-          <w:numId w:val="10"/>
+          <w:numId w:val="9"/>
         </w:numPr>
         <w:spacing w:after="60"/>
       </w:pPr>
@@ -3697,7 +2623,7 @@
         <w:pStyle w:val="ListParagraph"/>
         <w:numPr>
           <w:ilvl w:val="0"/>
-          <w:numId w:val="10"/>
+          <w:numId w:val="9"/>
         </w:numPr>
         <w:spacing w:after="60"/>
       </w:pPr>
@@ -3710,7 +2636,7 @@
         <w:pStyle w:val="ListParagraph"/>
         <w:numPr>
           <w:ilvl w:val="0"/>
-          <w:numId w:val="10"/>
+          <w:numId w:val="9"/>
         </w:numPr>
         <w:spacing w:after="60"/>
       </w:pPr>
@@ -3723,7 +2649,20 @@
         <w:pStyle w:val="ListParagraph"/>
         <w:numPr>
           <w:ilvl w:val="0"/>
-          <w:numId w:val="10"/>
+          <w:numId w:val="9"/>
+        </w:numPr>
+        <w:spacing w:after="60"/>
+      </w:pPr>
+      <w:r>
+        <w:t xml:space="preserve">Possible data collection: per customer, the distinct-query ratio (distinct origin, destination and date combinations over total searches), look-to-book against the segment median, calls per key against bookings, how much of the market is swept, and the share of calls with no booking behind them. Label "possible data collection, to confirm". It is a question for the account owner, never an accusation. Options: price the use as a data licence with a minimum commitment, add a look-to-book or distinct-query cap with an overage rate, set a retention term, or move the customer to a data product.</w:t>
+      </w:r>
+    </w:p>
+    <w:p>
+      <w:pPr>
+        <w:pStyle w:val="ListParagraph"/>
+        <w:numPr>
+          <w:ilvl w:val="0"/>
+          <w:numId w:val="9"/>
         </w:numPr>
         <w:spacing w:after="60"/>
       </w:pPr>
@@ -3736,7 +2675,7 @@
         <w:pStyle w:val="ListParagraph"/>
         <w:numPr>
           <w:ilvl w:val="0"/>
-          <w:numId w:val="10"/>
+          <w:numId w:val="9"/>
         </w:numPr>
         <w:spacing w:after="60"/>
       </w:pPr>
@@ -3759,7 +2698,7 @@
         <w:t xml:space="preserve">Output order:</w:t>
       </w:r>
       <w:r>
-        <w:t xml:space="preserve"> headline findings with numbers, tier-fit summary, top 15 actions, outliers, renewal view, metering questions, inputs and assumptions.</w:t>
+        <w:t xml:space="preserve"> headline findings with numbers, tier-fit summary, top 15 actions, outliers, possible data collection, renewal view, metering questions, inputs and assumptions.</w:t>
       </w:r>
     </w:p>
     <w:p>
@@ -3839,7 +2778,7 @@
           <w:sz w:val="19"/>
           <w:szCs w:val="19"/>
         </w:rPr>
-        <w:t xml:space="preserve">Follow Playbook 7: API tier fit. Files: usage [file], plans [file], price book [file], call class definitions [file]. Check coverage and duplicates first. For each customer show monthly volume by call class, 3 and 6 month trend, peak versus average, look-to-book ratio, commit utilization, and the bill on each tier at the same usage. Mark each customer right-sized, under-using, over-using or unusual. Label machine traffic as "possible, to confirm". Give the top 15 actions as options for the account owner, with no customer outreach.</w:t>
+        <w:t xml:space="preserve">Follow Playbook 6: API tier fit. Files: usage [file], plans [file], price book [file], call class definitions [file]. Check coverage and duplicates first. For each customer show monthly volume by call class, 3 and 6 month trend, peak versus average, look-to-book ratio, commit utilization, and the bill on each tier at the same usage. Mark each customer right-sized, under-using, over-using or unusual. Label machine traffic as "possible, to confirm". Also flag possible data collection, to confirm: distinct-query ratio, look-to-book against the segment median, calls per key against bookings, and calls with no booking behind them. It is a question for the account owner, not an accusation. Give the top 15 actions as options for the account owner, with no customer outreach.</w:t>
       </w:r>
     </w:p>
     <w:p>
@@ -3847,7 +2786,7 @@
         <w:pStyle w:val="Heading1"/>
       </w:pPr>
       <w:r>
-        <w:t xml:space="preserve">Playbook 8: Price change proposal</w:t>
+        <w:t xml:space="preserve">Playbook 7: Price change proposal</w:t>
       </w:r>
     </w:p>
     <w:p>
@@ -3899,7 +2838,7 @@
         <w:pStyle w:val="ListParagraph"/>
         <w:numPr>
           <w:ilvl w:val="0"/>
-          <w:numId w:val="11"/>
+          <w:numId w:val="10"/>
         </w:numPr>
         <w:spacing w:after="60"/>
       </w:pPr>
@@ -3912,7 +2851,7 @@
         <w:pStyle w:val="ListParagraph"/>
         <w:numPr>
           <w:ilvl w:val="0"/>
-          <w:numId w:val="11"/>
+          <w:numId w:val="10"/>
         </w:numPr>
         <w:spacing w:after="60"/>
       </w:pPr>
@@ -3925,7 +2864,7 @@
         <w:pStyle w:val="ListParagraph"/>
         <w:numPr>
           <w:ilvl w:val="0"/>
-          <w:numId w:val="11"/>
+          <w:numId w:val="10"/>
         </w:numPr>
         <w:spacing w:after="60"/>
       </w:pPr>
@@ -3938,7 +2877,7 @@
         <w:pStyle w:val="ListParagraph"/>
         <w:numPr>
           <w:ilvl w:val="0"/>
-          <w:numId w:val="11"/>
+          <w:numId w:val="10"/>
         </w:numPr>
         <w:spacing w:after="60"/>
       </w:pPr>
@@ -3951,7 +2890,7 @@
         <w:pStyle w:val="ListParagraph"/>
         <w:numPr>
           <w:ilvl w:val="0"/>
-          <w:numId w:val="11"/>
+          <w:numId w:val="10"/>
         </w:numPr>
         <w:spacing w:after="60"/>
       </w:pPr>
@@ -3964,7 +2903,7 @@
         <w:pStyle w:val="ListParagraph"/>
         <w:numPr>
           <w:ilvl w:val="0"/>
-          <w:numId w:val="11"/>
+          <w:numId w:val="10"/>
         </w:numPr>
         <w:spacing w:after="60"/>
       </w:pPr>
@@ -3977,7 +2916,7 @@
         <w:pStyle w:val="ListParagraph"/>
         <w:numPr>
           <w:ilvl w:val="0"/>
-          <w:numId w:val="11"/>
+          <w:numId w:val="10"/>
         </w:numPr>
         <w:spacing w:after="60"/>
       </w:pPr>
@@ -3990,7 +2929,7 @@
         <w:pStyle w:val="ListParagraph"/>
         <w:numPr>
           <w:ilvl w:val="0"/>
-          <w:numId w:val="11"/>
+          <w:numId w:val="10"/>
         </w:numPr>
         <w:spacing w:after="60"/>
       </w:pPr>
@@ -4093,7 +3032,7 @@
           <w:sz w:val="19"/>
           <w:szCs w:val="19"/>
         </w:rPr>
-        <w:t xml:space="preserve">Follow Playbook 8: Price change proposal. Change: [describe or file]. Customers: [file]. Contract summary: [file]. Price book: [file]. Volume and churn assumptions: [file, or "propose ranges and label them as assumptions"]. Show before and after by plan, group customers by effect, mark when the change can take effect (proposed date, renewal only, or after notice) quoting clause references and escalating any MFN or price-protection conflict to Legal, build base, low and high 12-month scenarios with their assumptions, and write a one-page council memo, a risk register and a notice calendar.</w:t>
+        <w:t xml:space="preserve">Follow Playbook 7: Price change proposal. Change: [describe or file]. Customers: [file]. Contract summary: [file]. Price book: [file]. Volume and churn assumptions: [file, or "propose ranges and label them as assumptions"]. Show before and after by plan, group customers by effect, mark when the change can take effect (proposed date, renewal only, or after notice) quoting clause references and escalating any MFN or price-protection conflict to Legal, build base, low and high 12-month scenarios with their assumptions, and write a one-page council memo, a risk register and a notice calendar.</w:t>
       </w:r>
     </w:p>
     <w:p>
@@ -4101,7 +3040,7 @@
         <w:pStyle w:val="Heading1"/>
       </w:pPr>
       <w:r>
-        <w:t xml:space="preserve">Playbook 9: Willingness-to-pay study</w:t>
+        <w:t xml:space="preserve">Playbook 8: Willingness-to-pay study</w:t>
       </w:r>
     </w:p>
     <w:p>
@@ -4135,7 +3074,7 @@
         <w:pStyle w:val="ListParagraph"/>
         <w:numPr>
           <w:ilvl w:val="0"/>
-          <w:numId w:val="12"/>
+          <w:numId w:val="11"/>
         </w:numPr>
         <w:spacing w:after="60"/>
       </w:pPr>
@@ -4148,7 +3087,7 @@
         <w:pStyle w:val="ListParagraph"/>
         <w:numPr>
           <w:ilvl w:val="0"/>
-          <w:numId w:val="12"/>
+          <w:numId w:val="11"/>
         </w:numPr>
         <w:spacing w:after="60"/>
       </w:pPr>
@@ -4161,7 +3100,7 @@
         <w:pStyle w:val="ListParagraph"/>
         <w:numPr>
           <w:ilvl w:val="0"/>
-          <w:numId w:val="12"/>
+          <w:numId w:val="11"/>
         </w:numPr>
         <w:spacing w:after="60"/>
       </w:pPr>
@@ -4174,7 +3113,7 @@
         <w:pStyle w:val="ListParagraph"/>
         <w:numPr>
           <w:ilvl w:val="0"/>
-          <w:numId w:val="12"/>
+          <w:numId w:val="11"/>
         </w:numPr>
         <w:spacing w:after="60"/>
       </w:pPr>
@@ -4187,7 +3126,7 @@
         <w:pStyle w:val="ListParagraph"/>
         <w:numPr>
           <w:ilvl w:val="0"/>
-          <w:numId w:val="12"/>
+          <w:numId w:val="11"/>
         </w:numPr>
         <w:spacing w:after="60"/>
       </w:pPr>
@@ -4200,7 +3139,7 @@
         <w:pStyle w:val="ListParagraph"/>
         <w:numPr>
           <w:ilvl w:val="0"/>
-          <w:numId w:val="12"/>
+          <w:numId w:val="11"/>
         </w:numPr>
         <w:spacing w:after="60"/>
       </w:pPr>
@@ -4238,7 +3177,7 @@
           <w:sz w:val="19"/>
           <w:szCs w:val="19"/>
         </w:rPr>
-        <w:t xml:space="preserve">Follow Playbook 9: WTP study, design mode. Decision to inform: [launch price, tiers, bundle or value metric]. Product concept: [text]. Segments: [list]. Constraints: [budget, time, access]. Recommend a method (interviews, Van Westendorp, Gabor-Granger, conjoint or a mix) and why, a sample plan with the minimum size per segment and what can and cannot be concluded, a neutral questionnaire or interview guide with no price anchors, an analysis plan, and a decision rule: if X then Y.</w:t>
+        <w:t xml:space="preserve">Follow Playbook 8: WTP study, design mode. Decision to inform: [launch price, tiers, bundle or value metric]. Product concept: [text]. Segments: [list]. Constraints: [budget, time, access]. Recommend a method (interviews, Van Westendorp, Gabor-Granger, conjoint or a mix) and why, a sample plan with the minimum size per segment and what can and cannot be concluded, a neutral questionnaire or interview guide with no price anchors, an analysis plan, and a decision rule: if X then Y.</w:t>
       </w:r>
     </w:p>
     <w:p>
@@ -4254,7 +3193,7 @@
         <w:pStyle w:val="ListParagraph"/>
         <w:numPr>
           <w:ilvl w:val="0"/>
-          <w:numId w:val="13"/>
+          <w:numId w:val="12"/>
         </w:numPr>
         <w:spacing w:after="60"/>
       </w:pPr>
@@ -4267,7 +3206,7 @@
         <w:pStyle w:val="ListParagraph"/>
         <w:numPr>
           <w:ilvl w:val="0"/>
-          <w:numId w:val="13"/>
+          <w:numId w:val="12"/>
         </w:numPr>
         <w:spacing w:after="60"/>
       </w:pPr>
@@ -4280,7 +3219,7 @@
         <w:pStyle w:val="ListParagraph"/>
         <w:numPr>
           <w:ilvl w:val="0"/>
-          <w:numId w:val="13"/>
+          <w:numId w:val="12"/>
         </w:numPr>
         <w:spacing w:after="60"/>
       </w:pPr>
@@ -4293,7 +3232,7 @@
         <w:pStyle w:val="ListParagraph"/>
         <w:numPr>
           <w:ilvl w:val="0"/>
-          <w:numId w:val="13"/>
+          <w:numId w:val="12"/>
         </w:numPr>
         <w:spacing w:after="60"/>
       </w:pPr>
@@ -4306,7 +3245,7 @@
         <w:pStyle w:val="ListParagraph"/>
         <w:numPr>
           <w:ilvl w:val="0"/>
-          <w:numId w:val="13"/>
+          <w:numId w:val="12"/>
         </w:numPr>
         <w:spacing w:after="60"/>
       </w:pPr>
@@ -4344,7 +3283,7 @@
           <w:sz w:val="19"/>
           <w:szCs w:val="19"/>
         </w:rPr>
-        <w:t xml:space="preserve">Follow Playbook 9: WTP study, analyze mode. Responses: [file]. Instrument: [file]. Check sample sizes, completion and outliers first. Compute the price curves or demand curve with formulas shown, split by segment, and give a recommended range and starting price, confidence and limits, and an in-market test. Show sample size next to every figure. Stated willingness to pay is not a forecast.</w:t>
+        <w:t xml:space="preserve">Follow Playbook 8: WTP study, analyze mode. Responses: [file]. Instrument: [file]. Check sample sizes, completion and outliers first. Compute the price curves or demand curve with formulas shown, split by segment, and give a recommended range and starting price, confidence and limits, and an in-market test. Show sample size next to every figure. Stated willingness to pay is not a forecast.</w:t>
       </w:r>
     </w:p>
     <w:p>
@@ -4399,7 +3338,7 @@
         <w:pStyle w:val="Heading1"/>
       </w:pPr>
       <w:r>
-        <w:t xml:space="preserve">Playbook 10: Rights lookup for one dataset, agency and supplier</w:t>
+        <w:t xml:space="preserve">Playbook 9: Import an existing price book</w:t>
       </w:r>
     </w:p>
     <w:p>
@@ -4417,7 +3356,7 @@
         <w:t xml:space="preserve">Purpose:</w:t>
       </w:r>
       <w:r>
-        <w:t xml:space="preserve"> answer "what may we do with this dataset for this agency and this supplier today?" for a single case. The answer is the rights we hold, which feed the register. For many cases at once use the resolver script in the SharePoint kit.</w:t>
+        <w:t xml:space="preserve"> start from the price book the business already uses. Bring it into the standard format, check it, and list the data and API products for the product manager.</w:t>
       </w:r>
     </w:p>
     <w:p>
@@ -4435,7 +3374,7 @@
         <w:t xml:space="preserve">Attach:</w:t>
       </w:r>
       <w:r>
-        <w:t xml:space="preserve"> exports of agreements, exceptions, profile terms and dataset ceilings, and the dataset list with derivation modes.</w:t>
+        <w:t xml:space="preserve"> the price book as Excel or CSV (one sheet), and revenue and customer counts per product if you have them. For a big price book, ask someone to run the import script instead (see the repo), and use this playbook to review the result.</w:t>
       </w:r>
     </w:p>
     <w:p>
@@ -4443,105 +3382,98 @@
         <w:pStyle w:val="Heading2"/>
       </w:pPr>
       <w:r>
-        <w:t xml:space="preserve">Steps (in this order, for each use right)</w:t>
-      </w:r>
-    </w:p>
-    <w:p>
-      <w:pPr>
-        <w:pStyle w:val="ListParagraph"/>
-        <w:numPr>
-          <w:ilvl w:val="0"/>
-          <w:numId w:val="14"/>
-        </w:numPr>
-        <w:spacing w:after="60"/>
-      </w:pPr>
-      <w:r>
-        <w:t xml:space="preserve">Find the party's agreement that is Active and in force on the date. Superseded, expired and terminated agreements do not count. If none, the result is Unknown ("no active agreement").</w:t>
-      </w:r>
-    </w:p>
-    <w:p>
-      <w:pPr>
-        <w:pStyle w:val="ListParagraph"/>
-        <w:numPr>
-          <w:ilvl w:val="0"/>
-          <w:numId w:val="14"/>
-        </w:numPr>
-        <w:spacing w:after="60"/>
-      </w:pPr>
-      <w:r>
-        <w:t xml:space="preserve">The agreement and its rights profile must be Legal confirmed. If not, Unknown.</w:t>
-      </w:r>
-    </w:p>
-    <w:p>
-      <w:pPr>
-        <w:pStyle w:val="ListParagraph"/>
-        <w:numPr>
-          <w:ilvl w:val="0"/>
-          <w:numId w:val="14"/>
-        </w:numPr>
-        <w:spacing w:after="60"/>
-      </w:pPr>
-      <w:r>
-        <w:t xml:space="preserve">Start from the profile term for the use right.</w:t>
-      </w:r>
-    </w:p>
-    <w:p>
-      <w:pPr>
-        <w:pStyle w:val="ListParagraph"/>
-        <w:numPr>
-          <w:ilvl w:val="0"/>
-          <w:numId w:val="14"/>
-        </w:numPr>
-        <w:spacing w:after="60"/>
-      </w:pPr>
-      <w:r>
-        <w:t xml:space="preserve">If a dated exception applies (to this dataset or to all datasets), it replaces the profile term and can loosen or tighten it. An unconfirmed exception makes the result Unknown. If several apply, take the most restrictive.</w:t>
-      </w:r>
-    </w:p>
-    <w:p>
-      <w:pPr>
-        <w:pStyle w:val="ListParagraph"/>
-        <w:numPr>
-          <w:ilvl w:val="0"/>
-          <w:numId w:val="14"/>
-        </w:numPr>
-        <w:spacing w:after="60"/>
-      </w:pPr>
-      <w:r>
-        <w:t xml:space="preserve">Cap by the dataset ceiling: take the more restrictive of the contract result and the ceiling. A missing or unconfirmed ceiling is Unknown.</w:t>
-      </w:r>
-    </w:p>
-    <w:p>
-      <w:pPr>
-        <w:pStyle w:val="ListParagraph"/>
-        <w:numPr>
-          <w:ilvl w:val="0"/>
-          <w:numId w:val="14"/>
-        </w:numPr>
-        <w:spacing w:after="60"/>
-      </w:pPr>
-      <w:r>
-        <w:t xml:space="preserve">Derived datasets. </w:t>
-      </w:r>
-      <w:r>
-        <w:rPr>
-          <w:b/>
-          <w:bCs/>
-        </w:rPr>
-        <w:t xml:space="preserve">Inherit:</w:t>
-      </w:r>
-      <w:r>
-        <w:t xml:space="preserve"> take the most restrictive result across the parent datasets for the same use right, then cap by the derived dataset's own ceiling. </w:t>
-      </w:r>
-      <w:r>
-        <w:rPr>
-          <w:b/>
-          <w:bCs/>
-        </w:rPr>
-        <w:t xml:space="preserve">Transform</w:t>
-      </w:r>
-      <w:r>
-        <w:t xml:space="preserve"> (aggregated or anonymized): the parents decide only whether the party's data may be included, using derivative_data_product (or the specific processing right) for each contributing party; output rights come from the derived dataset's own ceiling. An open processing term is Unknown, so the party is excluded.</w:t>
+        <w:t xml:space="preserve">Steps</w:t>
+      </w:r>
+    </w:p>
+    <w:p>
+      <w:pPr>
+        <w:pStyle w:val="ListParagraph"/>
+        <w:numPr>
+          <w:ilvl w:val="0"/>
+          <w:numId w:val="13"/>
+        </w:numPr>
+        <w:spacing w:after="60"/>
+      </w:pPr>
+      <w:r>
+        <w:t xml:space="preserve">Map the columns: product, category, unit, volume band, list price, floor price, term, revenue, customers. Show the mapping and ask for corrections.</w:t>
+      </w:r>
+    </w:p>
+    <w:p>
+      <w:pPr>
+        <w:pStyle w:val="ListParagraph"/>
+        <w:numPr>
+          <w:ilvl w:val="0"/>
+          <w:numId w:val="13"/>
+        </w:numPr>
+        <w:spacing w:after="60"/>
+      </w:pPr>
+      <w:r>
+        <w:t xml:space="preserve">Set product_type for each product: data_license, api_access, software, service or other. Give the words that led to each, and mark any guess as low confidence.</w:t>
+      </w:r>
+    </w:p>
+    <w:p>
+      <w:pPr>
+        <w:pStyle w:val="ListParagraph"/>
+        <w:numPr>
+          <w:ilvl w:val="0"/>
+          <w:numId w:val="13"/>
+        </w:numPr>
+        <w:spacing w:after="60"/>
+      </w:pPr>
+      <w:r>
+        <w:t xml:space="preserve">Write one row per tier with the standard columns (see Playbook 2). Prices written as "$1,200" become numbers. Bands such as "0 - 1M" and "1M - 10M" become tier_min and tier_max, with the higher tier starting one unit above the boundary. Status is Existing.</w:t>
+      </w:r>
+    </w:p>
+    <w:p>
+      <w:pPr>
+        <w:pStyle w:val="ListParagraph"/>
+        <w:numPr>
+          <w:ilvl w:val="0"/>
+          <w:numId w:val="13"/>
+        </w:numPr>
+        <w:spacing w:after="60"/>
+      </w:pPr>
+      <w:r>
+        <w:t xml:space="preserve">Never invent a price, a floor, a term or a conferred right. Leave it blank and list it under Missing. Say which tier model you assumed (all_units unless told otherwise).</w:t>
+      </w:r>
+    </w:p>
+    <w:p>
+      <w:pPr>
+        <w:pStyle w:val="ListParagraph"/>
+        <w:numPr>
+          <w:ilvl w:val="0"/>
+          <w:numId w:val="13"/>
+        </w:numPr>
+        <w:spacing w:after="60"/>
+      </w:pPr>
+      <w:r>
+        <w:t xml:space="preserve">For each data or API line, fill conferred_right only if it is clearly stated or the product name says it (resale, redistribution, derivative, AI training). Everything else is "not stated": treat it as internal_use only until the contracts or API terms say otherwise. Ask whether any API customer keeps or collects responses.</w:t>
+      </w:r>
+    </w:p>
+    <w:p>
+      <w:pPr>
+        <w:pStyle w:val="ListParagraph"/>
+        <w:numPr>
+          <w:ilvl w:val="0"/>
+          <w:numId w:val="13"/>
+        </w:numPr>
+        <w:spacing w:after="60"/>
+      </w:pPr>
+      <w:r>
+        <w:t xml:space="preserve">Run the manual checks from Playbook 2 (floor and list, tier overlaps and gaps, unit price and volume, volume cliffs). Report them as findings about the existing price book.</w:t>
+      </w:r>
+    </w:p>
+    <w:p>
+      <w:pPr>
+        <w:pStyle w:val="ListParagraph"/>
+        <w:numPr>
+          <w:ilvl w:val="0"/>
+          <w:numId w:val="13"/>
+        </w:numPr>
+        <w:spacing w:after="60"/>
+      </w:pPr>
+      <w:r>
+        <w:t xml:space="preserve">List the data and API products with annual revenue, customers and the right granted (or "not stated"). Rank by annual revenue, putting resale, redistribution, derivative and AI rights ahead of internal use when revenue is similar. This is the hand-off for the product manager. Do not guess source datasets.</w:t>
       </w:r>
     </w:p>
     <w:p>
@@ -4556,10 +3488,10 @@
           <w:b/>
           <w:bCs/>
         </w:rPr>
-        <w:t xml:space="preserve">Output:</w:t>
-      </w:r>
-      <w:r>
-        <w:t xml:space="preserve"> a table with one row per use right: the result of each step, the final status, and the reason. Anything not confirmed is Unknown. Most to least restrictive: Prohibited, Unknown, Conditional, Granted. Confirmed means Granted or Conditional with Legal confirmed.</w:t>
+        <w:t xml:space="preserve">Output order:</w:t>
+      </w:r>
+      <w:r>
+        <w:t xml:space="preserve"> headline (lines imported, products by type, data and API lines with no stated scope), the mapping, the standard table, product types with low-confidence guesses, check results, hand-off list, decisions needed, inputs and assumptions, missing.</w:t>
       </w:r>
     </w:p>
     <w:p>
@@ -4580,7 +3512,7 @@
         <w:spacing w:after="60"/>
       </w:pPr>
       <w:r>
-        <w:t xml:space="preserve">Dates: the as-of date is stated and agreements are tested against it.</w:t>
+        <w:t xml:space="preserve">Row counts and total revenue match the source file.</w:t>
       </w:r>
     </w:p>
     <w:p>
@@ -4593,7 +3525,7 @@
         <w:spacing w:after="60"/>
       </w:pPr>
       <w:r>
-        <w:t xml:space="preserve">No step was skipped; an Unknown at any step carries through.</w:t>
+        <w:t xml:space="preserve">Nothing was invented: every blank in the source is still blank, and listed.</w:t>
       </w:r>
     </w:p>
     <w:p>
@@ -4606,7 +3538,20 @@
         <w:spacing w:after="60"/>
       </w:pPr>
       <w:r>
-        <w:t xml:space="preserve">For anything bigger than a handful of cases, run the resolver instead.</w:t>
+        <w:t xml:space="preserve">Product types are confirmed by someone who knows the products.</w:t>
+      </w:r>
+    </w:p>
+    <w:p>
+      <w:pPr>
+        <w:pStyle w:val="ListParagraph"/>
+        <w:numPr>
+          <w:ilvl w:val="0"/>
+          <w:numId w:val="3"/>
+        </w:numPr>
+        <w:spacing w:after="60"/>
+      </w:pPr>
+      <w:r>
+        <w:t xml:space="preserve">Nothing is marked Approved.</w:t>
       </w:r>
     </w:p>
     <w:p>
@@ -4639,7 +3584,7 @@
           <w:sz w:val="19"/>
           <w:szCs w:val="19"/>
         </w:rPr>
-        <w:t xml:space="preserve">Follow Playbook 10: Rights lookup. Dataset: [id]. Agency: [id or name]. Supplier: [id or name]. Date: [today]. Use right: [name or "all nine"]. Files: agreements, exceptions, profile terms and dataset ceilings [exports]. Walk the steps in order and show the result of each: active agreement in force, confirmed, profile term, exception override, dataset ceiling, derived-dataset rule. Give the final status per use right and the reason. Anything not confirmed is Unknown.</w:t>
+        <w:t xml:space="preserve">Follow Playbook 9: Import an existing price book. File: [price book file]. Sheet: [name or "first"]. Map the columns (product, unit, volume band, list price, floor price, term, revenue, customers). Set product_type for each line (data_license, api_access, software, service, other) and give the words behind it. Output the Playbook 2 columns with status Existing, and conferred_right only if clearly stated or named in the product. Never invent a price, floor or term: leave it blank and list it. Run the checks, then list the data and API products with revenue, customers and the right granted (or not stated), ranked by annual revenue, as the hand-off for the product manager.</w:t>
       </w:r>
     </w:p>
     <w:p>
@@ -4647,181 +3592,7 @@
         <w:pStyle w:val="Heading1"/>
       </w:pPr>
       <w:r>
-        <w:t xml:space="preserve">Playbook 11: Import an existing price book</w:t>
-      </w:r>
-    </w:p>
-    <w:p>
-      <w:pPr>
-        <w:spacing w:after="120"/>
-      </w:pPr>
-      <w:r>
-        <w:t xml:space="preserve"/>
-      </w:r>
-      <w:r>
-        <w:rPr>
-          <w:b/>
-          <w:bCs/>
-        </w:rPr>
-        <w:t xml:space="preserve">Purpose:</w:t>
-      </w:r>
-      <w:r>
-        <w:t xml:space="preserve"> start from the price book the business already uses. Bring it into the standard format, check it, and rank the register questions behind the data products by the revenue at risk. Do not wait for the register or for Legal.</w:t>
-      </w:r>
-    </w:p>
-    <w:p>
-      <w:pPr>
-        <w:spacing w:after="120"/>
-      </w:pPr>
-      <w:r>
-        <w:t xml:space="preserve"/>
-      </w:r>
-      <w:r>
-        <w:rPr>
-          <w:b/>
-          <w:bCs/>
-        </w:rPr>
-        <w:t xml:space="preserve">Attach:</w:t>
-      </w:r>
-      <w:r>
-        <w:t xml:space="preserve"> the price book as Excel or CSV (one sheet), and revenue and customer counts per product if you have them. For a big price book, ask someone to run the import script instead (see the repo), and use this playbook to review the result.</w:t>
-      </w:r>
-    </w:p>
-    <w:p>
-      <w:pPr>
-        <w:pStyle w:val="Heading2"/>
-      </w:pPr>
-      <w:r>
-        <w:t xml:space="preserve">Steps</w:t>
-      </w:r>
-    </w:p>
-    <w:p>
-      <w:pPr>
-        <w:pStyle w:val="ListParagraph"/>
-        <w:numPr>
-          <w:ilvl w:val="0"/>
-          <w:numId w:val="15"/>
-        </w:numPr>
-        <w:spacing w:after="60"/>
-      </w:pPr>
-      <w:r>
-        <w:t xml:space="preserve">Map the columns: product, category, unit, volume band, list price, floor price, term, revenue, customers. Show the mapping and ask for corrections.</w:t>
-      </w:r>
-    </w:p>
-    <w:p>
-      <w:pPr>
-        <w:pStyle w:val="ListParagraph"/>
-        <w:numPr>
-          <w:ilvl w:val="0"/>
-          <w:numId w:val="15"/>
-        </w:numPr>
-        <w:spacing w:after="60"/>
-      </w:pPr>
-      <w:r>
-        <w:t xml:space="preserve">Set product_type for each product: data_license, api_access, software, service or other. Give the words that led to each, and mark any guess as low confidence.</w:t>
-      </w:r>
-    </w:p>
-    <w:p>
-      <w:pPr>
-        <w:pStyle w:val="ListParagraph"/>
-        <w:numPr>
-          <w:ilvl w:val="0"/>
-          <w:numId w:val="15"/>
-        </w:numPr>
-        <w:spacing w:after="60"/>
-      </w:pPr>
-      <w:r>
-        <w:t xml:space="preserve">Write one row per tier with the standard columns (see Playbook 3). Prices written as "$1,200" become numbers. Bands such as "0 - 1M" and "1M - 10M" become tier_min and tier_max, with the higher tier starting one unit above the boundary. Status is Existing.</w:t>
-      </w:r>
-    </w:p>
-    <w:p>
-      <w:pPr>
-        <w:pStyle w:val="ListParagraph"/>
-        <w:numPr>
-          <w:ilvl w:val="0"/>
-          <w:numId w:val="15"/>
-        </w:numPr>
-        <w:spacing w:after="60"/>
-      </w:pPr>
-      <w:r>
-        <w:t xml:space="preserve">Never invent a price, a floor, a term or a conferred right. Leave it blank and list it under Missing. Say which tier model you assumed (all_units unless told otherwise).</w:t>
-      </w:r>
-    </w:p>
-    <w:p>
-      <w:pPr>
-        <w:pStyle w:val="ListParagraph"/>
-        <w:numPr>
-          <w:ilvl w:val="0"/>
-          <w:numId w:val="15"/>
-        </w:numPr>
-        <w:spacing w:after="60"/>
-      </w:pPr>
-      <w:r>
-        <w:t xml:space="preserve">Mark rights relevance: data_license = Required. api_access = Possible (do responses carry supplier or third-party content? ask). Software and services = None.</w:t>
-      </w:r>
-    </w:p>
-    <w:p>
-      <w:pPr>
-        <w:pStyle w:val="ListParagraph"/>
-        <w:numPr>
-          <w:ilvl w:val="0"/>
-          <w:numId w:val="15"/>
-        </w:numPr>
-        <w:spacing w:after="60"/>
-      </w:pPr>
-      <w:r>
-        <w:t xml:space="preserve">Run the manual checks from Playbook 3 (floor and list, tier overlaps and gaps, unit price and volume, volume cliffs). Report them as findings about the existing price book.</w:t>
-      </w:r>
-    </w:p>
-    <w:p>
-      <w:pPr>
-        <w:pStyle w:val="ListParagraph"/>
-        <w:numPr>
-          <w:ilvl w:val="0"/>
-          <w:numId w:val="15"/>
-        </w:numPr>
-        <w:spacing w:after="60"/>
-      </w:pPr>
-      <w:r>
-        <w:t xml:space="preserve">For each data product, guess the dataset it is built from (a placeholder such as DS-CAND-name) and ask whether it is a derived product or passthrough data. Use the Playbook 3 table to list the held rights the register will need, from the conferred rights the price book states.</w:t>
-      </w:r>
-    </w:p>
-    <w:p>
-      <w:pPr>
-        <w:pStyle w:val="ListParagraph"/>
-        <w:numPr>
-          <w:ilvl w:val="0"/>
-          <w:numId w:val="15"/>
-        </w:numPr>
-        <w:spacing w:after="60"/>
-      </w:pPr>
-      <w:r>
-        <w:t xml:space="preserve">List the data products and the possible-data API products, with annual revenue, customers, the rights granted to customers that the price book states, and the held rights needed. Rank by annual revenue, putting resale, redistribution, derivative and AI rights ahead of internal use when revenue is similar. This is the proposed order for register intake.</w:t>
-      </w:r>
-    </w:p>
-    <w:p>
-      <w:pPr>
-        <w:spacing w:after="120"/>
-      </w:pPr>
-      <w:r>
-        <w:t xml:space="preserve"/>
-      </w:r>
-      <w:r>
-        <w:rPr>
-          <w:b/>
-          <w:bCs/>
-        </w:rPr>
-        <w:t xml:space="preserve">Output order:</w:t>
-      </w:r>
-      <w:r>
-        <w:t xml:space="preserve"> headline (lines imported, products by type, revenue on lines that need a rights check), the mapping, the standard table, product types with low-confidence guesses, check results, intake priority table, decisions needed, inputs and assumptions, missing.</w:t>
-      </w:r>
-    </w:p>
-    <w:p>
-      <w:pPr>
-        <w:pStyle w:val="Heading2"/>
-      </w:pPr>
-      <w:r>
-        <w:t xml:space="preserve">Check before you use it</w:t>
+        <w:t xml:space="preserve">Calculations Copilot should not do alone</w:t>
       </w:r>
     </w:p>
     <w:p>
@@ -4834,113 +3605,7 @@
         <w:spacing w:after="60"/>
       </w:pPr>
       <w:r>
-        <w:t xml:space="preserve">Row counts and total revenue match the source file.</w:t>
-      </w:r>
-    </w:p>
-    <w:p>
-      <w:pPr>
-        <w:pStyle w:val="ListParagraph"/>
-        <w:numPr>
-          <w:ilvl w:val="0"/>
-          <w:numId w:val="3"/>
-        </w:numPr>
-        <w:spacing w:after="60"/>
-      </w:pPr>
-      <w:r>
-        <w:t xml:space="preserve">Nothing was invented: every blank in the source is still blank, and listed.</w:t>
-      </w:r>
-    </w:p>
-    <w:p>
-      <w:pPr>
-        <w:pStyle w:val="ListParagraph"/>
-        <w:numPr>
-          <w:ilvl w:val="0"/>
-          <w:numId w:val="3"/>
-        </w:numPr>
-        <w:spacing w:after="60"/>
-      </w:pPr>
-      <w:r>
-        <w:t xml:space="preserve">Product types are confirmed by someone who knows the products.</w:t>
-      </w:r>
-    </w:p>
-    <w:p>
-      <w:pPr>
-        <w:pStyle w:val="ListParagraph"/>
-        <w:numPr>
-          <w:ilvl w:val="0"/>
-          <w:numId w:val="3"/>
-        </w:numPr>
-        <w:spacing w:after="60"/>
-      </w:pPr>
-      <w:r>
-        <w:t xml:space="preserve">Nothing is marked Approved and no Legal column is filled in.</w:t>
-      </w:r>
-    </w:p>
-    <w:p>
-      <w:pPr>
-        <w:spacing w:after="40" w:before="60"/>
-      </w:pPr>
-      <w:r>
-        <w:rPr>
-          <w:b/>
-          <w:bCs/>
-          <w:color w:val="1F4E79"/>
-          <w:sz w:val="20"/>
-          <w:szCs w:val="20"/>
-        </w:rPr>
-        <w:t xml:space="preserve">Prompt to copy</w:t>
-      </w:r>
-    </w:p>
-    <w:p>
-      <w:pPr>
-        <w:pBdr>
-          <w:left w:val="single" w:color="1F4E79" w:sz="18" w:space="8"/>
-        </w:pBdr>
-        <w:shd w:fill="F2F2F2" w:color="auto" w:val="clear"/>
-        <w:spacing w:after="160"/>
-        <w:ind w:left="200"/>
-      </w:pPr>
-      <w:r>
-        <w:rPr>
-          <w:rFonts w:ascii="Consolas" w:cs="Consolas" w:eastAsia="Consolas" w:hAnsi="Consolas"/>
-          <w:sz w:val="19"/>
-          <w:szCs w:val="19"/>
-        </w:rPr>
-        <w:t xml:space="preserve">Follow Playbook 11: Import an existing price book. File: [price book file]. Sheet: [name or "first"]. Do not wait for the register or Legal. Map the columns (product, unit, volume band, list price, floor price, term, revenue, customers). Set product_type for each line (data_license, api_access, software, service, other) and give the words behind it. Output the Playbook 3 columns with status Existing, and conferred_right only if clearly stated (leave data_form blank). Never invent a price, floor or term: leave it blank and list it. Run the checks, then for each data product list the held rights the register will need (Playbook 3 table) and rank them by annual revenue as the intake order.</w:t>
-      </w:r>
-    </w:p>
-    <w:p>
-      <w:pPr>
-        <w:pStyle w:val="Heading1"/>
-      </w:pPr>
-      <w:r>
-        <w:t xml:space="preserve">Calculations Copilot should not do alone</w:t>
-      </w:r>
-    </w:p>
-    <w:p>
-      <w:pPr>
-        <w:pStyle w:val="ListParagraph"/>
-        <w:numPr>
-          <w:ilvl w:val="0"/>
-          <w:numId w:val="3"/>
-        </w:numPr>
-        <w:spacing w:after="60"/>
-      </w:pPr>
-      <w:r>
-        <w:t xml:space="preserve">The price corridor and conferred-right ladder for a real decision (use the script or an Excel model, then compare).</w:t>
-      </w:r>
-    </w:p>
-    <w:p>
-      <w:pPr>
-        <w:pStyle w:val="ListParagraph"/>
-        <w:numPr>
-          <w:ilvl w:val="0"/>
-          <w:numId w:val="3"/>
-        </w:numPr>
-        <w:spacing w:after="60"/>
-      </w:pPr>
-      <w:r>
-        <w:t xml:space="preserve">Effective rights and coverage across many parties (use the resolver).</w:t>
+        <w:t xml:space="preserve">The price corridor and granted-right ladder for a real decision (use the script or an Excel model, then compare).</w:t>
       </w:r>
     </w:p>
     <w:p>
@@ -5319,30 +3984,6 @@
     </w:lvl>
   </w:abstractNum>
   <w:abstractNum w:abstractNumId="13" w15:restartNumberingAfterBreak="0">
-    <w:multiLevelType w:val="hybridMultilevel"/>
-    <w:lvl w:ilvl="0" w15:tentative="1">
-      <w:start w:val="1"/>
-      <w:numFmt w:val="decimal"/>
-      <w:lvlText w:val="%1."/>
-      <w:lvlJc w:val="left"/>
-      <w:pPr>
-        <w:ind w:left="540" w:hanging="360"/>
-      </w:pPr>
-    </w:lvl>
-  </w:abstractNum>
-  <w:abstractNum w:abstractNumId="14" w15:restartNumberingAfterBreak="0">
-    <w:multiLevelType w:val="hybridMultilevel"/>
-    <w:lvl w:ilvl="0" w15:tentative="1">
-      <w:start w:val="1"/>
-      <w:numFmt w:val="decimal"/>
-      <w:lvlText w:val="%1."/>
-      <w:lvlJc w:val="left"/>
-      <w:pPr>
-        <w:ind w:left="540" w:hanging="360"/>
-      </w:pPr>
-    </w:lvl>
-  </w:abstractNum>
-  <w:abstractNum w:abstractNumId="15" w15:restartNumberingAfterBreak="0">
     <w:multiLevelType w:val="hybridMultilevel"/>
     <w:lvl w:ilvl="0" w15:tentative="1">
       <w:start w:val="1"/>
@@ -5428,18 +4069,6 @@
   </w:num>
   <w:num w:numId="13">
     <w:abstractNumId w:val="13"/>
-    <w:lvlOverride w:ilvl="0">
-      <w:startOverride w:val="1"/>
-    </w:lvlOverride>
-  </w:num>
-  <w:num w:numId="14">
-    <w:abstractNumId w:val="14"/>
-    <w:lvlOverride w:ilvl="0">
-      <w:startOverride w:val="1"/>
-    </w:lvlOverride>
-  </w:num>
-  <w:num w:numId="15">
-    <w:abstractNumId w:val="15"/>
     <w:lvlOverride w:ilvl="0">
       <w:startOverride w:val="1"/>
     </w:lvlOverride>
